--- a/relatorio/Relatorio_T5_etcd_EnfaseB.docx
+++ b/relatorio/Relatorio_T5_etcd_EnfaseB.docx
@@ -684,7 +684,7 @@
         <w:jc w:val="both"/>
       </w:pPr>
       <w:r>
-        <w:t xml:space="preserve">Este trabalho investiga, de forma experimental, o etcd, serviço de coordenação que mantém configuração e estado crítico replicados por meio do algoritmo de consenso Raft e que serve de base ao Kubernetes. Um cluster de três membros foi montado com Docker Compose em um único computador, com redes separadas para o tráfego Raft e para os clientes, e submetido a uma bateria de nove experimentos reprodutíveis, automatizados por scripts: subida e topologia, caminho de uma escrita, replicação, consistência, falha e quórum, partição de rede, recuperação por log e por snapshot, coordenação e ordenação e, como aprofundamento (ênfase B), travas distribuídas com leases e fencing tokens. Os resultados confirmam que o etcd é um sistema CP: a escrita exige maioria (2 de 3), o lado minoritário de uma partição recusa escritas e leituras linearizáveis, e apenas leituras serializáveis devolvem valores desatualizados. A eleição de um novo líder após a queda abrupta levou 1216 ± 364 ms, coerente com o election timeout de 1 s, e a recuperação de um membro após uma partição mostrou-se dominada pelo backoff de retransmissão do TCP, e não pelo Raft. Na ênfase B, congelar o detentor de uma trava além do TTL do seu lease provocou violação da exclusão mútua em 5 de 5 repetições (atualizações perdidas); o uso da revisão da chave da trava como fencing token fez o recurso rejeitar a escrita atrasada em 5 de 5 repetições, eliminando a violação.</w:t>
+        <w:t>Este trabalho investiga experimentalmente o etcd, serviço de coordenação que replica configuração e estado crítico com o algoritmo de consenso Raft. Um cluster de três membros foi montado com Docker Compose, com redes separadas para o tráfego Raft e para os clientes, e submetido a nove experimentos: topologia, caminho de uma escrita, replicação, consistência, falha e quórum, partição, recuperação por log e por snapshot, coordenação e, na ênfase B, travas com leases e fencing tokens. Os resultados mostram um sistema CP: a escrita exige maioria (2 de 3) e o lado minoritário de uma partição recusa escritas e leituras linearizáveis; só a leitura serializável devolve valores antigos. A eleição após a queda do líder levou 1216 ± 364 ms, e a recuperação após partições mostrou-se compatível com o backoff de retransmissão do TCP. Na ênfase B, congelar o detentor da trava além do TTL violou a exclusão mútua em 5 de 5 repetições; usar a revisão da trava como fencing token fez o recurso rejeitar a escrita atrasada em 5 de 5.</w:t>
       </w:r>
     </w:p>
     <w:p>
@@ -1733,27 +1733,6 @@
         </w:p>
       </w:sdtContent>
     </w:sdt>
-    <w:p>
-      <w:pPr>
-        <w:spacing w:before="200"/>
-        <w:sectPr>
-          <w:pgSz w:w="11906" w:h="16838" w:orient="portrait"/>
-          <w:pgMar w:top="1701" w:right="1134" w:bottom="1134" w:left="1701" w:header="851" w:footer="708" w:gutter="0"/>
-          <w:pgNumType/>
-          <w:docGrid w:linePitch="360"/>
-        </w:sectPr>
-      </w:pPr>
-      <w:r>
-        <w:rPr>
-          <w:b/>
-          <w:bCs/>
-          <w:sz w:val="18"/>
-          <w:szCs w:val="18"/>
-          <w:highlight w:val="yellow"/>
-        </w:rPr>
-        <w:t xml:space="preserve">[Se o sumário aparecer vazio: clique com o botão direito sobre ele e escolha "Atualizar campo" &gt; "Atualizar o índice inteiro"]</w:t>
-      </w:r>
-    </w:p>
     <w:p>
       <w:pPr>
         <w:pStyle w:val="Heading1"/>
@@ -2458,7 +2437,7 @@
                 <w:szCs w:val="18"/>
                 <w:highlight w:val="yellow"/>
               </w:rPr>
-              <w:t xml:space="preserve">[LINK DO REPOSITÓRIO GIT]</w:t>
+              <w:t>https://github.com/GuiSchveitzer/Trabalho-2-Sistemas-Distribuidos</w:t>
             </w:r>
           </w:p>
         </w:tc>
@@ -6174,7 +6153,7 @@
         <w:jc w:val="both"/>
       </w:pPr>
       <w:r>
-        <w:t xml:space="preserve">Todos os tempos exigidos pelo requisito R7 foram medidos pelo menos cinco vezes, e as tabelas trazem os valores individuais, a média e o desvio padrão amostral. As medições de latência agregam 50 operações por rodada. A detecção de eventos é feita por sondagem (</w:t>
+        <w:t>Todos os tempos exigidos pelo requisito R7 foram medidos pelo menos cinco vezes, e as tabelas trazem os valores individuais, a média e o desvio padrão amostral. As medições de latência agregam 50 operações por rodada; nesses casos, cada um dos cinco valores das tabelas é a média de uma rodada, e o desvio padrão é calculado entre essas médias, por isso é menor que a variação entre operações individuais. A detecção de eventos é feita por sondagem (</w:t>
       </w:r>
       <w:r>
         <w:rPr>
@@ -8348,7 +8327,7 @@
           <w:sz w:val="15"/>
           <w:szCs w:val="15"/>
         </w:rPr>
-        <w:t xml:space="preserve">                 "create_revision":...,"mod_revision":...,"version":2,"value":"di0xMjI1MTM="}}]}</w:t>
+        <w:t xml:space="preserve">                 "create_revision":...,"mod_revision":...,"version":1,"value":"di0xMjI1MTM="}}]}</w:t>
       </w:r>
     </w:p>
     <w:p>
@@ -12016,7 +11995,7 @@
           <w:sz w:val="15"/>
           <w:szCs w:val="15"/>
         </w:rPr>
-        <w:t xml:space="preserve">endpoint status do etcd1 sozinho:  IS LEADER false | RAFT TERM 9 | ERRORS: etcdserver: no leader</w:t>
+        <w:t>endpoint status do etcd1 sozinho:  IS LEADER false | RAFT TERM 8 | ERRORS: etcdserver: no leader</w:t>
       </w:r>
     </w:p>
     <w:p>
@@ -15014,7 +14993,7 @@
         <w:jc w:val="both"/>
       </w:pPr>
       <w:r>
-        <w:t xml:space="preserve">A Tabela confirma a hipótese no aspecto que importa: o tempo de recuperação </w:t>
+        <w:t xml:space="preserve">A Tabela 11 é compatível com a hipótese no aspecto que importa: o tempo de recuperação </w:t>
       </w:r>
       <w:r>
         <w:rPr>
@@ -15035,7 +15014,7 @@
         <w:t xml:space="preserve">ferramentas/ajuste_rto.py</w:t>
       </w:r>
       <w:r>
-        <w:t xml:space="preserve">), o melhor valor foi 221 ms — compatível com o cálculo do Linux, em que o RTO é o RTT suavizado somado a um termo de variância, com piso de 200 ms —, e o erro médio caiu de 5,4 s para 0,66 s. O erro residual é esperado: há várias conexões TCP entre cada par de membros (fluxos distintos para mensagens e para AppendEntries), cada uma com sua própria agenda, e o primeiro segmento perdido não ocorre exatamente no instante do isolamento.</w:t>
+        <w:t>), o melhor valor foi 221 ms — compatível com o cálculo do Linux, em que o RTO é o RTT suavizado somado a um termo de variância, com piso de 200 ms —, e o erro médio caiu de 5,4 s para 0,66 s. O erro residual é esperado: há várias conexões TCP entre cada par de membros (fluxos distintos para mensagens e para AppendEntries), cada uma com sua própria agenda, e o primeiro segmento perdido não ocorre exatamente no instante do isolamento. Como o RTO foi ajustado aos próprios pontos medidos, o ajuste mostra compatibilidade, e não prova a hipótese; uma confirmação independente seria capturar o tráfego entre os pares (tcpdump) durante a reconexão.</w:t>
       </w:r>
     </w:p>
     <w:p>
@@ -15288,7 +15267,7 @@
         <w:t xml:space="preserve">snapshot do banco inteiro</w:t>
       </w:r>
       <w:r>
-        <w:t xml:space="preserve"> (2,2 MB, índice 12 011) em uma única transferência de ≈ 11 ms. O seguidor substituiu seu estado pelo snapshot e ficou idêntico aos demais (mesmo hashkv) 321 ms após o processo iniciar, tempo que inclui a inicialização do etcd. O snapshot torna o custo de recuperação proporcional ao tamanho do estado, e não ao tamanho do histórico — 12 000 escritas viraram 2,2 MB, e um histórico de milhões de escritas sobre as mesmas chaves geraria um snapshot do mesmo tamanho. A relação com estado global é direta: o snapshot de uma réplica no índice </w:t>
+        <w:t xml:space="preserve"> (2,2 MB, índice 12 011) em uma única transferência de ≈ 11 ms. O seguidor substituiu seu estado pelo snapshot e ficou idêntico aos demais (mesmo hashkv). A ferramenta de medição só conseguiu consultar o membro 321 ms após o processo iniciar e, nessa primeira resposta, ele já havia aplicado o snapshot (por isso a evidência registra entradas=-1, isto é, nenhuma entrada pendente); esse valor é, portanto, um limite superior dominado pela inicialização do etcd, e não pela transferência, que levou ≈ 11 ms segundo os logs do líder. O snapshot torna o custo de recuperação proporcional ao tamanho do estado, e não ao tamanho do histórico — 12 000 escritas viraram 2,2 MB, e um histórico de milhões de escritas sobre as mesmas chaves geraria um snapshot do mesmo tamanho. A relação com estado global é direta: o snapshot de uma réplica no índice </w:t>
       </w:r>
       <w:r>
         <w:rPr>
@@ -17798,7 +17777,7 @@
         <w:jc w:val="both"/>
       </w:pPr>
       <w:r>
-        <w:t xml:space="preserve">Na exclusão mútua, worker2 nunca obteve a trava enquanto worker1 vivia (o script verifica isso em todas as rodadas) e assumiu 8,0 ± 0,2 s após a morte do detentor, dentro do intervalo previsto de 6,7 a 10 s. A pequena dispersão tem explicação: o contêiner é morto sempre cerca de 2 s depois de worker1 obter a trava, antes da primeira renovação do lease (que ocorreria aos 3,3 s), então o lease vence ≈ 10 s após a concessão, ou ≈ 8 s após a morte, mais o tempo de o etcd detectar o vencimento e notificar o próximo da fila. A revisão da chave da trava cresceu a cada detentor (6 → 8, 10 → 12, ...), propriedade explorada na ênfase B. Na eleição, o segundo candidato só assumiu ≈ 57 s após a morte do primeiro: o </w:t>
+        <w:t xml:space="preserve">Na exclusão mútua, worker2 nunca obteve a trava enquanto worker1 vivia (o script verifica isso em todas as rodadas) e assumiu 8,0 ± 0,2 s após a morte do detentor, dentro do intervalo previsto de 6,7 a 10 s. A pequena dispersão tem explicação: o contêiner é morto sempre cerca de 2 s depois de worker1 obter a trava, antes da primeira renovação do lease (que ocorreria aos 3,3 s), então o lease vence ≈ 10 s após a concessão, ou ≈ 8 s após a morte, mais o tempo de o etcd detectar o vencimento e notificar o próximo da fila. A revisão da chave da trava cresceu a cada detentor (6 → 8, 10 → 12, ...), propriedade explorada na ênfase B. Na eleição, o segundo candidato só assumiu ≈ 57 s após a morte do primeiro (medição única; ver Seção 8): o </w:t>
       </w:r>
       <w:r>
         <w:rPr>
@@ -17947,7 +17926,7 @@
         <w:t xml:space="preserve">create_revision</w:t>
       </w:r>
       <w:r>
-        <w:t xml:space="preserve"> da chave da trava. Dentro da seção crítica, o worker lê o contador, processa por um tempo e escreve o valor + 1, enviando o token. O trecho essencial de cada lado:</w:t>
+        <w:t xml:space="preserve"> da chave da trava. Dentro da seção crítica, o worker lê o contador, processa por um tempo e escreve o valor + 1, enviando o token. A trava é a mesma do etcdctl lock — a receita do pacote concurrency descrita na Seção 2.3, com a chave trava/&lt;lease&gt; e a fila pela create_revision —, acessada pelo serviço Lock da API v3, e não pelo comando, para que o worker controle o próprio lease (TTL de 5 s) e leia a revisão da chave; o E8 usa o etcdctl lock diretamente e mostra a mesma revisão crescente em ETCD_LOCK_REV. O trecho essencial de cada lado:</w:t>
       </w:r>
     </w:p>
     <w:p>
@@ -18696,7 +18675,7 @@
           <w:sz w:val="20"/>
           <w:szCs w:val="20"/>
         </w:rPr>
-        <w:t xml:space="preserve"> – Linha do tempo dos cenários 1 e 2 da ênfase B (tokens de uma execução anterior; o padrão se repete em todas)</w:t>
+        <w:t xml:space="preserve"> – Linha do tempo dos cenários 1 e 2 da ênfase B (tokens de e9_cenario1.txt e e9_cenario2.txt)</w:t>
       </w:r>
     </w:p>
     <w:p>
@@ -20966,7 +20945,7 @@
         <w:t xml:space="preserve">snapshot completo</w:t>
       </w:r>
       <w:r>
-        <w:t xml:space="preserve"> do banco (E7b: 2,2 MB no índice 12 011, aplicado em ≈ 0,3 s). O snapshot de uma réplica em um índice é um </w:t>
+        <w:t xml:space="preserve"> do banco (E7b: 2,2 MB no índice 12 011, transferido em ≈ 11 ms; membro pronto em até 0,3 s após iniciar). O snapshot de uma réplica em um índice é um </w:t>
       </w:r>
       <w:r>
         <w:rPr>
@@ -22279,7 +22258,7 @@
                 <w:sz w:val="18"/>
                 <w:szCs w:val="18"/>
               </w:rPr>
-              <w:t xml:space="preserve">WAL + snapshot local; catch-up incremental por AppendEntries ou snapshot completo se o log foi compactado (2,2 MB em ≈ 0,3 s); tempo após partição dominado pelo backoff do TCP. (Q12, E7, E7b)</w:t>
+              <w:t>WAL + snapshot local; catch-up incremental por AppendEntries ou snapshot completo se o log foi compactado (2,2 MB transferidos em ≈ 11 ms); tempo após partição compatível com o backoff do TCP. (Q12, E7, E7b)</w:t>
             </w:r>
           </w:p>
         </w:tc>
@@ -22541,7 +22520,7 @@
         <w:t xml:space="preserve">Medições.</w:t>
       </w:r>
       <w:r>
-        <w:t xml:space="preserve"> Cinco repetições dão uma estimativa grosseira da variabilidade, insuficiente para distribuições bimodais como a do E7, que foi analisada com uma varredura dedicada. A sondagem tem resolução de 5 a 10 ms, e as latências incluem o custo do gateway HTTP/JSON, não do gRPC nativo.</w:t>
+        <w:t xml:space="preserve"> Cinco repetições dão uma estimativa grosseira da variabilidade, insuficiente para distribuições bimodais como a do E7, que foi analisada com uma varredura dedicada. A sondagem tem resolução de 5 a 10 ms, e as latências incluem o custo do gateway HTTP/JSON, não do gRPC nativo. A troca de líder de aplicação com etcdctl elect foi medida uma única vez (≈ 57 s), porque cada repetição dura cerca de um minuto por causa do TTL de 60 s; as cinco repetições do R7 foram feitas para a eleição do Raft (E5) e para a tomada da trava (E8 e E9). Nas latências (E3 e E4), o desvio padrão é calculado entre as médias das rodadas, e não entre operações individuais.</w:t>
       </w:r>
     </w:p>
     <w:p>
@@ -22613,7 +22592,7 @@
         <w:jc w:val="both"/>
       </w:pPr>
       <w:r>
-        <w:t xml:space="preserve">Dois resultados foram além da previsão. No E7, a recuperação após uma partição levou segundos, e não milissegundos, e o tempo oscilou em dente de serra conforme a duração da partição: a varredura mostrou que ele segue a agenda de retransmissões do TCP, e não o Raft — um exemplo concreto de que a detecção de falhas depende de todas as camadas do sistema. Na ênfase B, a exclusão mútua oferecida pelo etcd mostrou-se correta e, ainda assim, insuficiente sozinha: um detentor pausado além do TTL violou a exclusão em todas as repetições, porque a falha acontece fora do serviço de coordenação. A correção só funcionou quando o recurso protegido passou a verificar o fencing token. A conclusão prática é que uma trava distribuída baseada em lease é um mecanismo de </w:t>
+        <w:t xml:space="preserve">Dois resultados foram além da previsão. No E7, a recuperação após uma partição levou segundos, e não milissegundos, e o tempo oscilou em dente de serra conforme a duração da partição: a varredura mostrou um padrão compatível com a agenda de retransmissões do TCP, e não com o Raft — um exemplo concreto de que a detecção de falhas depende de todas as camadas do sistema. Na ênfase B, a exclusão mútua oferecida pelo etcd mostrou-se correta e, ainda assim, insuficiente sozinha: um detentor pausado além do TTL violou a exclusão em todas as repetições, porque a falha acontece fora do serviço de coordenação. A correção só funcionou quando o recurso protegido passou a verificar o fencing token. A conclusão prática é que uma trava distribuída baseada em lease é um mecanismo de </w:t>
       </w:r>
       <w:r>
         <w:rPr>
@@ -23469,7 +23448,7 @@
         <w:t xml:space="preserve">docker-compose.yml</w:t>
       </w:r>
       <w:r>
-        <w:t xml:space="preserve"> e dos scripts de experimento, escrita da ferramenta de medição e do código da ênfase B, depuração de problemas do ambiente (Seção 3.4), elaboração dos diagramas e redação de uma primeira versão deste relatório. </w:t>
+        <w:t xml:space="preserve"> e dos scripts de experimento, escrita da ferramenta de medição e do código da ênfase B, depuração de problemas do ambiente (Seção 3.4), elaboração dos diagramas e redação de uma primeira versão deste relatório. A revisão de conformidade com o roteiro, a correção de divergências entre o texto e as evidências e a nova versão das Figuras 2, 3 e 4 (script relatorio/figuras/gerar_figuras.py) também foram feitas com o Claude Code. </w:t>
       </w:r>
       <w:r>
         <w:rPr>

--- a/relatorio/Relatorio_T5_etcd_EnfaseB.docx
+++ b/relatorio/Relatorio_T5_etcd_EnfaseB.docx
@@ -5749,7 +5749,40 @@
         <w:t xml:space="preserve">evidencias/</w:t>
       </w:r>
       <w:r>
-        <w:t xml:space="preserve">. A partir da raiz do repositório:</w:t>
+        <w:t xml:space="preserve">; os arquivos intermediários (logs brutos dos workers e valores parciais das medições) ficam em um diretório temporário (</w:t>
+      </w:r>
+      <w:r>
+        <w:rPr>
+          <w:rFonts w:ascii="Consolas" w:cs="Consolas" w:eastAsia="Consolas" w:hAnsi="Consolas"/>
+          <w:sz w:val="21"/>
+          <w:szCs w:val="21"/>
+        </w:rPr>
+        <w:t xml:space="preserve">$TMPDIR/t5-etcd</w:t>
+      </w:r>
+      <w:r>
+        <w:t xml:space="preserve">), e só o resultado consolidado vai para as evidências. O script </w:t>
+      </w:r>
+      <w:r>
+        <w:rPr>
+          <w:rFonts w:ascii="Consolas" w:cs="Consolas" w:eastAsia="Consolas" w:hAnsi="Consolas"/>
+          <w:sz w:val="21"/>
+          <w:szCs w:val="21"/>
+        </w:rPr>
+        <w:t xml:space="preserve">scripts/executar_todos.sh</w:t>
+      </w:r>
+      <w:r>
+        <w:t xml:space="preserve"> recria o ambiente do zero e roda toda a bateria (≈ 20 min), e </w:t>
+      </w:r>
+      <w:r>
+        <w:rPr>
+          <w:rFonts w:ascii="Consolas" w:cs="Consolas" w:eastAsia="Consolas" w:hAnsi="Consolas"/>
+          <w:sz w:val="21"/>
+          <w:szCs w:val="21"/>
+        </w:rPr>
+        <w:t xml:space="preserve">relatorio/figuras/gerar_figuras.py</w:t>
+      </w:r>
+      <w:r>
+        <w:t xml:space="preserve"> refaz, a partir das evidências, as Figuras 2, 3 e 4. A partir da raiz do repositório:</w:t>
       </w:r>
     </w:p>
     <w:p>
@@ -5827,6 +5860,46 @@
           <w:szCs w:val="15"/>
         </w:rPr>
         <w:t xml:space="preserve">bash scripts/e9_trava_fencing.sh      # E9 - enfase B (cenarios 0, 1, 2, 3 e repeticoes)</w:t>
+      </w:r>
+    </w:p>
+    <w:p>
+      <w:pPr>
+        <w:keepNext/>
+        <w:keepLines/>
+        <w:pBdr>
+          <w:left w:val="single" w:color="BFBFBF" w:sz="4" w:space="4"/>
+          <w:right w:val="single" w:color="BFBFBF" w:sz="4" w:space="4"/>
+        </w:pBdr>
+        <w:shd w:fill="F2F2F2" w:color="auto" w:val="clear"/>
+        <w:spacing w:after="0" w:before="0" w:line="240"/>
+      </w:pPr>
+      <w:r>
+        <w:rPr>
+          <w:rFonts w:ascii="Consolas" w:cs="Consolas" w:eastAsia="Consolas" w:hAnsi="Consolas"/>
+          <w:sz w:val="15"/>
+          <w:szCs w:val="15"/>
+        </w:rPr>
+        <w:t xml:space="preserve">bash scripts/executar_todos.sh        # recria o ambiente e roda E1 a E9 (~20 min)</w:t>
+      </w:r>
+    </w:p>
+    <w:p>
+      <w:pPr>
+        <w:keepNext/>
+        <w:keepLines/>
+        <w:pBdr>
+          <w:left w:val="single" w:color="BFBFBF" w:sz="4" w:space="4"/>
+          <w:right w:val="single" w:color="BFBFBF" w:sz="4" w:space="4"/>
+        </w:pBdr>
+        <w:shd w:fill="F2F2F2" w:color="auto" w:val="clear"/>
+        <w:spacing w:after="0" w:before="0" w:line="240"/>
+      </w:pPr>
+      <w:r>
+        <w:rPr>
+          <w:rFonts w:ascii="Consolas" w:cs="Consolas" w:eastAsia="Consolas" w:hAnsi="Consolas"/>
+          <w:sz w:val="15"/>
+          <w:szCs w:val="15"/>
+        </w:rPr>
+        <w:t xml:space="preserve">python relatorio/figuras/gerar_figuras.py   # refaz as Figuras 2, 3 e 4</w:t>
       </w:r>
     </w:p>
     <w:p>
@@ -15267,7 +15340,7 @@
         <w:t xml:space="preserve">snapshot do banco inteiro</w:t>
       </w:r>
       <w:r>
-        <w:t xml:space="preserve"> (2,2 MB, índice 12 011) em uma única transferência de ≈ 11 ms. O seguidor substituiu seu estado pelo snapshot e ficou idêntico aos demais (mesmo hashkv). A ferramenta de medição só conseguiu consultar o membro 321 ms após o processo iniciar e, nessa primeira resposta, ele já havia aplicado o snapshot (por isso a evidência registra entradas=-1, isto é, nenhuma entrada pendente); esse valor é, portanto, um limite superior dominado pela inicialização do etcd, e não pela transferência, que levou ≈ 11 ms segundo os logs do líder. O snapshot torna o custo de recuperação proporcional ao tamanho do estado, e não ao tamanho do histórico — 12 000 escritas viraram 2,2 MB, e um histórico de milhões de escritas sobre as mesmas chaves geraria um snapshot do mesmo tamanho. A relação com estado global é direta: o snapshot de uma réplica no índice </w:t>
+        <w:t xml:space="preserve"> (2,2 MB, índice 12 011) em uma única transferência de ≈ 11 ms. O seguidor substituiu seu estado pelo snapshot e ficou idêntico aos demais (mesmo hashkv). A ferramenta de medição só conseguiu consultar o membro 321 ms após o processo iniciar e, nessa primeira resposta, ele já havia aplicado o snapshot (por isso a evidência registra entradas=-1, isto é, nenhuma entrada pendente; depois desta execução, a ferramenta etcd_http.py foi ajustada para imprimir, nesse caso, entradas=0 com o aviso “já alcançado na primeira consulta”); esse valor é, portanto, um limite superior dominado pela inicialização do etcd, e não pela transferência, que levou ≈ 11 ms segundo os logs do líder. O snapshot torna o custo de recuperação proporcional ao tamanho do estado, e não ao tamanho do histórico — 12 000 escritas viraram 2,2 MB, e um histórico de milhões de escritas sobre as mesmas chaves geraria um snapshot do mesmo tamanho. A relação com estado global é direta: o snapshot de uma réplica no índice </w:t>
       </w:r>
       <w:r>
         <w:rPr>

--- a/relatorio/Relatorio_T5_etcd_EnfaseB.docx
+++ b/relatorio/Relatorio_T5_etcd_EnfaseB.docx
@@ -268,314 +268,6 @@
           <w:szCs w:val="24"/>
         </w:rPr>
         <w:t xml:space="preserve">Trabalho 2 – Tema T5, Ênfase B</w:t>
-      </w:r>
-    </w:p>
-    <w:p>
-      <w:pPr>
-        <w:spacing w:line="360"/>
-      </w:pPr>
-      <w:r>
-        <w:t xml:space="preserve"/>
-      </w:r>
-    </w:p>
-    <w:p>
-      <w:pPr>
-        <w:spacing w:line="360"/>
-      </w:pPr>
-      <w:r>
-        <w:t xml:space="preserve"/>
-      </w:r>
-    </w:p>
-    <w:p>
-      <w:pPr>
-        <w:spacing w:line="360"/>
-      </w:pPr>
-      <w:r>
-        <w:t xml:space="preserve"/>
-      </w:r>
-    </w:p>
-    <w:p>
-      <w:pPr>
-        <w:spacing w:line="360"/>
-      </w:pPr>
-      <w:r>
-        <w:t xml:space="preserve"/>
-      </w:r>
-    </w:p>
-    <w:p>
-      <w:pPr>
-        <w:spacing w:line="360"/>
-      </w:pPr>
-      <w:r>
-        <w:t xml:space="preserve"/>
-      </w:r>
-    </w:p>
-    <w:p>
-      <w:pPr>
-        <w:spacing w:line="360"/>
-      </w:pPr>
-      <w:r>
-        <w:t xml:space="preserve"/>
-      </w:r>
-    </w:p>
-    <w:p>
-      <w:pPr>
-        <w:spacing w:line="360"/>
-      </w:pPr>
-      <w:r>
-        <w:t xml:space="preserve"/>
-      </w:r>
-    </w:p>
-    <w:p>
-      <w:pPr>
-        <w:spacing w:after="0" w:line="360"/>
-        <w:jc w:val="center"/>
-      </w:pPr>
-      <w:r>
-        <w:rPr>
-          <w:b w:val="false"/>
-          <w:bCs w:val="false"/>
-          <w:caps w:val="false"/>
-          <w:sz w:val="24"/>
-          <w:szCs w:val="24"/>
-        </w:rPr>
-        <w:t xml:space="preserve">ITAJAÍ</w:t>
-      </w:r>
-    </w:p>
-    <w:p>
-      <w:pPr>
-        <w:spacing w:after="0" w:line="360"/>
-        <w:jc w:val="center"/>
-      </w:pPr>
-      <w:r>
-        <w:rPr>
-          <w:b w:val="false"/>
-          <w:bCs w:val="false"/>
-          <w:caps w:val="false"/>
-          <w:sz w:val="24"/>
-          <w:szCs w:val="24"/>
-        </w:rPr>
-        <w:t xml:space="preserve">2026</w:t>
-      </w:r>
-    </w:p>
-    <w:p>
-      <w:pPr>
-        <w:pageBreakBefore/>
-      </w:pPr>
-    </w:p>
-    <w:p>
-      <w:pPr>
-        <w:spacing w:after="0" w:line="360"/>
-        <w:jc w:val="center"/>
-      </w:pPr>
-      <w:r>
-        <w:rPr>
-          <w:b w:val="false"/>
-          <w:bCs w:val="false"/>
-          <w:caps w:val="false"/>
-          <w:sz w:val="24"/>
-          <w:szCs w:val="24"/>
-          <w:highlight w:val="yellow"/>
-        </w:rPr>
-        <w:t xml:space="preserve">[NOME DO INTEGRANTE 1]</w:t>
-      </w:r>
-    </w:p>
-    <w:p>
-      <w:pPr>
-        <w:spacing w:after="0" w:line="360"/>
-        <w:jc w:val="center"/>
-      </w:pPr>
-      <w:r>
-        <w:rPr>
-          <w:b w:val="false"/>
-          <w:bCs w:val="false"/>
-          <w:caps w:val="false"/>
-          <w:sz w:val="24"/>
-          <w:szCs w:val="24"/>
-          <w:highlight w:val="yellow"/>
-        </w:rPr>
-        <w:t xml:space="preserve">[NOME DO INTEGRANTE 2]</w:t>
-      </w:r>
-    </w:p>
-    <w:p>
-      <w:pPr>
-        <w:spacing w:after="0" w:line="360"/>
-        <w:jc w:val="center"/>
-      </w:pPr>
-      <w:r>
-        <w:rPr>
-          <w:b w:val="false"/>
-          <w:bCs w:val="false"/>
-          <w:caps w:val="false"/>
-          <w:sz w:val="24"/>
-          <w:szCs w:val="24"/>
-          <w:highlight w:val="yellow"/>
-        </w:rPr>
-        <w:t xml:space="preserve">[NOME DO INTEGRANTE 3]</w:t>
-      </w:r>
-    </w:p>
-    <w:p>
-      <w:pPr>
-        <w:spacing w:after="0" w:line="360"/>
-        <w:jc w:val="center"/>
-      </w:pPr>
-      <w:r>
-        <w:rPr>
-          <w:b w:val="false"/>
-          <w:bCs w:val="false"/>
-          <w:caps w:val="false"/>
-          <w:sz w:val="24"/>
-          <w:szCs w:val="24"/>
-          <w:highlight w:val="yellow"/>
-        </w:rPr>
-        <w:t xml:space="preserve">[NOME DO INTEGRANTE 4]</w:t>
-      </w:r>
-    </w:p>
-    <w:p>
-      <w:pPr>
-        <w:spacing w:line="360"/>
-      </w:pPr>
-      <w:r>
-        <w:t xml:space="preserve"/>
-      </w:r>
-    </w:p>
-    <w:p>
-      <w:pPr>
-        <w:spacing w:line="360"/>
-      </w:pPr>
-      <w:r>
-        <w:t xml:space="preserve"/>
-      </w:r>
-    </w:p>
-    <w:p>
-      <w:pPr>
-        <w:spacing w:line="360"/>
-      </w:pPr>
-      <w:r>
-        <w:t xml:space="preserve"/>
-      </w:r>
-    </w:p>
-    <w:p>
-      <w:pPr>
-        <w:spacing w:line="360"/>
-      </w:pPr>
-      <w:r>
-        <w:t xml:space="preserve"/>
-      </w:r>
-    </w:p>
-    <w:p>
-      <w:pPr>
-        <w:spacing w:line="360"/>
-      </w:pPr>
-      <w:r>
-        <w:t xml:space="preserve"/>
-      </w:r>
-    </w:p>
-    <w:p>
-      <w:pPr>
-        <w:spacing w:line="360"/>
-      </w:pPr>
-      <w:r>
-        <w:t xml:space="preserve"/>
-      </w:r>
-    </w:p>
-    <w:p>
-      <w:pPr>
-        <w:spacing w:after="0" w:line="360"/>
-        <w:jc w:val="center"/>
-      </w:pPr>
-      <w:r>
-        <w:rPr>
-          <w:b/>
-          <w:bCs/>
-          <w:caps w:val="false"/>
-          <w:sz w:val="24"/>
-          <w:szCs w:val="24"/>
-        </w:rPr>
-        <w:t xml:space="preserve">REPLICAÇÃO DE ESTADO COM ETCD E RAFT:</w:t>
-      </w:r>
-    </w:p>
-    <w:p>
-      <w:pPr>
-        <w:spacing w:after="0" w:line="360"/>
-        <w:jc w:val="center"/>
-      </w:pPr>
-      <w:r>
-        <w:rPr>
-          <w:b/>
-          <w:bCs/>
-          <w:caps w:val="false"/>
-          <w:sz w:val="24"/>
-          <w:szCs w:val="24"/>
-        </w:rPr>
-        <w:t xml:space="preserve">travas distribuídas, leases e fencing tokens na prática</w:t>
-      </w:r>
-    </w:p>
-    <w:p>
-      <w:pPr>
-        <w:spacing w:line="360"/>
-      </w:pPr>
-      <w:r>
-        <w:t xml:space="preserve"/>
-      </w:r>
-    </w:p>
-    <w:p>
-      <w:pPr>
-        <w:spacing w:line="360"/>
-      </w:pPr>
-      <w:r>
-        <w:t xml:space="preserve"/>
-      </w:r>
-    </w:p>
-    <w:p>
-      <w:pPr>
-        <w:spacing w:line="360"/>
-      </w:pPr>
-      <w:r>
-        <w:t xml:space="preserve"/>
-      </w:r>
-    </w:p>
-    <w:p>
-      <w:pPr>
-        <w:spacing w:line="240"/>
-        <w:ind w:left="4536"/>
-        <w:jc w:val="both"/>
-      </w:pPr>
-      <w:r>
-        <w:rPr>
-          <w:sz w:val="20"/>
-          <w:szCs w:val="20"/>
-        </w:rPr>
-        <w:t xml:space="preserve">Relatório técnico apresentado à disciplina de Sistemas Distribuídos do curso de Ciência da Computação da Universidade do Vale do Itajaí, como requisito parcial da avaliação do Trabalho 2 (Etapa 1).</w:t>
-      </w:r>
-    </w:p>
-    <w:p>
-      <w:pPr>
-        <w:spacing w:line="360"/>
-      </w:pPr>
-      <w:r>
-        <w:t xml:space="preserve"/>
-      </w:r>
-    </w:p>
-    <w:p>
-      <w:pPr>
-        <w:spacing w:line="240"/>
-        <w:ind w:left="4536"/>
-      </w:pPr>
-      <w:r>
-        <w:rPr>
-          <w:sz w:val="20"/>
-          <w:szCs w:val="20"/>
-        </w:rPr>
-        <w:t xml:space="preserve">Professor: Ramices dos Santos Silva</w:t>
-      </w:r>
-    </w:p>
-    <w:p>
-      <w:pPr>
-        <w:spacing w:line="360"/>
-      </w:pPr>
-      <w:r>
-        <w:t xml:space="preserve"/>
       </w:r>
     </w:p>
     <w:p>
@@ -728,24 +420,22 @@
             <w:tabs>
               <w:tab w:val="right" w:pos="9071" w:leader="dot"/>
             </w:tabs>
+            <w:spacing w:after="40"/>
           </w:pPr>
           <w:r>
             <w:fldChar w:fldCharType="begin" w:dirty="true"/>
             <w:instrText xml:space="preserve">TOC \h \o "1-3"</w:instrText>
             <w:fldChar w:fldCharType="separate"/>
           </w:r>
-          <w:hyperlink w:history="1" w:anchor="_Toc1">
-            <w:r>
-              <w:t xml:space="preserve">RESUMO</w:t>
+          <w:hyperlink w:anchor="_Toc1" w:history="1">
+            <w:r>
+              <w:t>RESUMO</w:t>
             </w:r>
             <w:r>
               <w:tab/>
             </w:r>
             <w:r>
-              <w:fldChar w:fldCharType="begin" w:dirty="true"/>
-              <w:instrText xml:space="preserve">PAGEREF _Toc1 \h</w:instrText>
-              <w:fldChar w:fldCharType="separate"/>
-              <w:fldChar w:fldCharType="end"/>
+              <w:t>2</w:t>
             </w:r>
           </w:hyperlink>
         </w:p>
@@ -755,19 +445,17 @@
             <w:tabs>
               <w:tab w:val="right" w:pos="9071" w:leader="dot"/>
             </w:tabs>
+            <w:spacing w:after="40"/>
           </w:pPr>
-          <w:hyperlink w:history="1" w:anchor="_Toc2">
-            <w:r>
-              <w:t xml:space="preserve">1 IDENTIFICAÇÃO</w:t>
+          <w:hyperlink w:anchor="_Toc2" w:history="1">
+            <w:r>
+              <w:t>1 IDENTIFICAÇÃO</w:t>
             </w:r>
             <w:r>
               <w:tab/>
             </w:r>
             <w:r>
-              <w:fldChar w:fldCharType="begin" w:dirty="true"/>
-              <w:instrText xml:space="preserve">PAGEREF _Toc2 \h</w:instrText>
-              <w:fldChar w:fldCharType="separate"/>
-              <w:fldChar w:fldCharType="end"/>
+              <w:t>5</w:t>
             </w:r>
           </w:hyperlink>
         </w:p>
@@ -777,19 +465,17 @@
             <w:tabs>
               <w:tab w:val="right" w:pos="9071" w:leader="dot"/>
             </w:tabs>
+            <w:spacing w:after="40"/>
           </w:pPr>
-          <w:hyperlink w:history="1" w:anchor="_Toc3">
-            <w:r>
-              <w:t xml:space="preserve">2 FUNDAMENTAÇÃO TEÓRICA</w:t>
+          <w:hyperlink w:anchor="_Toc3" w:history="1">
+            <w:r>
+              <w:t>2 FUNDAMENTAÇÃO TEÓRICA</w:t>
             </w:r>
             <w:r>
               <w:tab/>
             </w:r>
             <w:r>
-              <w:fldChar w:fldCharType="begin" w:dirty="true"/>
-              <w:instrText xml:space="preserve">PAGEREF _Toc3 \h</w:instrText>
-              <w:fldChar w:fldCharType="separate"/>
-              <w:fldChar w:fldCharType="end"/>
+              <w:t>6</w:t>
             </w:r>
           </w:hyperlink>
         </w:p>
@@ -799,20 +485,18 @@
             <w:tabs>
               <w:tab w:val="right" w:pos="9071" w:leader="dot"/>
             </w:tabs>
-            <w:ind w:left="220"/>
+            <w:spacing w:after="40"/>
+            <w:ind w:left="284"/>
           </w:pPr>
-          <w:hyperlink w:history="1" w:anchor="_Toc4">
-            <w:r>
-              <w:t xml:space="preserve">2.1 Serviços de coordenação</w:t>
+          <w:hyperlink w:anchor="_Toc1001" w:history="1">
+            <w:r>
+              <w:t>2.1 O problema: coordenar aplicações distribuídas</w:t>
             </w:r>
             <w:r>
               <w:tab/>
             </w:r>
             <w:r>
-              <w:fldChar w:fldCharType="begin" w:dirty="true"/>
-              <w:instrText xml:space="preserve">PAGEREF _Toc4 \h</w:instrText>
-              <w:fldChar w:fldCharType="separate"/>
-              <w:fldChar w:fldCharType="end"/>
+              <w:t>6</w:t>
             </w:r>
           </w:hyperlink>
         </w:p>
@@ -822,20 +506,18 @@
             <w:tabs>
               <w:tab w:val="right" w:pos="9071" w:leader="dot"/>
             </w:tabs>
-            <w:ind w:left="220"/>
+            <w:spacing w:after="40"/>
+            <w:ind w:left="284"/>
           </w:pPr>
-          <w:hyperlink w:history="1" w:anchor="_Toc5">
-            <w:r>
-              <w:t xml:space="preserve">2.2 Consenso e o algoritmo Raft</w:t>
+          <w:hyperlink w:anchor="_Toc1002" w:history="1">
+            <w:r>
+              <w:t>2.2 etcd e ZooKeeper</w:t>
             </w:r>
             <w:r>
               <w:tab/>
             </w:r>
             <w:r>
-              <w:fldChar w:fldCharType="begin" w:dirty="true"/>
-              <w:instrText xml:space="preserve">PAGEREF _Toc5 \h</w:instrText>
-              <w:fldChar w:fldCharType="separate"/>
-              <w:fldChar w:fldCharType="end"/>
+              <w:t>6</w:t>
             </w:r>
           </w:hyperlink>
         </w:p>
@@ -845,20 +527,18 @@
             <w:tabs>
               <w:tab w:val="right" w:pos="9071" w:leader="dot"/>
             </w:tabs>
-            <w:ind w:left="440"/>
+            <w:spacing w:after="40"/>
+            <w:ind w:left="568"/>
           </w:pPr>
-          <w:hyperlink w:history="1" w:anchor="_Toc6">
-            <w:r>
-              <w:t xml:space="preserve">2.2.1 Papéis, termos e eleição</w:t>
+          <w:hyperlink w:anchor="_Toc1003" w:history="1">
+            <w:r>
+              <w:t>2.2.1 etcd</w:t>
             </w:r>
             <w:r>
               <w:tab/>
             </w:r>
             <w:r>
-              <w:fldChar w:fldCharType="begin" w:dirty="true"/>
-              <w:instrText xml:space="preserve">PAGEREF _Toc6 \h</w:instrText>
-              <w:fldChar w:fldCharType="separate"/>
-              <w:fldChar w:fldCharType="end"/>
+              <w:t>7</w:t>
             </w:r>
           </w:hyperlink>
         </w:p>
@@ -868,20 +548,18 @@
             <w:tabs>
               <w:tab w:val="right" w:pos="9071" w:leader="dot"/>
             </w:tabs>
-            <w:ind w:left="440"/>
+            <w:spacing w:after="40"/>
+            <w:ind w:left="568"/>
           </w:pPr>
-          <w:hyperlink w:history="1" w:anchor="_Toc7">
-            <w:r>
-              <w:t xml:space="preserve">2.2.2 Replicação do log e regra de commit</w:t>
+          <w:hyperlink w:anchor="_Toc1004" w:history="1">
+            <w:r>
+              <w:t>2.2.2 Apache ZooKeeper</w:t>
             </w:r>
             <w:r>
               <w:tab/>
             </w:r>
             <w:r>
-              <w:fldChar w:fldCharType="begin" w:dirty="true"/>
-              <w:instrText xml:space="preserve">PAGEREF _Toc7 \h</w:instrText>
-              <w:fldChar w:fldCharType="separate"/>
-              <w:fldChar w:fldCharType="end"/>
+              <w:t>7</w:t>
             </w:r>
           </w:hyperlink>
         </w:p>
@@ -891,20 +569,39 @@
             <w:tabs>
               <w:tab w:val="right" w:pos="9071" w:leader="dot"/>
             </w:tabs>
-            <w:ind w:left="440"/>
+            <w:spacing w:after="40"/>
+            <w:ind w:left="568"/>
           </w:pPr>
-          <w:hyperlink w:history="1" w:anchor="_Toc8">
-            <w:r>
-              <w:t xml:space="preserve">2.2.3 Extensões usadas pelo etcd: pre-vote, check quorum e transferência de liderança</w:t>
+          <w:hyperlink w:anchor="_Toc1005" w:history="1">
+            <w:r>
+              <w:t>2.2.3 Comparação entre os dois</w:t>
             </w:r>
             <w:r>
               <w:tab/>
             </w:r>
             <w:r>
-              <w:fldChar w:fldCharType="begin" w:dirty="true"/>
-              <w:instrText xml:space="preserve">PAGEREF _Toc8 \h</w:instrText>
-              <w:fldChar w:fldCharType="separate"/>
-              <w:fldChar w:fldCharType="end"/>
+              <w:t>7</w:t>
+            </w:r>
+          </w:hyperlink>
+        </w:p>
+        <w:p>
+          <w:pPr>
+            <w:pStyle w:val="TOC3"/>
+            <w:tabs>
+              <w:tab w:val="right" w:pos="9071" w:leader="dot"/>
+            </w:tabs>
+            <w:spacing w:after="40"/>
+            <w:ind w:left="568"/>
+          </w:pPr>
+          <w:hyperlink w:anchor="_Toc1006" w:history="1">
+            <w:r>
+              <w:t>2.2.4 Sistema escolhido neste trabalho</w:t>
+            </w:r>
+            <w:r>
+              <w:tab/>
+            </w:r>
+            <w:r>
+              <w:t>8</w:t>
             </w:r>
           </w:hyperlink>
         </w:p>
@@ -914,20 +611,18 @@
             <w:tabs>
               <w:tab w:val="right" w:pos="9071" w:leader="dot"/>
             </w:tabs>
-            <w:ind w:left="220"/>
+            <w:spacing w:after="40"/>
+            <w:ind w:left="284"/>
           </w:pPr>
-          <w:hyperlink w:history="1" w:anchor="_Toc9">
-            <w:r>
-              <w:t xml:space="preserve">2.3 Arquitetura e modelo de dados do etcd</w:t>
+          <w:hyperlink w:anchor="_Toc1007" w:history="1">
+            <w:r>
+              <w:t>2.3 Como o etcd funciona, passo a passo</w:t>
             </w:r>
             <w:r>
               <w:tab/>
             </w:r>
             <w:r>
-              <w:fldChar w:fldCharType="begin" w:dirty="true"/>
-              <w:instrText xml:space="preserve">PAGEREF _Toc9 \h</w:instrText>
-              <w:fldChar w:fldCharType="separate"/>
-              <w:fldChar w:fldCharType="end"/>
+              <w:t>8</w:t>
             </w:r>
           </w:hyperlink>
         </w:p>
@@ -937,20 +632,18 @@
             <w:tabs>
               <w:tab w:val="right" w:pos="9071" w:leader="dot"/>
             </w:tabs>
-            <w:ind w:left="440"/>
+            <w:spacing w:after="40"/>
+            <w:ind w:left="568"/>
           </w:pPr>
-          <w:hyperlink w:history="1" w:anchor="_Toc10">
-            <w:r>
-              <w:t xml:space="preserve">2.3.1 Leituras linearizáveis e serializáveis</w:t>
+          <w:hyperlink w:anchor="_Toc1008" w:history="1">
+            <w:r>
+              <w:t>2.3.1 O que o etcd guarda: chaves, revisões, watch, leases e transações</w:t>
             </w:r>
             <w:r>
               <w:tab/>
             </w:r>
             <w:r>
-              <w:fldChar w:fldCharType="begin" w:dirty="true"/>
-              <w:instrText xml:space="preserve">PAGEREF _Toc10 \h</w:instrText>
-              <w:fldChar w:fldCharType="separate"/>
-              <w:fldChar w:fldCharType="end"/>
+              <w:t>9</w:t>
             </w:r>
           </w:hyperlink>
         </w:p>
@@ -960,20 +653,144 @@
             <w:tabs>
               <w:tab w:val="right" w:pos="9071" w:leader="dot"/>
             </w:tabs>
-            <w:ind w:left="440"/>
+            <w:spacing w:after="40"/>
+            <w:ind w:left="568"/>
           </w:pPr>
-          <w:hyperlink w:history="1" w:anchor="_Toc11">
-            <w:r>
-              <w:t xml:space="preserve">2.3.2 Snapshots, compactação e learners</w:t>
+          <w:hyperlink w:anchor="_Toc1009" w:history="1">
+            <w:r>
+              <w:t>2.3.2 Componentes de um membro</w:t>
             </w:r>
             <w:r>
               <w:tab/>
             </w:r>
             <w:r>
-              <w:fldChar w:fldCharType="begin" w:dirty="true"/>
-              <w:instrText xml:space="preserve">PAGEREF _Toc11 \h</w:instrText>
-              <w:fldChar w:fldCharType="separate"/>
-              <w:fldChar w:fldCharType="end"/>
+              <w:t>9</w:t>
+            </w:r>
+          </w:hyperlink>
+        </w:p>
+        <w:p>
+          <w:pPr>
+            <w:pStyle w:val="TOC3"/>
+            <w:tabs>
+              <w:tab w:val="right" w:pos="9071" w:leader="dot"/>
+            </w:tabs>
+            <w:spacing w:after="40"/>
+            <w:ind w:left="568"/>
+          </w:pPr>
+          <w:hyperlink w:anchor="_Toc1010" w:history="1">
+            <w:r>
+              <w:t>2.3.3 Passo 1 – Eleição do líder</w:t>
+            </w:r>
+            <w:r>
+              <w:tab/>
+            </w:r>
+            <w:r>
+              <w:t>10</w:t>
+            </w:r>
+          </w:hyperlink>
+        </w:p>
+        <w:p>
+          <w:pPr>
+            <w:pStyle w:val="TOC3"/>
+            <w:tabs>
+              <w:tab w:val="right" w:pos="9071" w:leader="dot"/>
+            </w:tabs>
+            <w:spacing w:after="40"/>
+            <w:ind w:left="568"/>
+          </w:pPr>
+          <w:hyperlink w:anchor="_Toc1011" w:history="1">
+            <w:r>
+              <w:t>2.3.4 Passo 2 – O caminho de uma escrita</w:t>
+            </w:r>
+            <w:r>
+              <w:tab/>
+            </w:r>
+            <w:r>
+              <w:t>11</w:t>
+            </w:r>
+          </w:hyperlink>
+        </w:p>
+        <w:p>
+          <w:pPr>
+            <w:pStyle w:val="TOC3"/>
+            <w:tabs>
+              <w:tab w:val="right" w:pos="9071" w:leader="dot"/>
+            </w:tabs>
+            <w:spacing w:after="40"/>
+            <w:ind w:left="568"/>
+          </w:pPr>
+          <w:hyperlink w:anchor="_Toc1012" w:history="1">
+            <w:r>
+              <w:t>2.3.5 Passo 3 – O caminho de uma leitura</w:t>
+            </w:r>
+            <w:r>
+              <w:tab/>
+            </w:r>
+            <w:r>
+              <w:t>12</w:t>
+            </w:r>
+          </w:hyperlink>
+        </w:p>
+        <w:p>
+          <w:pPr>
+            <w:pStyle w:val="TOC3"/>
+            <w:tabs>
+              <w:tab w:val="right" w:pos="9071" w:leader="dot"/>
+            </w:tabs>
+            <w:spacing w:after="40"/>
+            <w:ind w:left="568"/>
+          </w:pPr>
+          <w:hyperlink w:anchor="_Toc1013" w:history="1">
+            <w:r>
+              <w:t>2.3.6 Passo 4 – Falhas, quórum e partições</w:t>
+            </w:r>
+            <w:r>
+              <w:tab/>
+            </w:r>
+            <w:r>
+              <w:t>12</w:t>
+            </w:r>
+          </w:hyperlink>
+        </w:p>
+        <w:p>
+          <w:pPr>
+            <w:pStyle w:val="TOC3"/>
+            <w:tabs>
+              <w:tab w:val="right" w:pos="9071" w:leader="dot"/>
+            </w:tabs>
+            <w:spacing w:after="40"/>
+            <w:ind w:left="568"/>
+          </w:pPr>
+          <w:hyperlink w:anchor="_Toc1014" w:history="1">
+            <w:r>
+              <w:t>2.3.7 Passo 5 – Recuperação de um membro</w:t>
+            </w:r>
+            <w:r>
+              <w:tab/>
+            </w:r>
+            <w:r>
+              <w:t>13</w:t>
+            </w:r>
+          </w:hyperlink>
+        </w:p>
+        <w:p>
+          <w:pPr>
+            <w:pStyle w:val="TOC3"/>
+            <w:tabs>
+              <w:tab w:val="right" w:pos="9071" w:leader="dot"/>
+            </w:tabs>
+            <w:spacing w:after="40"/>
+            <w:ind w:left="568"/>
+          </w:pPr>
+          <w:hyperlink w:anchor="_Toc1015" w:history="1">
+            <w:r>
+              <w:t>2.3.8 Ordem dos eventos: termos e revisões</w:t>
+            </w:r>
+            <w:r>
+              <w:tab/>
+            </w:r>
+            <w:r>
+              <w:t>13</w:t>
             </w:r>
           </w:hyperlink>
         </w:p>
@@ -983,20 +800,18 @@
             <w:tabs>
               <w:tab w:val="right" w:pos="9071" w:leader="dot"/>
             </w:tabs>
-            <w:ind w:left="220"/>
+            <w:spacing w:after="40"/>
+            <w:ind w:left="284"/>
           </w:pPr>
-          <w:hyperlink w:history="1" w:anchor="_Toc12">
-            <w:r>
-              <w:t xml:space="preserve">2.4 Apache ZooKeeper e o protocolo ZAB</w:t>
+          <w:hyperlink w:anchor="_Toc1016" w:history="1">
+            <w:r>
+              <w:t>2.4 Travas distribuídas, leases e fencing tokens</w:t>
             </w:r>
             <w:r>
               <w:tab/>
             </w:r>
             <w:r>
-              <w:fldChar w:fldCharType="begin" w:dirty="true"/>
-              <w:instrText xml:space="preserve">PAGEREF _Toc12 \h</w:instrText>
-              <w:fldChar w:fldCharType="separate"/>
-              <w:fldChar w:fldCharType="end"/>
+              <w:t>14</w:t>
             </w:r>
           </w:hyperlink>
         </w:p>
@@ -1006,20 +821,38 @@
             <w:tabs>
               <w:tab w:val="right" w:pos="9071" w:leader="dot"/>
             </w:tabs>
-            <w:ind w:left="220"/>
+            <w:spacing w:after="40"/>
+            <w:ind w:left="284"/>
           </w:pPr>
-          <w:hyperlink w:history="1" w:anchor="_Toc13">
-            <w:r>
-              <w:t xml:space="preserve">2.5 Exclusão mútua distribuída e eleição de líder</w:t>
+          <w:hyperlink w:anchor="_Toc1017" w:history="1">
+            <w:r>
+              <w:t>2.5 Consistência ou disponibilidade: CAP e PACELC</w:t>
             </w:r>
             <w:r>
               <w:tab/>
             </w:r>
             <w:r>
-              <w:fldChar w:fldCharType="begin" w:dirty="true"/>
-              <w:instrText xml:space="preserve">PAGEREF _Toc13 \h</w:instrText>
-              <w:fldChar w:fldCharType="separate"/>
-              <w:fldChar w:fldCharType="end"/>
+              <w:t>15</w:t>
+            </w:r>
+          </w:hyperlink>
+        </w:p>
+        <w:p>
+          <w:pPr>
+            <w:pStyle w:val="TOC1"/>
+            <w:tabs>
+              <w:tab w:val="right" w:pos="9071" w:leader="dot"/>
+            </w:tabs>
+            <w:spacing w:after="40"/>
+          </w:pPr>
+          <w:hyperlink w:anchor="_Toc16" w:history="1">
+            <w:r>
+              <w:t>3 AMBIENTE E REPRODUTIBILIDADE</w:t>
+            </w:r>
+            <w:r>
+              <w:tab/>
+            </w:r>
+            <w:r>
+              <w:t>16</w:t>
             </w:r>
           </w:hyperlink>
         </w:p>
@@ -1029,20 +862,18 @@
             <w:tabs>
               <w:tab w:val="right" w:pos="9071" w:leader="dot"/>
             </w:tabs>
-            <w:ind w:left="220"/>
+            <w:spacing w:after="40"/>
+            <w:ind w:left="284"/>
           </w:pPr>
-          <w:hyperlink w:history="1" w:anchor="_Toc14">
-            <w:r>
-              <w:t xml:space="preserve">2.6 Leases, pausas de processo e fencing tokens</w:t>
+          <w:hyperlink w:anchor="_Toc17" w:history="1">
+            <w:r>
+              <w:t>3.1 Hardware e software</w:t>
             </w:r>
             <w:r>
               <w:tab/>
             </w:r>
             <w:r>
-              <w:fldChar w:fldCharType="begin" w:dirty="true"/>
-              <w:instrText xml:space="preserve">PAGEREF _Toc14 \h</w:instrText>
-              <w:fldChar w:fldCharType="separate"/>
-              <w:fldChar w:fldCharType="end"/>
+              <w:t>16</w:t>
             </w:r>
           </w:hyperlink>
         </w:p>
@@ -1052,20 +883,81 @@
             <w:tabs>
               <w:tab w:val="right" w:pos="9071" w:leader="dot"/>
             </w:tabs>
-            <w:ind w:left="220"/>
+            <w:spacing w:after="40"/>
+            <w:ind w:left="284"/>
           </w:pPr>
-          <w:hyperlink w:history="1" w:anchor="_Toc15">
-            <w:r>
-              <w:t xml:space="preserve">2.7 Teorema CAP e PACELC</w:t>
+          <w:hyperlink w:anchor="_Toc18" w:history="1">
+            <w:r>
+              <w:t>3.2 Topologia</w:t>
             </w:r>
             <w:r>
               <w:tab/>
             </w:r>
             <w:r>
-              <w:fldChar w:fldCharType="begin" w:dirty="true"/>
-              <w:instrText xml:space="preserve">PAGEREF _Toc15 \h</w:instrText>
-              <w:fldChar w:fldCharType="separate"/>
-              <w:fldChar w:fldCharType="end"/>
+              <w:t>16</w:t>
+            </w:r>
+          </w:hyperlink>
+        </w:p>
+        <w:p>
+          <w:pPr>
+            <w:pStyle w:val="TOC2"/>
+            <w:tabs>
+              <w:tab w:val="right" w:pos="9071" w:leader="dot"/>
+            </w:tabs>
+            <w:spacing w:after="40"/>
+            <w:ind w:left="284"/>
+          </w:pPr>
+          <w:hyperlink w:anchor="_Toc19" w:history="1">
+            <w:r>
+              <w:t>3.3 Como reproduzir</w:t>
+            </w:r>
+            <w:r>
+              <w:tab/>
+            </w:r>
+            <w:r>
+              <w:t>17</w:t>
+            </w:r>
+          </w:hyperlink>
+        </w:p>
+        <w:p>
+          <w:pPr>
+            <w:pStyle w:val="TOC2"/>
+            <w:tabs>
+              <w:tab w:val="right" w:pos="9071" w:leader="dot"/>
+            </w:tabs>
+            <w:spacing w:after="40"/>
+            <w:ind w:left="284"/>
+          </w:pPr>
+          <w:hyperlink w:anchor="_Toc20" w:history="1">
+            <w:r>
+              <w:t>3.4 Decisões de projeto e problemas encontrados</w:t>
+            </w:r>
+            <w:r>
+              <w:tab/>
+            </w:r>
+            <w:r>
+              <w:t>18</w:t>
+            </w:r>
+          </w:hyperlink>
+        </w:p>
+        <w:p>
+          <w:pPr>
+            <w:pStyle w:val="TOC2"/>
+            <w:tabs>
+              <w:tab w:val="right" w:pos="9071" w:leader="dot"/>
+            </w:tabs>
+            <w:spacing w:after="40"/>
+            <w:ind w:left="284"/>
+          </w:pPr>
+          <w:hyperlink w:anchor="_Toc21" w:history="1">
+            <w:r>
+              <w:t>3.5 Metodologia de medição</w:t>
+            </w:r>
+            <w:r>
+              <w:tab/>
+            </w:r>
+            <w:r>
+              <w:t>19</w:t>
             </w:r>
           </w:hyperlink>
         </w:p>
@@ -1075,19 +967,17 @@
             <w:tabs>
               <w:tab w:val="right" w:pos="9071" w:leader="dot"/>
             </w:tabs>
+            <w:spacing w:after="40"/>
           </w:pPr>
-          <w:hyperlink w:history="1" w:anchor="_Toc16">
-            <w:r>
-              <w:t xml:space="preserve">3 AMBIENTE E REPRODUTIBILIDADE</w:t>
+          <w:hyperlink w:anchor="_Toc22" w:history="1">
+            <w:r>
+              <w:t>4 EXPERIMENTOS</w:t>
             </w:r>
             <w:r>
               <w:tab/>
             </w:r>
             <w:r>
-              <w:fldChar w:fldCharType="begin" w:dirty="true"/>
-              <w:instrText xml:space="preserve">PAGEREF _Toc16 \h</w:instrText>
-              <w:fldChar w:fldCharType="separate"/>
-              <w:fldChar w:fldCharType="end"/>
+              <w:t>20</w:t>
             </w:r>
           </w:hyperlink>
         </w:p>
@@ -1097,20 +987,18 @@
             <w:tabs>
               <w:tab w:val="right" w:pos="9071" w:leader="dot"/>
             </w:tabs>
-            <w:ind w:left="220"/>
+            <w:spacing w:after="40"/>
+            <w:ind w:left="284"/>
           </w:pPr>
-          <w:hyperlink w:history="1" w:anchor="_Toc17">
-            <w:r>
-              <w:t xml:space="preserve">3.1 Hardware e software</w:t>
+          <w:hyperlink w:anchor="_Toc23" w:history="1">
+            <w:r>
+              <w:t>4.1 E1 – Subida e topologia</w:t>
             </w:r>
             <w:r>
               <w:tab/>
             </w:r>
             <w:r>
-              <w:fldChar w:fldCharType="begin" w:dirty="true"/>
-              <w:instrText xml:space="preserve">PAGEREF _Toc17 \h</w:instrText>
-              <w:fldChar w:fldCharType="separate"/>
-              <w:fldChar w:fldCharType="end"/>
+              <w:t>20</w:t>
             </w:r>
           </w:hyperlink>
         </w:p>
@@ -1120,20 +1008,18 @@
             <w:tabs>
               <w:tab w:val="right" w:pos="9071" w:leader="dot"/>
             </w:tabs>
-            <w:ind w:left="220"/>
+            <w:spacing w:after="40"/>
+            <w:ind w:left="284"/>
           </w:pPr>
-          <w:hyperlink w:history="1" w:anchor="_Toc18">
-            <w:r>
-              <w:t xml:space="preserve">3.2 Topologia</w:t>
+          <w:hyperlink w:anchor="_Toc24" w:history="1">
+            <w:r>
+              <w:t>4.2 E2 – Caminho de uma operação</w:t>
             </w:r>
             <w:r>
               <w:tab/>
             </w:r>
             <w:r>
-              <w:fldChar w:fldCharType="begin" w:dirty="true"/>
-              <w:instrText xml:space="preserve">PAGEREF _Toc18 \h</w:instrText>
-              <w:fldChar w:fldCharType="separate"/>
-              <w:fldChar w:fldCharType="end"/>
+              <w:t>21</w:t>
             </w:r>
           </w:hyperlink>
         </w:p>
@@ -1143,20 +1029,18 @@
             <w:tabs>
               <w:tab w:val="right" w:pos="9071" w:leader="dot"/>
             </w:tabs>
-            <w:ind w:left="220"/>
+            <w:spacing w:after="40"/>
+            <w:ind w:left="284"/>
           </w:pPr>
-          <w:hyperlink w:history="1" w:anchor="_Toc19">
-            <w:r>
-              <w:t xml:space="preserve">3.3 Como reproduzir</w:t>
+          <w:hyperlink w:anchor="_Toc25" w:history="1">
+            <w:r>
+              <w:t>4.3 E3 – Replicação</w:t>
             </w:r>
             <w:r>
               <w:tab/>
             </w:r>
             <w:r>
-              <w:fldChar w:fldCharType="begin" w:dirty="true"/>
-              <w:instrText xml:space="preserve">PAGEREF _Toc19 \h</w:instrText>
-              <w:fldChar w:fldCharType="separate"/>
-              <w:fldChar w:fldCharType="end"/>
+              <w:t>22</w:t>
             </w:r>
           </w:hyperlink>
         </w:p>
@@ -1166,20 +1050,18 @@
             <w:tabs>
               <w:tab w:val="right" w:pos="9071" w:leader="dot"/>
             </w:tabs>
-            <w:ind w:left="220"/>
+            <w:spacing w:after="40"/>
+            <w:ind w:left="284"/>
           </w:pPr>
-          <w:hyperlink w:history="1" w:anchor="_Toc20">
-            <w:r>
-              <w:t xml:space="preserve">3.4 Decisões de projeto e problemas encontrados</w:t>
+          <w:hyperlink w:anchor="_Toc26" w:history="1">
+            <w:r>
+              <w:t>4.4 E4 – Consistência</w:t>
             </w:r>
             <w:r>
               <w:tab/>
             </w:r>
             <w:r>
-              <w:fldChar w:fldCharType="begin" w:dirty="true"/>
-              <w:instrText xml:space="preserve">PAGEREF _Toc20 \h</w:instrText>
-              <w:fldChar w:fldCharType="separate"/>
-              <w:fldChar w:fldCharType="end"/>
+              <w:t>24</w:t>
             </w:r>
           </w:hyperlink>
         </w:p>
@@ -1189,20 +1071,207 @@
             <w:tabs>
               <w:tab w:val="right" w:pos="9071" w:leader="dot"/>
             </w:tabs>
-            <w:ind w:left="220"/>
+            <w:spacing w:after="40"/>
+            <w:ind w:left="284"/>
           </w:pPr>
-          <w:hyperlink w:history="1" w:anchor="_Toc21">
-            <w:r>
-              <w:t xml:space="preserve">3.5 Metodologia de medição</w:t>
+          <w:hyperlink w:anchor="_Toc27" w:history="1">
+            <w:r>
+              <w:t>4.5 E5 – Falha e quórum</w:t>
             </w:r>
             <w:r>
               <w:tab/>
             </w:r>
             <w:r>
-              <w:fldChar w:fldCharType="begin" w:dirty="true"/>
-              <w:instrText xml:space="preserve">PAGEREF _Toc21 \h</w:instrText>
-              <w:fldChar w:fldCharType="separate"/>
-              <w:fldChar w:fldCharType="end"/>
+              <w:t>25</w:t>
+            </w:r>
+          </w:hyperlink>
+        </w:p>
+        <w:p>
+          <w:pPr>
+            <w:pStyle w:val="TOC2"/>
+            <w:tabs>
+              <w:tab w:val="right" w:pos="9071" w:leader="dot"/>
+            </w:tabs>
+            <w:spacing w:after="40"/>
+            <w:ind w:left="284"/>
+          </w:pPr>
+          <w:hyperlink w:anchor="_Toc28" w:history="1">
+            <w:r>
+              <w:t>4.6 E6 – Partição de rede</w:t>
+            </w:r>
+            <w:r>
+              <w:tab/>
+            </w:r>
+            <w:r>
+              <w:t>27</w:t>
+            </w:r>
+          </w:hyperlink>
+        </w:p>
+        <w:p>
+          <w:pPr>
+            <w:pStyle w:val="TOC2"/>
+            <w:tabs>
+              <w:tab w:val="right" w:pos="9071" w:leader="dot"/>
+            </w:tabs>
+            <w:spacing w:after="40"/>
+            <w:ind w:left="284"/>
+          </w:pPr>
+          <w:hyperlink w:anchor="_Toc29" w:history="1">
+            <w:r>
+              <w:t>4.7 E7 – Recuperação</w:t>
+            </w:r>
+            <w:r>
+              <w:tab/>
+            </w:r>
+            <w:r>
+              <w:t>28</w:t>
+            </w:r>
+          </w:hyperlink>
+        </w:p>
+        <w:p>
+          <w:pPr>
+            <w:pStyle w:val="TOC3"/>
+            <w:tabs>
+              <w:tab w:val="right" w:pos="9071" w:leader="dot"/>
+            </w:tabs>
+            <w:spacing w:after="40"/>
+            <w:ind w:left="568"/>
+          </w:pPr>
+          <w:hyperlink w:anchor="_Toc30" w:history="1">
+            <w:r>
+              <w:t>4.7.1 Recuperação por log</w:t>
+            </w:r>
+            <w:r>
+              <w:tab/>
+            </w:r>
+            <w:r>
+              <w:t>28</w:t>
+            </w:r>
+          </w:hyperlink>
+        </w:p>
+        <w:p>
+          <w:pPr>
+            <w:pStyle w:val="TOC3"/>
+            <w:tabs>
+              <w:tab w:val="right" w:pos="9071" w:leader="dot"/>
+            </w:tabs>
+            <w:spacing w:after="40"/>
+            <w:ind w:left="568"/>
+          </w:pPr>
+          <w:hyperlink w:anchor="_Toc31" w:history="1">
+            <w:r>
+              <w:t>4.7.2 Recuperação por snapshot</w:t>
+            </w:r>
+            <w:r>
+              <w:tab/>
+            </w:r>
+            <w:r>
+              <w:t>30</w:t>
+            </w:r>
+          </w:hyperlink>
+        </w:p>
+        <w:p>
+          <w:pPr>
+            <w:pStyle w:val="TOC2"/>
+            <w:tabs>
+              <w:tab w:val="right" w:pos="9071" w:leader="dot"/>
+            </w:tabs>
+            <w:spacing w:after="40"/>
+            <w:ind w:left="284"/>
+          </w:pPr>
+          <w:hyperlink w:anchor="_Toc32" w:history="1">
+            <w:r>
+              <w:t>4.8 E8 – Coordenação e ordem</w:t>
+            </w:r>
+            <w:r>
+              <w:tab/>
+            </w:r>
+            <w:r>
+              <w:t>31</w:t>
+            </w:r>
+          </w:hyperlink>
+        </w:p>
+        <w:p>
+          <w:pPr>
+            <w:pStyle w:val="TOC2"/>
+            <w:tabs>
+              <w:tab w:val="right" w:pos="9071" w:leader="dot"/>
+            </w:tabs>
+            <w:spacing w:after="40"/>
+            <w:ind w:left="284"/>
+          </w:pPr>
+          <w:hyperlink w:anchor="_Toc33" w:history="1">
+            <w:r>
+              <w:t>4.9 E9 – Ênfase B: travas, leases e fencing</w:t>
+            </w:r>
+            <w:r>
+              <w:tab/>
+            </w:r>
+            <w:r>
+              <w:t>33</w:t>
+            </w:r>
+          </w:hyperlink>
+        </w:p>
+        <w:p>
+          <w:pPr>
+            <w:pStyle w:val="TOC3"/>
+            <w:tabs>
+              <w:tab w:val="right" w:pos="9071" w:leader="dot"/>
+            </w:tabs>
+            <w:spacing w:after="40"/>
+            <w:ind w:left="568"/>
+          </w:pPr>
+          <w:hyperlink w:anchor="_Toc34" w:history="1">
+            <w:r>
+              <w:t>4.9.1 Implementação</w:t>
+            </w:r>
+            <w:r>
+              <w:tab/>
+            </w:r>
+            <w:r>
+              <w:t>34</w:t>
+            </w:r>
+          </w:hyperlink>
+        </w:p>
+        <w:p>
+          <w:pPr>
+            <w:pStyle w:val="TOC3"/>
+            <w:tabs>
+              <w:tab w:val="right" w:pos="9071" w:leader="dot"/>
+            </w:tabs>
+            <w:spacing w:after="40"/>
+            <w:ind w:left="568"/>
+          </w:pPr>
+          <w:hyperlink w:anchor="_Toc35" w:history="1">
+            <w:r>
+              <w:t>4.9.2 Resultados</w:t>
+            </w:r>
+            <w:r>
+              <w:tab/>
+            </w:r>
+            <w:r>
+              <w:t>35</w:t>
+            </w:r>
+          </w:hyperlink>
+        </w:p>
+        <w:p>
+          <w:pPr>
+            <w:pStyle w:val="TOC3"/>
+            <w:tabs>
+              <w:tab w:val="right" w:pos="9071" w:leader="dot"/>
+            </w:tabs>
+            <w:spacing w:after="40"/>
+            <w:ind w:left="568"/>
+          </w:pPr>
+          <w:hyperlink w:anchor="_Toc36" w:history="1">
+            <w:r>
+              <w:t>4.9.3 Análise</w:t>
+            </w:r>
+            <w:r>
+              <w:tab/>
+            </w:r>
+            <w:r>
+              <w:t>36</w:t>
             </w:r>
           </w:hyperlink>
         </w:p>
@@ -1212,341 +1281,17 @@
             <w:tabs>
               <w:tab w:val="right" w:pos="9071" w:leader="dot"/>
             </w:tabs>
+            <w:spacing w:after="40"/>
           </w:pPr>
-          <w:hyperlink w:history="1" w:anchor="_Toc22">
-            <w:r>
-              <w:t xml:space="preserve">4 EXPERIMENTOS</w:t>
+          <w:hyperlink w:anchor="_Toc37" w:history="1">
+            <w:r>
+              <w:t>5 RESPOSTAS ÀS QUESTÕES COMUNS (Q1 A Q14)</w:t>
             </w:r>
             <w:r>
               <w:tab/>
             </w:r>
             <w:r>
-              <w:fldChar w:fldCharType="begin" w:dirty="true"/>
-              <w:instrText xml:space="preserve">PAGEREF _Toc22 \h</w:instrText>
-              <w:fldChar w:fldCharType="separate"/>
-              <w:fldChar w:fldCharType="end"/>
-            </w:r>
-          </w:hyperlink>
-        </w:p>
-        <w:p>
-          <w:pPr>
-            <w:pStyle w:val="TOC2"/>
-            <w:tabs>
-              <w:tab w:val="right" w:pos="9071" w:leader="dot"/>
-            </w:tabs>
-            <w:ind w:left="220"/>
-          </w:pPr>
-          <w:hyperlink w:history="1" w:anchor="_Toc23">
-            <w:r>
-              <w:t xml:space="preserve">4.1 E1 – Subida e topologia</w:t>
-            </w:r>
-            <w:r>
-              <w:tab/>
-            </w:r>
-            <w:r>
-              <w:fldChar w:fldCharType="begin" w:dirty="true"/>
-              <w:instrText xml:space="preserve">PAGEREF _Toc23 \h</w:instrText>
-              <w:fldChar w:fldCharType="separate"/>
-              <w:fldChar w:fldCharType="end"/>
-            </w:r>
-          </w:hyperlink>
-        </w:p>
-        <w:p>
-          <w:pPr>
-            <w:pStyle w:val="TOC2"/>
-            <w:tabs>
-              <w:tab w:val="right" w:pos="9071" w:leader="dot"/>
-            </w:tabs>
-            <w:ind w:left="220"/>
-          </w:pPr>
-          <w:hyperlink w:history="1" w:anchor="_Toc24">
-            <w:r>
-              <w:t xml:space="preserve">4.2 E2 – Caminho de uma operação</w:t>
-            </w:r>
-            <w:r>
-              <w:tab/>
-            </w:r>
-            <w:r>
-              <w:fldChar w:fldCharType="begin" w:dirty="true"/>
-              <w:instrText xml:space="preserve">PAGEREF _Toc24 \h</w:instrText>
-              <w:fldChar w:fldCharType="separate"/>
-              <w:fldChar w:fldCharType="end"/>
-            </w:r>
-          </w:hyperlink>
-        </w:p>
-        <w:p>
-          <w:pPr>
-            <w:pStyle w:val="TOC2"/>
-            <w:tabs>
-              <w:tab w:val="right" w:pos="9071" w:leader="dot"/>
-            </w:tabs>
-            <w:ind w:left="220"/>
-          </w:pPr>
-          <w:hyperlink w:history="1" w:anchor="_Toc25">
-            <w:r>
-              <w:t xml:space="preserve">4.3 E3 – Replicação</w:t>
-            </w:r>
-            <w:r>
-              <w:tab/>
-            </w:r>
-            <w:r>
-              <w:fldChar w:fldCharType="begin" w:dirty="true"/>
-              <w:instrText xml:space="preserve">PAGEREF _Toc25 \h</w:instrText>
-              <w:fldChar w:fldCharType="separate"/>
-              <w:fldChar w:fldCharType="end"/>
-            </w:r>
-          </w:hyperlink>
-        </w:p>
-        <w:p>
-          <w:pPr>
-            <w:pStyle w:val="TOC2"/>
-            <w:tabs>
-              <w:tab w:val="right" w:pos="9071" w:leader="dot"/>
-            </w:tabs>
-            <w:ind w:left="220"/>
-          </w:pPr>
-          <w:hyperlink w:history="1" w:anchor="_Toc26">
-            <w:r>
-              <w:t xml:space="preserve">4.4 E4 – Consistência</w:t>
-            </w:r>
-            <w:r>
-              <w:tab/>
-            </w:r>
-            <w:r>
-              <w:fldChar w:fldCharType="begin" w:dirty="true"/>
-              <w:instrText xml:space="preserve">PAGEREF _Toc26 \h</w:instrText>
-              <w:fldChar w:fldCharType="separate"/>
-              <w:fldChar w:fldCharType="end"/>
-            </w:r>
-          </w:hyperlink>
-        </w:p>
-        <w:p>
-          <w:pPr>
-            <w:pStyle w:val="TOC2"/>
-            <w:tabs>
-              <w:tab w:val="right" w:pos="9071" w:leader="dot"/>
-            </w:tabs>
-            <w:ind w:left="220"/>
-          </w:pPr>
-          <w:hyperlink w:history="1" w:anchor="_Toc27">
-            <w:r>
-              <w:t xml:space="preserve">4.5 E5 – Falha e quórum</w:t>
-            </w:r>
-            <w:r>
-              <w:tab/>
-            </w:r>
-            <w:r>
-              <w:fldChar w:fldCharType="begin" w:dirty="true"/>
-              <w:instrText xml:space="preserve">PAGEREF _Toc27 \h</w:instrText>
-              <w:fldChar w:fldCharType="separate"/>
-              <w:fldChar w:fldCharType="end"/>
-            </w:r>
-          </w:hyperlink>
-        </w:p>
-        <w:p>
-          <w:pPr>
-            <w:pStyle w:val="TOC2"/>
-            <w:tabs>
-              <w:tab w:val="right" w:pos="9071" w:leader="dot"/>
-            </w:tabs>
-            <w:ind w:left="220"/>
-          </w:pPr>
-          <w:hyperlink w:history="1" w:anchor="_Toc28">
-            <w:r>
-              <w:t xml:space="preserve">4.6 E6 – Partição de rede</w:t>
-            </w:r>
-            <w:r>
-              <w:tab/>
-            </w:r>
-            <w:r>
-              <w:fldChar w:fldCharType="begin" w:dirty="true"/>
-              <w:instrText xml:space="preserve">PAGEREF _Toc28 \h</w:instrText>
-              <w:fldChar w:fldCharType="separate"/>
-              <w:fldChar w:fldCharType="end"/>
-            </w:r>
-          </w:hyperlink>
-        </w:p>
-        <w:p>
-          <w:pPr>
-            <w:pStyle w:val="TOC2"/>
-            <w:tabs>
-              <w:tab w:val="right" w:pos="9071" w:leader="dot"/>
-            </w:tabs>
-            <w:ind w:left="220"/>
-          </w:pPr>
-          <w:hyperlink w:history="1" w:anchor="_Toc29">
-            <w:r>
-              <w:t xml:space="preserve">4.7 E7 – Recuperação</w:t>
-            </w:r>
-            <w:r>
-              <w:tab/>
-            </w:r>
-            <w:r>
-              <w:fldChar w:fldCharType="begin" w:dirty="true"/>
-              <w:instrText xml:space="preserve">PAGEREF _Toc29 \h</w:instrText>
-              <w:fldChar w:fldCharType="separate"/>
-              <w:fldChar w:fldCharType="end"/>
-            </w:r>
-          </w:hyperlink>
-        </w:p>
-        <w:p>
-          <w:pPr>
-            <w:pStyle w:val="TOC3"/>
-            <w:tabs>
-              <w:tab w:val="right" w:pos="9071" w:leader="dot"/>
-            </w:tabs>
-            <w:ind w:left="440"/>
-          </w:pPr>
-          <w:hyperlink w:history="1" w:anchor="_Toc30">
-            <w:r>
-              <w:t xml:space="preserve">4.7.1 Recuperação por log</w:t>
-            </w:r>
-            <w:r>
-              <w:tab/>
-            </w:r>
-            <w:r>
-              <w:fldChar w:fldCharType="begin" w:dirty="true"/>
-              <w:instrText xml:space="preserve">PAGEREF _Toc30 \h</w:instrText>
-              <w:fldChar w:fldCharType="separate"/>
-              <w:fldChar w:fldCharType="end"/>
-            </w:r>
-          </w:hyperlink>
-        </w:p>
-        <w:p>
-          <w:pPr>
-            <w:pStyle w:val="TOC3"/>
-            <w:tabs>
-              <w:tab w:val="right" w:pos="9071" w:leader="dot"/>
-            </w:tabs>
-            <w:ind w:left="440"/>
-          </w:pPr>
-          <w:hyperlink w:history="1" w:anchor="_Toc31">
-            <w:r>
-              <w:t xml:space="preserve">4.7.2 Recuperação por snapshot</w:t>
-            </w:r>
-            <w:r>
-              <w:tab/>
-            </w:r>
-            <w:r>
-              <w:fldChar w:fldCharType="begin" w:dirty="true"/>
-              <w:instrText xml:space="preserve">PAGEREF _Toc31 \h</w:instrText>
-              <w:fldChar w:fldCharType="separate"/>
-              <w:fldChar w:fldCharType="end"/>
-            </w:r>
-          </w:hyperlink>
-        </w:p>
-        <w:p>
-          <w:pPr>
-            <w:pStyle w:val="TOC2"/>
-            <w:tabs>
-              <w:tab w:val="right" w:pos="9071" w:leader="dot"/>
-            </w:tabs>
-            <w:ind w:left="220"/>
-          </w:pPr>
-          <w:hyperlink w:history="1" w:anchor="_Toc32">
-            <w:r>
-              <w:t xml:space="preserve">4.8 E8 – Coordenação e ordem</w:t>
-            </w:r>
-            <w:r>
-              <w:tab/>
-            </w:r>
-            <w:r>
-              <w:fldChar w:fldCharType="begin" w:dirty="true"/>
-              <w:instrText xml:space="preserve">PAGEREF _Toc32 \h</w:instrText>
-              <w:fldChar w:fldCharType="separate"/>
-              <w:fldChar w:fldCharType="end"/>
-            </w:r>
-          </w:hyperlink>
-        </w:p>
-        <w:p>
-          <w:pPr>
-            <w:pStyle w:val="TOC2"/>
-            <w:tabs>
-              <w:tab w:val="right" w:pos="9071" w:leader="dot"/>
-            </w:tabs>
-            <w:ind w:left="220"/>
-          </w:pPr>
-          <w:hyperlink w:history="1" w:anchor="_Toc33">
-            <w:r>
-              <w:t xml:space="preserve">4.9 E9 – Ênfase B: travas, leases e fencing</w:t>
-            </w:r>
-            <w:r>
-              <w:tab/>
-            </w:r>
-            <w:r>
-              <w:fldChar w:fldCharType="begin" w:dirty="true"/>
-              <w:instrText xml:space="preserve">PAGEREF _Toc33 \h</w:instrText>
-              <w:fldChar w:fldCharType="separate"/>
-              <w:fldChar w:fldCharType="end"/>
-            </w:r>
-          </w:hyperlink>
-        </w:p>
-        <w:p>
-          <w:pPr>
-            <w:pStyle w:val="TOC3"/>
-            <w:tabs>
-              <w:tab w:val="right" w:pos="9071" w:leader="dot"/>
-            </w:tabs>
-            <w:ind w:left="440"/>
-          </w:pPr>
-          <w:hyperlink w:history="1" w:anchor="_Toc34">
-            <w:r>
-              <w:t xml:space="preserve">4.9.1 Implementação</w:t>
-            </w:r>
-            <w:r>
-              <w:tab/>
-            </w:r>
-            <w:r>
-              <w:fldChar w:fldCharType="begin" w:dirty="true"/>
-              <w:instrText xml:space="preserve">PAGEREF _Toc34 \h</w:instrText>
-              <w:fldChar w:fldCharType="separate"/>
-              <w:fldChar w:fldCharType="end"/>
-            </w:r>
-          </w:hyperlink>
-        </w:p>
-        <w:p>
-          <w:pPr>
-            <w:pStyle w:val="TOC3"/>
-            <w:tabs>
-              <w:tab w:val="right" w:pos="9071" w:leader="dot"/>
-            </w:tabs>
-            <w:ind w:left="440"/>
-          </w:pPr>
-          <w:hyperlink w:history="1" w:anchor="_Toc35">
-            <w:r>
-              <w:t xml:space="preserve">4.9.2 Resultados</w:t>
-            </w:r>
-            <w:r>
-              <w:tab/>
-            </w:r>
-            <w:r>
-              <w:fldChar w:fldCharType="begin" w:dirty="true"/>
-              <w:instrText xml:space="preserve">PAGEREF _Toc35 \h</w:instrText>
-              <w:fldChar w:fldCharType="separate"/>
-              <w:fldChar w:fldCharType="end"/>
-            </w:r>
-          </w:hyperlink>
-        </w:p>
-        <w:p>
-          <w:pPr>
-            <w:pStyle w:val="TOC3"/>
-            <w:tabs>
-              <w:tab w:val="right" w:pos="9071" w:leader="dot"/>
-            </w:tabs>
-            <w:ind w:left="440"/>
-          </w:pPr>
-          <w:hyperlink w:history="1" w:anchor="_Toc36">
-            <w:r>
-              <w:t xml:space="preserve">4.9.3 Análise</w:t>
-            </w:r>
-            <w:r>
-              <w:tab/>
-            </w:r>
-            <w:r>
-              <w:fldChar w:fldCharType="begin" w:dirty="true"/>
-              <w:instrText xml:space="preserve">PAGEREF _Toc36 \h</w:instrText>
-              <w:fldChar w:fldCharType="separate"/>
-              <w:fldChar w:fldCharType="end"/>
+              <w:t>38</w:t>
             </w:r>
           </w:hyperlink>
         </w:p>
@@ -1556,19 +1301,17 @@
             <w:tabs>
               <w:tab w:val="right" w:pos="9071" w:leader="dot"/>
             </w:tabs>
+            <w:spacing w:after="40"/>
           </w:pPr>
-          <w:hyperlink w:history="1" w:anchor="_Toc37">
-            <w:r>
-              <w:t xml:space="preserve">5 RESPOSTAS ÀS QUESTÕES COMUNS (Q1 A Q14)</w:t>
+          <w:hyperlink w:anchor="_Toc38" w:history="1">
+            <w:r>
+              <w:t>6 RESPOSTAS ÀS QUESTÕES ESPECÍFICAS (S1 A S4)</w:t>
             </w:r>
             <w:r>
               <w:tab/>
             </w:r>
             <w:r>
-              <w:fldChar w:fldCharType="begin" w:dirty="true"/>
-              <w:instrText xml:space="preserve">PAGEREF _Toc37 \h</w:instrText>
-              <w:fldChar w:fldCharType="separate"/>
-              <w:fldChar w:fldCharType="end"/>
+              <w:t>43</w:t>
             </w:r>
           </w:hyperlink>
         </w:p>
@@ -1578,19 +1321,17 @@
             <w:tabs>
               <w:tab w:val="right" w:pos="9071" w:leader="dot"/>
             </w:tabs>
+            <w:spacing w:after="40"/>
           </w:pPr>
-          <w:hyperlink w:history="1" w:anchor="_Toc38">
-            <w:r>
-              <w:t xml:space="preserve">6 RESPOSTAS ÀS QUESTÕES ESPECÍFICAS (S1 A S4)</w:t>
+          <w:hyperlink w:anchor="_Toc39" w:history="1">
+            <w:r>
+              <w:t>7 QUADRO-SÍNTESE DO SISTEMA</w:t>
             </w:r>
             <w:r>
               <w:tab/>
             </w:r>
             <w:r>
-              <w:fldChar w:fldCharType="begin" w:dirty="true"/>
-              <w:instrText xml:space="preserve">PAGEREF _Toc38 \h</w:instrText>
-              <w:fldChar w:fldCharType="separate"/>
-              <w:fldChar w:fldCharType="end"/>
+              <w:t>46</w:t>
             </w:r>
           </w:hyperlink>
         </w:p>
@@ -1600,19 +1341,17 @@
             <w:tabs>
               <w:tab w:val="right" w:pos="9071" w:leader="dot"/>
             </w:tabs>
+            <w:spacing w:after="40"/>
           </w:pPr>
-          <w:hyperlink w:history="1" w:anchor="_Toc39">
-            <w:r>
-              <w:t xml:space="preserve">7 QUADRO-SÍNTESE DO SISTEMA</w:t>
+          <w:hyperlink w:anchor="_Toc40" w:history="1">
+            <w:r>
+              <w:t>8 LIMITAÇÕES E AMEAÇAS À VALIDADE</w:t>
             </w:r>
             <w:r>
               <w:tab/>
             </w:r>
             <w:r>
-              <w:fldChar w:fldCharType="begin" w:dirty="true"/>
-              <w:instrText xml:space="preserve">PAGEREF _Toc39 \h</w:instrText>
-              <w:fldChar w:fldCharType="separate"/>
-              <w:fldChar w:fldCharType="end"/>
+              <w:t>47</w:t>
             </w:r>
           </w:hyperlink>
         </w:p>
@@ -1622,19 +1361,17 @@
             <w:tabs>
               <w:tab w:val="right" w:pos="9071" w:leader="dot"/>
             </w:tabs>
+            <w:spacing w:after="40"/>
           </w:pPr>
-          <w:hyperlink w:history="1" w:anchor="_Toc40">
-            <w:r>
-              <w:t xml:space="preserve">8 LIMITAÇÕES E AMEAÇAS À VALIDADE</w:t>
+          <w:hyperlink w:anchor="_Toc41" w:history="1">
+            <w:r>
+              <w:t>9 CONSIDERAÇÕES FINAIS</w:t>
             </w:r>
             <w:r>
               <w:tab/>
             </w:r>
             <w:r>
-              <w:fldChar w:fldCharType="begin" w:dirty="true"/>
-              <w:instrText xml:space="preserve">PAGEREF _Toc40 \h</w:instrText>
-              <w:fldChar w:fldCharType="separate"/>
-              <w:fldChar w:fldCharType="end"/>
+              <w:t>48</w:t>
             </w:r>
           </w:hyperlink>
         </w:p>
@@ -1644,19 +1381,17 @@
             <w:tabs>
               <w:tab w:val="right" w:pos="9071" w:leader="dot"/>
             </w:tabs>
+            <w:spacing w:after="40"/>
           </w:pPr>
-          <w:hyperlink w:history="1" w:anchor="_Toc41">
-            <w:r>
-              <w:t xml:space="preserve">9 CONSIDERAÇÕES FINAIS</w:t>
+          <w:hyperlink w:anchor="_Toc42" w:history="1">
+            <w:r>
+              <w:t>10 PAPEL DE CADA INTEGRANTE</w:t>
             </w:r>
             <w:r>
               <w:tab/>
             </w:r>
             <w:r>
-              <w:fldChar w:fldCharType="begin" w:dirty="true"/>
-              <w:instrText xml:space="preserve">PAGEREF _Toc41 \h</w:instrText>
-              <w:fldChar w:fldCharType="separate"/>
-              <w:fldChar w:fldCharType="end"/>
+              <w:t>49</w:t>
             </w:r>
           </w:hyperlink>
         </w:p>
@@ -1666,19 +1401,17 @@
             <w:tabs>
               <w:tab w:val="right" w:pos="9071" w:leader="dot"/>
             </w:tabs>
+            <w:spacing w:after="40"/>
           </w:pPr>
-          <w:hyperlink w:history="1" w:anchor="_Toc42">
-            <w:r>
-              <w:t xml:space="preserve">10 PAPEL DE CADA INTEGRANTE</w:t>
+          <w:hyperlink w:anchor="_Toc43" w:history="1">
+            <w:r>
+              <w:t>11 DECLARAÇÃO DE USO DE FERRAMENTAS DE IA GENERATIVA</w:t>
             </w:r>
             <w:r>
               <w:tab/>
             </w:r>
             <w:r>
-              <w:fldChar w:fldCharType="begin" w:dirty="true"/>
-              <w:instrText xml:space="preserve">PAGEREF _Toc42 \h</w:instrText>
-              <w:fldChar w:fldCharType="separate"/>
-              <w:fldChar w:fldCharType="end"/>
+              <w:t>49</w:t>
             </w:r>
           </w:hyperlink>
         </w:p>
@@ -1688,45 +1421,19 @@
             <w:tabs>
               <w:tab w:val="right" w:pos="9071" w:leader="dot"/>
             </w:tabs>
+            <w:spacing w:after="40"/>
           </w:pPr>
-          <w:hyperlink w:history="1" w:anchor="_Toc43">
-            <w:r>
-              <w:t xml:space="preserve">11 DECLARAÇÃO DE USO DE FERRAMENTAS DE IA GENERATIVA</w:t>
+          <w:hyperlink w:anchor="_Toc44" w:history="1">
+            <w:r>
+              <w:t>REFERÊNCIAS</w:t>
             </w:r>
             <w:r>
               <w:tab/>
             </w:r>
             <w:r>
-              <w:fldChar w:fldCharType="begin" w:dirty="true"/>
-              <w:instrText xml:space="preserve">PAGEREF _Toc43 \h</w:instrText>
-              <w:fldChar w:fldCharType="separate"/>
-              <w:fldChar w:fldCharType="end"/>
+              <w:t>50</w:t>
             </w:r>
           </w:hyperlink>
-        </w:p>
-        <w:p>
-          <w:pPr>
-            <w:pStyle w:val="TOC1"/>
-            <w:tabs>
-              <w:tab w:val="right" w:pos="9071" w:leader="dot"/>
-            </w:tabs>
-          </w:pPr>
-          <w:hyperlink w:history="1" w:anchor="_Toc44">
-            <w:r>
-              <w:t xml:space="preserve">REFERÊNCIAS</w:t>
-            </w:r>
-            <w:r>
-              <w:tab/>
-            </w:r>
-            <w:r>
-              <w:fldChar w:fldCharType="begin" w:dirty="true"/>
-              <w:instrText xml:space="preserve">PAGEREF _Toc44 \h</w:instrText>
-              <w:fldChar w:fldCharType="separate"/>
-              <w:fldChar w:fldCharType="end"/>
-            </w:r>
-          </w:hyperlink>
-        </w:p>
-        <w:p>
           <w:r>
             <w:fldChar w:fldCharType="end"/>
           </w:r>
@@ -2271,7 +1978,7 @@
                 <w:sz w:val="18"/>
                 <w:szCs w:val="18"/>
               </w:rPr>
-              <w:t xml:space="preserve">Sistema de referência</w:t>
+              <w:t xml:space="preserve">Sistema escolhido</w:t>
             </w:r>
           </w:p>
         </w:tc>
@@ -2458,34 +2165,34 @@
     </w:p>
     <w:p>
       <w:pPr>
+        <w:pStyle w:val="Heading1"/>
+        <w:pageBreakBefore/>
+      </w:pPr>
+      <w:bookmarkStart w:name="_Toc3" w:id="3"/>
+      <w:r>
+        <w:t xml:space="preserve">2 FUNDAMENTAÇÃO TEÓRICA</w:t>
+      </w:r>
+      <w:bookmarkEnd w:id="3"/>
+    </w:p>
+    <w:p>
+      <w:pPr>
+        <w:pStyle w:val="Heading2"/>
+      </w:pPr>
+      <w:bookmarkStart w:id="1001" w:name="_Toc1001"/>
+      <w:r>
+        <w:t xml:space="preserve">2.1 O problema: coordenar aplicações distribuídas</w:t>
+      </w:r>
+      <w:bookmarkEnd w:id="1001"/>
+    </w:p>
+    <w:p>
+      <w:pPr>
         <w:spacing w:after="120" w:line="360"/>
         <w:ind w:firstLine="709"/>
         <w:jc w:val="both"/>
       </w:pPr>
       <w:r>
-        <w:t xml:space="preserve">O relatório segue a estrutura obrigatória do roteiro. A Seção 2 apresenta a fundamentação teórica (Raft, etcd, ZooKeeper, travas com lease e fencing, CAP/PACELC). A Seção 3 descreve o ambiente e as decisões necessárias para torná-lo reprodutível. A Seção 4 detalha os experimentos E1 a E9, cada um com objetivo, previsão da equipe, procedimento, evidências, medições e análise. As Seções 5 e 6 respondem às questões comuns (Q1 a Q14) e específicas (S1 a S4), sempre apontando o experimento que sustenta a resposta. As Seções 7 a 11 trazem o quadro-síntese, as limitações, as considerações finais, o papel dos integrantes e a declaração de uso de IA.</w:t>
-      </w:r>
-    </w:p>
-    <w:p>
-      <w:pPr>
-        <w:pStyle w:val="Heading1"/>
-        <w:pageBreakBefore/>
-      </w:pPr>
-      <w:bookmarkStart w:name="_Toc3" w:id="3"/>
-      <w:r>
-        <w:t xml:space="preserve">2 FUNDAMENTAÇÃO TEÓRICA</w:t>
-      </w:r>
-      <w:bookmarkEnd w:id="3"/>
-    </w:p>
-    <w:p>
-      <w:pPr>
-        <w:pStyle w:val="Heading2"/>
-      </w:pPr>
-      <w:bookmarkStart w:name="_Toc4" w:id="4"/>
-      <w:r>
-        <w:t xml:space="preserve">2.1 Serviços de coordenação</w:t>
-      </w:r>
-      <w:bookmarkEnd w:id="4"/>
+        <w:t xml:space="preserve">Quando uma aplicação roda em várias máquinas ao mesmo tempo, suas partes precisam concordar sobre algumas informações pequenas, mas críticas: qual instância é a líder, qual é a configuração em vigor, quem tem o direito exclusivo de alterar um recurso e quais réplicas de um serviço estão no ar. Se cada máquina tiver a sua própria versão desses fatos — por exemplo, duas instâncias acreditando ser a líder —, o sistema pode corromper dados ou executar o mesmo trabalho duas vezes.</w:t>
+      </w:r>
     </w:p>
     <w:p>
       <w:pPr>
@@ -2494,7 +2201,7 @@
         <w:jc w:val="both"/>
       </w:pPr>
       <w:r>
-        <w:t xml:space="preserve">Aplicações distribuídas precisam, com frequência, concordar sobre fatos pequenos mas críticos: qual instância é a líder, qual é a configuração vigente, quem detém o direito exclusivo de alterar um recurso, quais réplicas de um serviço estão vivas. Resolver esse acordo dentro de cada aplicação é difícil e propenso a erros sutis, o que motivou a criação de </w:t>
+        <w:t xml:space="preserve">Resolver esse acordo dentro de cada aplicação é difícil, porque mensagens se perdem, máquinas caem e a rede pode se dividir. Por isso surgiram os </w:t>
       </w:r>
       <w:r>
         <w:rPr>
@@ -2504,17 +2211,27 @@
         <w:t xml:space="preserve">serviços de coordenação</w:t>
       </w:r>
       <w:r>
-        <w:t xml:space="preserve">: sistemas que guardam pouco dado, mas oferecem garantias fortes de consistência e tolerância a falhas sobre ele. O Chubby, do Google, foi o primeiro a popularizar a ideia como um serviço de travas de granularidade grossa (BURROWS, 2006); o Apache ZooKeeper generalizou-a em uma interface </w:t>
-      </w:r>
-      <w:r>
-        <w:rPr>
-          <w:i/>
-          <w:iCs/>
-        </w:rPr>
-        <w:t xml:space="preserve">wait-free</w:t>
-      </w:r>
-      <w:r>
-        <w:t xml:space="preserve"> de arquivos hierárquicos com notificações (HUNT et al., 2010); o etcd, criado pela CoreOS em 2013 e hoje mantido pela CNCF, oferece um armazenamento chave-valor replicado pelo Raft e é o repositório de todo o estado do Kubernetes.</w:t>
+        <w:t xml:space="preserve">: sistemas que guardam pouco dado, mas garantem que todos os clientes enxerguem esse dado da mesma forma, mesmo diante de falhas. O Chubby, do Google, popularizou a ideia como um serviço de travas (BURROWS, 2006); hoje, os dois representantes mais usados são o </w:t>
+      </w:r>
+      <w:r>
+        <w:rPr>
+          <w:b/>
+          <w:bCs/>
+        </w:rPr>
+        <w:t xml:space="preserve">etcd</w:t>
+      </w:r>
+      <w:r>
+        <w:t xml:space="preserve"> e o </w:t>
+      </w:r>
+      <w:r>
+        <w:rPr>
+          <w:b/>
+          <w:bCs/>
+        </w:rPr>
+        <w:t xml:space="preserve">Apache ZooKeeper</w:t>
+      </w:r>
+      <w:r>
+        <w:t xml:space="preserve">.</w:t>
       </w:r>
     </w:p>
     <w:p>
@@ -2524,7 +2241,7 @@
         <w:jc w:val="both"/>
       </w:pPr>
       <w:r>
-        <w:t xml:space="preserve">Esses serviços são o exemplo mais direto de </w:t>
+        <w:t xml:space="preserve">A ideia central desses serviços é a </w:t>
       </w:r>
       <w:r>
         <w:rPr>
@@ -2534,7 +2251,17 @@
         <w:t xml:space="preserve">máquina de estados replicada</w:t>
       </w:r>
       <w:r>
-        <w:t xml:space="preserve"> (SCHNEIDER, 1990): se réplicas determinísticas partem do mesmo estado e aplicam os mesmos comandos na mesma ordem, terminam no mesmo estado. O problema de manter réplicas consistentes reduz-se, então, a concordar sobre uma sequência de comandos — o log — mesmo com falhas de processos e de rede. Esse acordo é o problema do </w:t>
+        <w:t xml:space="preserve">: várias réplicas começam no mesmo estado e executam os mesmos comandos, na mesma ordem; como os comandos são determinísticos, todas terminam no mesmo estado. Assim, o problema de manter as cópias iguais se reduz a um só: fazer as réplicas concordarem sobre a sequência de comandos, chamada de </w:t>
+      </w:r>
+      <w:r>
+        <w:rPr>
+          <w:b/>
+          <w:bCs/>
+        </w:rPr>
+        <w:t xml:space="preserve">log</w:t>
+      </w:r>
+      <w:r>
+        <w:t xml:space="preserve">. Esse acordo é o problema do </w:t>
       </w:r>
       <w:r>
         <w:rPr>
@@ -2544,28 +2271,18 @@
         <w:t xml:space="preserve">consenso</w:t>
       </w:r>
       <w:r>
-        <w:t xml:space="preserve">, equivalente ao </w:t>
-      </w:r>
-      <w:r>
-        <w:rPr>
-          <w:i/>
-          <w:iCs/>
-        </w:rPr>
-        <w:t xml:space="preserve">multicast</w:t>
-      </w:r>
-      <w:r>
-        <w:t xml:space="preserve"> com ordem total estudado na disciplina.</w:t>
+        <w:t xml:space="preserve">, e cada sistema o resolve com um algoritmo próprio — o Raft no etcd e o ZAB no ZooKeeper.</w:t>
       </w:r>
     </w:p>
     <w:p>
       <w:pPr>
         <w:pStyle w:val="Heading2"/>
       </w:pPr>
-      <w:bookmarkStart w:name="_Toc5" w:id="5"/>
-      <w:r>
-        <w:t xml:space="preserve">2.2 Consenso e o algoritmo Raft</w:t>
-      </w:r>
-      <w:bookmarkEnd w:id="5"/>
+      <w:bookmarkStart w:id="1002" w:name="_Toc1002"/>
+      <w:r>
+        <w:t xml:space="preserve">2.2 etcd e ZooKeeper</w:t>
+      </w:r>
+      <w:bookmarkEnd w:id="1002"/>
     </w:p>
     <w:p>
       <w:pPr>
@@ -2574,38 +2291,18 @@
         <w:jc w:val="both"/>
       </w:pPr>
       <w:r>
-        <w:t xml:space="preserve">O resultado FLP mostra que nenhum algoritmo determinístico garante consenso em um sistema totalmente assíncrono com a possibilidade de uma única falha por parada (FISCHER; LYNCH; PATERSON, 1985). Algoritmos práticos como Paxos (LAMPORT, 1998; 2001) e Raft contornam o resultado garantindo </w:t>
-      </w:r>
-      <w:r>
-        <w:rPr>
-          <w:b/>
-          <w:bCs/>
-        </w:rPr>
-        <w:t xml:space="preserve">segurança</w:t>
-      </w:r>
-      <w:r>
-        <w:t xml:space="preserve"> sempre (nunca decidem valores diferentes) e </w:t>
-      </w:r>
-      <w:r>
-        <w:rPr>
-          <w:b/>
-          <w:bCs/>
-        </w:rPr>
-        <w:t xml:space="preserve">vivacidade</w:t>
-      </w:r>
-      <w:r>
-        <w:t xml:space="preserve"> apenas quando o sistema se comporta de forma suficientemente síncrona por tempo suficiente (sincronia parcial). O Raft foi proposto por Ongaro e Ousterhout (2014) com o objetivo explícito de ser mais compreensível que o Paxos, decompondo o problema em três partes: eleição de líder, replicação do log e segurança.</w:t>
+        <w:t xml:space="preserve">O tema deste trabalho admite dois sistemas. Ambos resolvem o mesmo problema e têm arquitetura parecida — um pequeno grupo de servidores, um líder eleito entre eles e escritas confirmadas pela maioria —, mas diferem no modelo de dados, no algoritmo de consenso e no comportamento padrão das leituras. Esta seção apresenta cada um, compara os dois e explica qual foi usado.</w:t>
       </w:r>
     </w:p>
     <w:p>
       <w:pPr>
         <w:pStyle w:val="Heading3"/>
       </w:pPr>
-      <w:bookmarkStart w:name="_Toc6" w:id="6"/>
-      <w:r>
-        <w:t xml:space="preserve">2.2.1 Papéis, termos e eleição</w:t>
-      </w:r>
-      <w:bookmarkEnd w:id="6"/>
+      <w:bookmarkStart w:id="1003" w:name="_Toc1003"/>
+      <w:r>
+        <w:t xml:space="preserve">2.2.1 etcd</w:t>
+      </w:r>
+      <w:bookmarkEnd w:id="1003"/>
     </w:p>
     <w:p>
       <w:pPr>
@@ -2614,48 +2311,59 @@
         <w:jc w:val="both"/>
       </w:pPr>
       <w:r>
-        <w:t xml:space="preserve">Cada servidor está em um de três estados: </w:t>
-      </w:r>
-      <w:r>
-        <w:rPr>
-          <w:b/>
-          <w:bCs/>
-        </w:rPr>
-        <w:t xml:space="preserve">seguidor</w:t>
-      </w:r>
-      <w:r>
-        <w:t xml:space="preserve">, </w:t>
-      </w:r>
-      <w:r>
-        <w:rPr>
-          <w:b/>
-          <w:bCs/>
-        </w:rPr>
-        <w:t xml:space="preserve">candidato</w:t>
-      </w:r>
-      <w:r>
-        <w:t xml:space="preserve"> ou </w:t>
-      </w:r>
-      <w:r>
-        <w:rPr>
-          <w:b/>
-          <w:bCs/>
-        </w:rPr>
-        <w:t xml:space="preserve">líder</w:t>
-      </w:r>
-      <w:r>
-        <w:t xml:space="preserve">. O tempo é dividido em </w:t>
-      </w:r>
-      <w:r>
-        <w:rPr>
-          <w:b/>
-          <w:bCs/>
-        </w:rPr>
-        <w:t xml:space="preserve">termos</w:t>
-      </w:r>
-      <w:r>
-        <w:t xml:space="preserve"> numerados de forma crescente; cada termo começa com uma eleição e tem no máximo um líder. O termo funciona como um relógio lógico: todo servidor guarda o maior termo que já viu, envia-o em todas as mensagens e, ao receber um termo maior, atualiza o seu e volta a ser seguidor; mensagens com termo menor são rejeitadas. Isso impede que um líder antigo, isolado ou pausado, continue a agir depois que outro foi eleito.</w:t>
-      </w:r>
+        <w:t xml:space="preserve">O etcd foi criado em 2013 pela CoreOS para guardar a configuração de clusters de servidores e hoje é mantido pela CNCF (</w:t>
+      </w:r>
+      <w:r>
+        <w:rPr>
+          <w:i/>
+          <w:iCs/>
+        </w:rPr>
+        <w:t xml:space="preserve">Cloud Native Computing Foundation</w:t>
+      </w:r>
+      <w:r>
+        <w:t xml:space="preserve">). É escrito em Go, distribuído como um único executável e oferece um armazenamento </w:t>
+      </w:r>
+      <w:r>
+        <w:rPr>
+          <w:b/>
+          <w:bCs/>
+        </w:rPr>
+        <w:t xml:space="preserve">chave-valor</w:t>
+      </w:r>
+      <w:r>
+        <w:t xml:space="preserve">: o cliente grava e lê pares como </w:t>
+      </w:r>
+      <w:r>
+        <w:rPr>
+          <w:rFonts w:ascii="Consolas" w:hAnsi="Consolas" w:cs="Consolas" w:eastAsia="Consolas"/>
+          <w:sz w:val="21"/>
+          <w:szCs w:val="21"/>
+        </w:rPr>
+        <w:t xml:space="preserve">/config/modo = producao</w:t>
+      </w:r>
+      <w:r>
+        <w:t xml:space="preserve">. As réplicas concordam sobre a ordem das escritas usando o algoritmo </w:t>
+      </w:r>
+      <w:r>
+        <w:rPr>
+          <w:b/>
+          <w:bCs/>
+        </w:rPr>
+        <w:t xml:space="preserve">Raft</w:t>
+      </w:r>
+      <w:r>
+        <w:t xml:space="preserve"> (ONGARO; OUSTERHOUT, 2014), projetado para ser mais fácil de entender e de implementar que o Paxos. O etcd é o “cérebro” do Kubernetes: todo o estado de um cluster Kubernetes — objetos, configurações, segredos e a eleição de líder dos seus componentes — fica guardado nele.</w:t>
+      </w:r>
+    </w:p>
+    <w:p>
+      <w:pPr>
+        <w:pStyle w:val="Heading3"/>
+      </w:pPr>
+      <w:bookmarkStart w:id="1004" w:name="_Toc1004"/>
+      <w:r>
+        <w:t xml:space="preserve">2.2.2 Apache ZooKeeper</w:t>
+      </w:r>
+      <w:bookmarkEnd w:id="1004"/>
     </w:p>
     <w:p>
       <w:pPr>
@@ -2664,47 +2372,2023 @@
         <w:jc w:val="both"/>
       </w:pPr>
       <w:r>
-        <w:t xml:space="preserve">Um seguidor que não recebe </w:t>
+        <w:t xml:space="preserve">O ZooKeeper foi criado no Yahoo! (HUNT et al., 2010), é escrito em Java e roda sobre a JVM. Seus dados ficam em uma árvore de nós chamados </w:t>
+      </w:r>
+      <w:r>
+        <w:rPr>
+          <w:b/>
+          <w:bCs/>
+        </w:rPr>
+        <w:t xml:space="preserve">znodes</w:t>
+      </w:r>
+      <w:r>
+        <w:t xml:space="preserve">, parecida com um sistema de arquivos (</w:t>
+      </w:r>
+      <w:r>
+        <w:rPr>
+          <w:rFonts w:ascii="Consolas" w:hAnsi="Consolas" w:cs="Consolas" w:eastAsia="Consolas"/>
+          <w:sz w:val="21"/>
+          <w:szCs w:val="21"/>
+        </w:rPr>
+        <w:t xml:space="preserve">/app/config</w:t>
+      </w:r>
+      <w:r>
+        <w:t xml:space="preserve">, </w:t>
+      </w:r>
+      <w:r>
+        <w:rPr>
+          <w:rFonts w:ascii="Consolas" w:hAnsi="Consolas" w:cs="Consolas" w:eastAsia="Consolas"/>
+          <w:sz w:val="21"/>
+          <w:szCs w:val="21"/>
+        </w:rPr>
+        <w:t xml:space="preserve">/app/lider</w:t>
+      </w:r>
+      <w:r>
+        <w:t xml:space="preserve">). Dois tipos de znode são a base das suas receitas de coordenação: o </w:t>
+      </w:r>
+      <w:r>
+        <w:rPr>
+          <w:b/>
+          <w:bCs/>
+        </w:rPr>
+        <w:t xml:space="preserve">efêmero</w:t>
+      </w:r>
+      <w:r>
+        <w:t xml:space="preserve">, apagado automaticamente quando termina a sessão do cliente que o criou, e o </w:t>
+      </w:r>
+      <w:r>
+        <w:rPr>
+          <w:b/>
+          <w:bCs/>
+        </w:rPr>
+        <w:t xml:space="preserve">sequencial</w:t>
+      </w:r>
+      <w:r>
+        <w:t xml:space="preserve">, que recebe do servidor um número crescente no nome. As réplicas concordam sobre a ordem das escritas pelo protocolo </w:t>
+      </w:r>
+      <w:r>
+        <w:rPr>
+          <w:b/>
+          <w:bCs/>
+        </w:rPr>
+        <w:t xml:space="preserve">ZAB</w:t>
+      </w:r>
+      <w:r>
+        <w:t xml:space="preserve"> (</w:t>
       </w:r>
       <w:r>
         <w:rPr>
           <w:i/>
           <w:iCs/>
         </w:rPr>
+        <w:t xml:space="preserve">ZooKeeper Atomic Broadcast</w:t>
+      </w:r>
+      <w:r>
+        <w:t xml:space="preserve">) (JUNQUEIRA; REED; SERAFINI, 2011). O ZooKeeper é usado por Hadoop, HBase, Solr e, até a migração para o modo KRaft, pelo Kafka.</w:t>
+      </w:r>
+    </w:p>
+    <w:p>
+      <w:pPr>
+        <w:pStyle w:val="Heading3"/>
+      </w:pPr>
+      <w:bookmarkStart w:id="1005" w:name="_Toc1005"/>
+      <w:r>
+        <w:t xml:space="preserve">2.2.3 Comparação entre os dois</w:t>
+      </w:r>
+      <w:bookmarkEnd w:id="1005"/>
+    </w:p>
+    <w:p>
+      <w:pPr>
+        <w:spacing w:after="120" w:line="360"/>
+        <w:ind w:firstLine="709"/>
+        <w:jc w:val="both"/>
+      </w:pPr>
+      <w:r>
+        <w:t xml:space="preserve">A Tabela 2 coloca lado a lado os conceitos equivalentes. A diferença mais visível para quem usa está nas leituras: no etcd, a leitura padrão sempre devolve o valor mais recente, e a leitura local (mais rápida, mas possivelmente desatualizada) é uma opção explícita; no ZooKeeper é o contrário — a leitura padrão é local, e o cliente que precisa do valor mais recente deve chamar </w:t>
+      </w:r>
+      <w:r>
+        <w:rPr>
+          <w:rFonts w:ascii="Consolas" w:hAnsi="Consolas" w:cs="Consolas" w:eastAsia="Consolas"/>
+          <w:sz w:val="21"/>
+          <w:szCs w:val="21"/>
+        </w:rPr>
+        <w:t xml:space="preserve">sync</w:t>
+      </w:r>
+      <w:r>
+        <w:t xml:space="preserve"> antes.</w:t>
+      </w:r>
+    </w:p>
+    <w:p>
+      <w:pPr>
+        <w:keepNext/>
+        <w:spacing w:after="60" w:before="120"/>
+        <w:jc w:val="center"/>
+      </w:pPr>
+      <w:r>
+        <w:rPr>
+          <w:b/>
+          <w:bCs/>
+          <w:sz w:val="20"/>
+          <w:szCs w:val="20"/>
+        </w:rPr>
+        <w:t xml:space="preserve">Tabela 2</w:t>
+      </w:r>
+      <w:r>
+        <w:rPr>
+          <w:sz w:val="20"/>
+          <w:szCs w:val="20"/>
+        </w:rPr>
+        <w:t xml:space="preserve"> – Comparação entre etcd e ZooKeeper</w:t>
+      </w:r>
+    </w:p>
+    <w:tbl>
+      <w:tblPr>
+        <w:tblW w:type="dxa" w:w="9072"/>
+        <w:tblBorders>
+          <w:top w:val="single" w:color="auto" w:sz="4"/>
+          <w:left w:val="single" w:color="auto" w:sz="4"/>
+          <w:bottom w:val="single" w:color="auto" w:sz="4"/>
+          <w:right w:val="single" w:color="auto" w:sz="4"/>
+          <w:insideH w:val="single" w:color="auto" w:sz="4"/>
+          <w:insideV w:val="single" w:color="auto" w:sz="4"/>
+        </w:tblBorders>
+      </w:tblPr>
+      <w:tblGrid>
+        <w:gridCol w:w="2550"/>
+        <w:gridCol w:w="3261"/>
+        <w:gridCol w:w="3261"/>
+      </w:tblGrid>
+      <w:tr>
+        <w:trPr>
+          <w:cantSplit/>
+          <w:tblHeader/>
+        </w:trPr>
+        <w:tc>
+          <w:tcPr>
+            <w:tcW w:type="dxa" w:w="2550"/>
+            <w:tcBorders>
+              <w:top w:val="single" w:color="808080" w:sz="4"/>
+              <w:left w:val="single" w:color="808080" w:sz="4"/>
+              <w:bottom w:val="single" w:color="808080" w:sz="4"/>
+              <w:right w:val="single" w:color="808080" w:sz="4"/>
+            </w:tcBorders>
+            <w:shd w:fill="1F4E79" w:color="auto" w:val="clear"/>
+            <w:tcMar>
+              <w:top w:type="dxa" w:w="50"/>
+              <w:left w:type="dxa" w:w="90"/>
+              <w:bottom w:type="dxa" w:w="50"/>
+              <w:right w:type="dxa" w:w="90"/>
+            </w:tcMar>
+          </w:tcPr>
+          <w:p>
+            <w:pPr>
+              <w:spacing w:after="0" w:line="240"/>
+              <w:jc w:val="left"/>
+            </w:pPr>
+            <w:r>
+              <w:rPr>
+                <w:b/>
+                <w:bCs/>
+                <w:color w:val="FFFFFF"/>
+                <w:sz w:val="18"/>
+                <w:szCs w:val="18"/>
+              </w:rPr>
+              <w:t>Aspecto</w:t>
+            </w:r>
+          </w:p>
+        </w:tc>
+        <w:tc>
+          <w:tcPr>
+            <w:tcW w:type="dxa" w:w="3261"/>
+            <w:tcBorders>
+              <w:top w:val="single" w:color="808080" w:sz="4"/>
+              <w:left w:val="single" w:color="808080" w:sz="4"/>
+              <w:bottom w:val="single" w:color="808080" w:sz="4"/>
+              <w:right w:val="single" w:color="808080" w:sz="4"/>
+            </w:tcBorders>
+            <w:shd w:fill="1F4E79" w:color="auto" w:val="clear"/>
+            <w:tcMar>
+              <w:top w:type="dxa" w:w="50"/>
+              <w:left w:type="dxa" w:w="90"/>
+              <w:bottom w:type="dxa" w:w="50"/>
+              <w:right w:type="dxa" w:w="90"/>
+            </w:tcMar>
+          </w:tcPr>
+          <w:p>
+            <w:pPr>
+              <w:spacing w:after="0" w:line="240"/>
+              <w:jc w:val="left"/>
+            </w:pPr>
+            <w:r>
+              <w:rPr>
+                <w:b/>
+                <w:bCs/>
+                <w:color w:val="FFFFFF"/>
+                <w:sz w:val="18"/>
+                <w:szCs w:val="18"/>
+              </w:rPr>
+              <w:t>etcd</w:t>
+            </w:r>
+          </w:p>
+        </w:tc>
+        <w:tc>
+          <w:tcPr>
+            <w:tcW w:type="dxa" w:w="3261"/>
+            <w:tcBorders>
+              <w:top w:val="single" w:color="808080" w:sz="4"/>
+              <w:left w:val="single" w:color="808080" w:sz="4"/>
+              <w:bottom w:val="single" w:color="808080" w:sz="4"/>
+              <w:right w:val="single" w:color="808080" w:sz="4"/>
+            </w:tcBorders>
+            <w:shd w:fill="1F4E79" w:color="auto" w:val="clear"/>
+            <w:tcMar>
+              <w:top w:type="dxa" w:w="50"/>
+              <w:left w:type="dxa" w:w="90"/>
+              <w:bottom w:type="dxa" w:w="50"/>
+              <w:right w:type="dxa" w:w="90"/>
+            </w:tcMar>
+          </w:tcPr>
+          <w:p>
+            <w:pPr>
+              <w:spacing w:after="0" w:line="240"/>
+              <w:jc w:val="left"/>
+            </w:pPr>
+            <w:r>
+              <w:rPr>
+                <w:b/>
+                <w:bCs/>
+                <w:color w:val="FFFFFF"/>
+                <w:sz w:val="18"/>
+                <w:szCs w:val="18"/>
+              </w:rPr>
+              <w:t>ZooKeeper</w:t>
+            </w:r>
+          </w:p>
+        </w:tc>
+      </w:tr>
+      <w:tr>
+        <w:trPr>
+          <w:cantSplit/>
+        </w:trPr>
+        <w:tc>
+          <w:tcPr>
+            <w:tcW w:type="dxa" w:w="2550"/>
+            <w:tcBorders>
+              <w:top w:val="single" w:color="808080" w:sz="4"/>
+              <w:left w:val="single" w:color="808080" w:sz="4"/>
+              <w:bottom w:val="single" w:color="808080" w:sz="4"/>
+              <w:right w:val="single" w:color="808080" w:sz="4"/>
+            </w:tcBorders>
+            <w:tcMar>
+              <w:top w:type="dxa" w:w="50"/>
+              <w:left w:type="dxa" w:w="90"/>
+              <w:bottom w:type="dxa" w:w="50"/>
+              <w:right w:type="dxa" w:w="90"/>
+            </w:tcMar>
+          </w:tcPr>
+          <w:p>
+            <w:pPr>
+              <w:spacing w:after="0" w:line="240"/>
+              <w:jc w:val="left"/>
+            </w:pPr>
+            <w:r>
+              <w:rPr>
+                <w:b/>
+                <w:bCs/>
+                <w:sz w:val="18"/>
+                <w:szCs w:val="18"/>
+              </w:rPr>
+              <w:t xml:space="preserve">Modelo de dados</w:t>
+            </w:r>
+          </w:p>
+        </w:tc>
+        <w:tc>
+          <w:tcPr>
+            <w:tcW w:type="dxa" w:w="3261"/>
+            <w:tcBorders>
+              <w:top w:val="single" w:color="808080" w:sz="4"/>
+              <w:left w:val="single" w:color="808080" w:sz="4"/>
+              <w:bottom w:val="single" w:color="808080" w:sz="4"/>
+              <w:right w:val="single" w:color="808080" w:sz="4"/>
+            </w:tcBorders>
+            <w:tcMar>
+              <w:top w:type="dxa" w:w="50"/>
+              <w:left w:type="dxa" w:w="90"/>
+              <w:bottom w:type="dxa" w:w="50"/>
+              <w:right w:type="dxa" w:w="90"/>
+            </w:tcMar>
+          </w:tcPr>
+          <w:p>
+            <w:pPr>
+              <w:spacing w:after="0" w:line="240"/>
+              <w:jc w:val="left"/>
+            </w:pPr>
+            <w:r>
+              <w:rPr>
+                <w:sz w:val="18"/>
+                <w:szCs w:val="18"/>
+              </w:rPr>
+              <w:t xml:space="preserve">Chave-valor; a hierarquia é só convenção de prefixo (/config/...)</w:t>
+            </w:r>
+          </w:p>
+        </w:tc>
+        <w:tc>
+          <w:tcPr>
+            <w:tcW w:type="dxa" w:w="3261"/>
+            <w:tcBorders>
+              <w:top w:val="single" w:color="808080" w:sz="4"/>
+              <w:left w:val="single" w:color="808080" w:sz="4"/>
+              <w:bottom w:val="single" w:color="808080" w:sz="4"/>
+              <w:right w:val="single" w:color="808080" w:sz="4"/>
+            </w:tcBorders>
+            <w:tcMar>
+              <w:top w:type="dxa" w:w="50"/>
+              <w:left w:type="dxa" w:w="90"/>
+              <w:bottom w:type="dxa" w:w="50"/>
+              <w:right w:type="dxa" w:w="90"/>
+            </w:tcMar>
+          </w:tcPr>
+          <w:p>
+            <w:pPr>
+              <w:spacing w:after="0" w:line="240"/>
+              <w:jc w:val="left"/>
+            </w:pPr>
+            <w:r>
+              <w:rPr>
+                <w:sz w:val="18"/>
+                <w:szCs w:val="18"/>
+              </w:rPr>
+              <w:t xml:space="preserve">Árvore de znodes, como um sistema de arquivos</w:t>
+            </w:r>
+          </w:p>
+        </w:tc>
+      </w:tr>
+      <w:tr>
+        <w:trPr>
+          <w:cantSplit/>
+        </w:trPr>
+        <w:tc>
+          <w:tcPr>
+            <w:tcW w:type="dxa" w:w="2550"/>
+            <w:tcBorders>
+              <w:top w:val="single" w:color="808080" w:sz="4"/>
+              <w:left w:val="single" w:color="808080" w:sz="4"/>
+              <w:bottom w:val="single" w:color="808080" w:sz="4"/>
+              <w:right w:val="single" w:color="808080" w:sz="4"/>
+            </w:tcBorders>
+            <w:shd w:fill="F3F7FB" w:color="auto" w:val="clear"/>
+            <w:tcMar>
+              <w:top w:type="dxa" w:w="50"/>
+              <w:left w:type="dxa" w:w="90"/>
+              <w:bottom w:type="dxa" w:w="50"/>
+              <w:right w:type="dxa" w:w="90"/>
+            </w:tcMar>
+          </w:tcPr>
+          <w:p>
+            <w:pPr>
+              <w:spacing w:after="0" w:line="240"/>
+              <w:jc w:val="left"/>
+            </w:pPr>
+            <w:r>
+              <w:rPr>
+                <w:b/>
+                <w:bCs/>
+                <w:sz w:val="18"/>
+                <w:szCs w:val="18"/>
+              </w:rPr>
+              <w:t xml:space="preserve">Algoritmo de consenso</w:t>
+            </w:r>
+          </w:p>
+        </w:tc>
+        <w:tc>
+          <w:tcPr>
+            <w:tcW w:type="dxa" w:w="3261"/>
+            <w:tcBorders>
+              <w:top w:val="single" w:color="808080" w:sz="4"/>
+              <w:left w:val="single" w:color="808080" w:sz="4"/>
+              <w:bottom w:val="single" w:color="808080" w:sz="4"/>
+              <w:right w:val="single" w:color="808080" w:sz="4"/>
+            </w:tcBorders>
+            <w:shd w:fill="F3F7FB" w:color="auto" w:val="clear"/>
+            <w:tcMar>
+              <w:top w:type="dxa" w:w="50"/>
+              <w:left w:type="dxa" w:w="90"/>
+              <w:bottom w:type="dxa" w:w="50"/>
+              <w:right w:type="dxa" w:w="90"/>
+            </w:tcMar>
+          </w:tcPr>
+          <w:p>
+            <w:pPr>
+              <w:spacing w:after="0" w:line="240"/>
+              <w:jc w:val="left"/>
+            </w:pPr>
+            <w:r>
+              <w:rPr>
+                <w:sz w:val="18"/>
+                <w:szCs w:val="18"/>
+              </w:rPr>
+              <w:t xml:space="preserve">Raft</w:t>
+            </w:r>
+          </w:p>
+        </w:tc>
+        <w:tc>
+          <w:tcPr>
+            <w:tcW w:type="dxa" w:w="3261"/>
+            <w:tcBorders>
+              <w:top w:val="single" w:color="808080" w:sz="4"/>
+              <w:left w:val="single" w:color="808080" w:sz="4"/>
+              <w:bottom w:val="single" w:color="808080" w:sz="4"/>
+              <w:right w:val="single" w:color="808080" w:sz="4"/>
+            </w:tcBorders>
+            <w:shd w:fill="F3F7FB" w:color="auto" w:val="clear"/>
+            <w:tcMar>
+              <w:top w:type="dxa" w:w="50"/>
+              <w:left w:type="dxa" w:w="90"/>
+              <w:bottom w:type="dxa" w:w="50"/>
+              <w:right w:type="dxa" w:w="90"/>
+            </w:tcMar>
+          </w:tcPr>
+          <w:p>
+            <w:pPr>
+              <w:spacing w:after="0" w:line="240"/>
+              <w:jc w:val="left"/>
+            </w:pPr>
+            <w:r>
+              <w:rPr>
+                <w:sz w:val="18"/>
+                <w:szCs w:val="18"/>
+              </w:rPr>
+              <w:t xml:space="preserve">ZAB</w:t>
+            </w:r>
+          </w:p>
+        </w:tc>
+      </w:tr>
+      <w:tr>
+        <w:trPr>
+          <w:cantSplit/>
+        </w:trPr>
+        <w:tc>
+          <w:tcPr>
+            <w:tcW w:type="dxa" w:w="2550"/>
+            <w:tcBorders>
+              <w:top w:val="single" w:color="808080" w:sz="4"/>
+              <w:left w:val="single" w:color="808080" w:sz="4"/>
+              <w:bottom w:val="single" w:color="808080" w:sz="4"/>
+              <w:right w:val="single" w:color="808080" w:sz="4"/>
+            </w:tcBorders>
+            <w:tcMar>
+              <w:top w:type="dxa" w:w="50"/>
+              <w:left w:type="dxa" w:w="90"/>
+              <w:bottom w:type="dxa" w:w="50"/>
+              <w:right w:type="dxa" w:w="90"/>
+            </w:tcMar>
+          </w:tcPr>
+          <w:p>
+            <w:pPr>
+              <w:spacing w:after="0" w:line="240"/>
+              <w:jc w:val="left"/>
+            </w:pPr>
+            <w:r>
+              <w:rPr>
+                <w:b/>
+                <w:bCs/>
+                <w:sz w:val="18"/>
+                <w:szCs w:val="18"/>
+              </w:rPr>
+              <w:t xml:space="preserve">Número do mandato do líder</w:t>
+            </w:r>
+          </w:p>
+        </w:tc>
+        <w:tc>
+          <w:tcPr>
+            <w:tcW w:type="dxa" w:w="3261"/>
+            <w:tcBorders>
+              <w:top w:val="single" w:color="808080" w:sz="4"/>
+              <w:left w:val="single" w:color="808080" w:sz="4"/>
+              <w:bottom w:val="single" w:color="808080" w:sz="4"/>
+              <w:right w:val="single" w:color="808080" w:sz="4"/>
+            </w:tcBorders>
+            <w:tcMar>
+              <w:top w:type="dxa" w:w="50"/>
+              <w:left w:type="dxa" w:w="90"/>
+              <w:bottom w:type="dxa" w:w="50"/>
+              <w:right w:type="dxa" w:w="90"/>
+            </w:tcMar>
+          </w:tcPr>
+          <w:p>
+            <w:pPr>
+              <w:spacing w:after="0" w:line="240"/>
+              <w:jc w:val="left"/>
+            </w:pPr>
+            <w:r>
+              <w:rPr>
+                <w:sz w:val="18"/>
+                <w:szCs w:val="18"/>
+              </w:rPr>
+              <w:t xml:space="preserve">Termo</w:t>
+            </w:r>
+          </w:p>
+        </w:tc>
+        <w:tc>
+          <w:tcPr>
+            <w:tcW w:type="dxa" w:w="3261"/>
+            <w:tcBorders>
+              <w:top w:val="single" w:color="808080" w:sz="4"/>
+              <w:left w:val="single" w:color="808080" w:sz="4"/>
+              <w:bottom w:val="single" w:color="808080" w:sz="4"/>
+              <w:right w:val="single" w:color="808080" w:sz="4"/>
+            </w:tcBorders>
+            <w:tcMar>
+              <w:top w:type="dxa" w:w="50"/>
+              <w:left w:type="dxa" w:w="90"/>
+              <w:bottom w:type="dxa" w:w="50"/>
+              <w:right w:type="dxa" w:w="90"/>
+            </w:tcMar>
+          </w:tcPr>
+          <w:p>
+            <w:pPr>
+              <w:spacing w:after="0" w:line="240"/>
+              <w:jc w:val="left"/>
+            </w:pPr>
+            <w:r>
+              <w:rPr>
+                <w:sz w:val="18"/>
+                <w:szCs w:val="18"/>
+              </w:rPr>
+              <w:t xml:space="preserve">Época (epoch)</w:t>
+            </w:r>
+          </w:p>
+        </w:tc>
+      </w:tr>
+      <w:tr>
+        <w:trPr>
+          <w:cantSplit/>
+        </w:trPr>
+        <w:tc>
+          <w:tcPr>
+            <w:tcW w:type="dxa" w:w="2550"/>
+            <w:tcBorders>
+              <w:top w:val="single" w:color="808080" w:sz="4"/>
+              <w:left w:val="single" w:color="808080" w:sz="4"/>
+              <w:bottom w:val="single" w:color="808080" w:sz="4"/>
+              <w:right w:val="single" w:color="808080" w:sz="4"/>
+            </w:tcBorders>
+            <w:shd w:fill="F3F7FB" w:color="auto" w:val="clear"/>
+            <w:tcMar>
+              <w:top w:type="dxa" w:w="50"/>
+              <w:left w:type="dxa" w:w="90"/>
+              <w:bottom w:type="dxa" w:w="50"/>
+              <w:right w:type="dxa" w:w="90"/>
+            </w:tcMar>
+          </w:tcPr>
+          <w:p>
+            <w:pPr>
+              <w:spacing w:after="0" w:line="240"/>
+              <w:jc w:val="left"/>
+            </w:pPr>
+            <w:r>
+              <w:rPr>
+                <w:b/>
+                <w:bCs/>
+                <w:sz w:val="18"/>
+                <w:szCs w:val="18"/>
+              </w:rPr>
+              <w:t xml:space="preserve">Ordem das escritas</w:t>
+            </w:r>
+          </w:p>
+        </w:tc>
+        <w:tc>
+          <w:tcPr>
+            <w:tcW w:type="dxa" w:w="3261"/>
+            <w:tcBorders>
+              <w:top w:val="single" w:color="808080" w:sz="4"/>
+              <w:left w:val="single" w:color="808080" w:sz="4"/>
+              <w:bottom w:val="single" w:color="808080" w:sz="4"/>
+              <w:right w:val="single" w:color="808080" w:sz="4"/>
+            </w:tcBorders>
+            <w:shd w:fill="F3F7FB" w:color="auto" w:val="clear"/>
+            <w:tcMar>
+              <w:top w:type="dxa" w:w="50"/>
+              <w:left w:type="dxa" w:w="90"/>
+              <w:bottom w:type="dxa" w:w="50"/>
+              <w:right w:type="dxa" w:w="90"/>
+            </w:tcMar>
+          </w:tcPr>
+          <w:p>
+            <w:pPr>
+              <w:spacing w:after="0" w:line="240"/>
+              <w:jc w:val="left"/>
+            </w:pPr>
+            <w:r>
+              <w:rPr>
+                <w:sz w:val="18"/>
+                <w:szCs w:val="18"/>
+              </w:rPr>
+              <w:t xml:space="preserve">Revisão global (contador único do cluster)</w:t>
+            </w:r>
+          </w:p>
+        </w:tc>
+        <w:tc>
+          <w:tcPr>
+            <w:tcW w:type="dxa" w:w="3261"/>
+            <w:tcBorders>
+              <w:top w:val="single" w:color="808080" w:sz="4"/>
+              <w:left w:val="single" w:color="808080" w:sz="4"/>
+              <w:bottom w:val="single" w:color="808080" w:sz="4"/>
+              <w:right w:val="single" w:color="808080" w:sz="4"/>
+            </w:tcBorders>
+            <w:shd w:fill="F3F7FB" w:color="auto" w:val="clear"/>
+            <w:tcMar>
+              <w:top w:type="dxa" w:w="50"/>
+              <w:left w:type="dxa" w:w="90"/>
+              <w:bottom w:type="dxa" w:w="50"/>
+              <w:right w:type="dxa" w:w="90"/>
+            </w:tcMar>
+          </w:tcPr>
+          <w:p>
+            <w:pPr>
+              <w:spacing w:after="0" w:line="240"/>
+              <w:jc w:val="left"/>
+            </w:pPr>
+            <w:r>
+              <w:rPr>
+                <w:sz w:val="18"/>
+                <w:szCs w:val="18"/>
+              </w:rPr>
+              <w:t xml:space="preserve">zxid (época + contador)</w:t>
+            </w:r>
+          </w:p>
+        </w:tc>
+      </w:tr>
+      <w:tr>
+        <w:trPr>
+          <w:cantSplit/>
+        </w:trPr>
+        <w:tc>
+          <w:tcPr>
+            <w:tcW w:type="dxa" w:w="2550"/>
+            <w:tcBorders>
+              <w:top w:val="single" w:color="808080" w:sz="4"/>
+              <w:left w:val="single" w:color="808080" w:sz="4"/>
+              <w:bottom w:val="single" w:color="808080" w:sz="4"/>
+              <w:right w:val="single" w:color="808080" w:sz="4"/>
+            </w:tcBorders>
+            <w:tcMar>
+              <w:top w:type="dxa" w:w="50"/>
+              <w:left w:type="dxa" w:w="90"/>
+              <w:bottom w:type="dxa" w:w="50"/>
+              <w:right w:type="dxa" w:w="90"/>
+            </w:tcMar>
+          </w:tcPr>
+          <w:p>
+            <w:pPr>
+              <w:spacing w:after="0" w:line="240"/>
+              <w:jc w:val="left"/>
+            </w:pPr>
+            <w:r>
+              <w:rPr>
+                <w:b/>
+                <w:bCs/>
+                <w:sz w:val="18"/>
+                <w:szCs w:val="18"/>
+              </w:rPr>
+              <w:t xml:space="preserve">Dado que some quando o cliente morre</w:t>
+            </w:r>
+          </w:p>
+        </w:tc>
+        <w:tc>
+          <w:tcPr>
+            <w:tcW w:type="dxa" w:w="3261"/>
+            <w:tcBorders>
+              <w:top w:val="single" w:color="808080" w:sz="4"/>
+              <w:left w:val="single" w:color="808080" w:sz="4"/>
+              <w:bottom w:val="single" w:color="808080" w:sz="4"/>
+              <w:right w:val="single" w:color="808080" w:sz="4"/>
+            </w:tcBorders>
+            <w:tcMar>
+              <w:top w:type="dxa" w:w="50"/>
+              <w:left w:type="dxa" w:w="90"/>
+              <w:bottom w:type="dxa" w:w="50"/>
+              <w:right w:type="dxa" w:w="90"/>
+            </w:tcMar>
+          </w:tcPr>
+          <w:p>
+            <w:pPr>
+              <w:spacing w:after="0" w:line="240"/>
+              <w:jc w:val="left"/>
+            </w:pPr>
+            <w:r>
+              <w:rPr>
+                <w:sz w:val="18"/>
+                <w:szCs w:val="18"/>
+              </w:rPr>
+              <w:t xml:space="preserve">Chave associada a um lease com prazo (TTL)</w:t>
+            </w:r>
+          </w:p>
+        </w:tc>
+        <w:tc>
+          <w:tcPr>
+            <w:tcW w:type="dxa" w:w="3261"/>
+            <w:tcBorders>
+              <w:top w:val="single" w:color="808080" w:sz="4"/>
+              <w:left w:val="single" w:color="808080" w:sz="4"/>
+              <w:bottom w:val="single" w:color="808080" w:sz="4"/>
+              <w:right w:val="single" w:color="808080" w:sz="4"/>
+            </w:tcBorders>
+            <w:tcMar>
+              <w:top w:type="dxa" w:w="50"/>
+              <w:left w:type="dxa" w:w="90"/>
+              <w:bottom w:type="dxa" w:w="50"/>
+              <w:right w:type="dxa" w:w="90"/>
+            </w:tcMar>
+          </w:tcPr>
+          <w:p>
+            <w:pPr>
+              <w:spacing w:after="0" w:line="240"/>
+              <w:jc w:val="left"/>
+            </w:pPr>
+            <w:r>
+              <w:rPr>
+                <w:sz w:val="18"/>
+                <w:szCs w:val="18"/>
+              </w:rPr>
+              <w:t xml:space="preserve">Znode efêmero, ligado à sessão</w:t>
+            </w:r>
+          </w:p>
+        </w:tc>
+      </w:tr>
+      <w:tr>
+        <w:trPr>
+          <w:cantSplit/>
+        </w:trPr>
+        <w:tc>
+          <w:tcPr>
+            <w:tcW w:type="dxa" w:w="2550"/>
+            <w:tcBorders>
+              <w:top w:val="single" w:color="808080" w:sz="4"/>
+              <w:left w:val="single" w:color="808080" w:sz="4"/>
+              <w:bottom w:val="single" w:color="808080" w:sz="4"/>
+              <w:right w:val="single" w:color="808080" w:sz="4"/>
+            </w:tcBorders>
+            <w:shd w:fill="F3F7FB" w:color="auto" w:val="clear"/>
+            <w:tcMar>
+              <w:top w:type="dxa" w:w="50"/>
+              <w:left w:type="dxa" w:w="90"/>
+              <w:bottom w:type="dxa" w:w="50"/>
+              <w:right w:type="dxa" w:w="90"/>
+            </w:tcMar>
+          </w:tcPr>
+          <w:p>
+            <w:pPr>
+              <w:spacing w:after="0" w:line="240"/>
+              <w:jc w:val="left"/>
+            </w:pPr>
+            <w:r>
+              <w:rPr>
+                <w:b/>
+                <w:bCs/>
+                <w:sz w:val="18"/>
+                <w:szCs w:val="18"/>
+              </w:rPr>
+              <w:t xml:space="preserve">Número crescente para filas</w:t>
+            </w:r>
+          </w:p>
+        </w:tc>
+        <w:tc>
+          <w:tcPr>
+            <w:tcW w:type="dxa" w:w="3261"/>
+            <w:tcBorders>
+              <w:top w:val="single" w:color="808080" w:sz="4"/>
+              <w:left w:val="single" w:color="808080" w:sz="4"/>
+              <w:bottom w:val="single" w:color="808080" w:sz="4"/>
+              <w:right w:val="single" w:color="808080" w:sz="4"/>
+            </w:tcBorders>
+            <w:shd w:fill="F3F7FB" w:color="auto" w:val="clear"/>
+            <w:tcMar>
+              <w:top w:type="dxa" w:w="50"/>
+              <w:left w:type="dxa" w:w="90"/>
+              <w:bottom w:type="dxa" w:w="50"/>
+              <w:right w:type="dxa" w:w="90"/>
+            </w:tcMar>
+          </w:tcPr>
+          <w:p>
+            <w:pPr>
+              <w:spacing w:after="0" w:line="240"/>
+              <w:jc w:val="left"/>
+            </w:pPr>
+            <w:r>
+              <w:rPr>
+                <w:sz w:val="18"/>
+                <w:szCs w:val="18"/>
+              </w:rPr>
+              <w:t xml:space="preserve">Revisão de criação da chave (create_revision)</w:t>
+            </w:r>
+          </w:p>
+        </w:tc>
+        <w:tc>
+          <w:tcPr>
+            <w:tcW w:type="dxa" w:w="3261"/>
+            <w:tcBorders>
+              <w:top w:val="single" w:color="808080" w:sz="4"/>
+              <w:left w:val="single" w:color="808080" w:sz="4"/>
+              <w:bottom w:val="single" w:color="808080" w:sz="4"/>
+              <w:right w:val="single" w:color="808080" w:sz="4"/>
+            </w:tcBorders>
+            <w:shd w:fill="F3F7FB" w:color="auto" w:val="clear"/>
+            <w:tcMar>
+              <w:top w:type="dxa" w:w="50"/>
+              <w:left w:type="dxa" w:w="90"/>
+              <w:bottom w:type="dxa" w:w="50"/>
+              <w:right w:type="dxa" w:w="90"/>
+            </w:tcMar>
+          </w:tcPr>
+          <w:p>
+            <w:pPr>
+              <w:spacing w:after="0" w:line="240"/>
+              <w:jc w:val="left"/>
+            </w:pPr>
+            <w:r>
+              <w:rPr>
+                <w:sz w:val="18"/>
+                <w:szCs w:val="18"/>
+              </w:rPr>
+              <w:t xml:space="preserve">Sufixo do znode sequencial</w:t>
+            </w:r>
+          </w:p>
+        </w:tc>
+      </w:tr>
+      <w:tr>
+        <w:trPr>
+          <w:cantSplit/>
+        </w:trPr>
+        <w:tc>
+          <w:tcPr>
+            <w:tcW w:type="dxa" w:w="2550"/>
+            <w:tcBorders>
+              <w:top w:val="single" w:color="808080" w:sz="4"/>
+              <w:left w:val="single" w:color="808080" w:sz="4"/>
+              <w:bottom w:val="single" w:color="808080" w:sz="4"/>
+              <w:right w:val="single" w:color="808080" w:sz="4"/>
+            </w:tcBorders>
+            <w:tcMar>
+              <w:top w:type="dxa" w:w="50"/>
+              <w:left w:type="dxa" w:w="90"/>
+              <w:bottom w:type="dxa" w:w="50"/>
+              <w:right w:type="dxa" w:w="90"/>
+            </w:tcMar>
+          </w:tcPr>
+          <w:p>
+            <w:pPr>
+              <w:spacing w:after="0" w:line="240"/>
+              <w:jc w:val="left"/>
+            </w:pPr>
+            <w:r>
+              <w:rPr>
+                <w:b/>
+                <w:bCs/>
+                <w:sz w:val="18"/>
+                <w:szCs w:val="18"/>
+              </w:rPr>
+              <w:t xml:space="preserve">Leitura padrão</w:t>
+            </w:r>
+          </w:p>
+        </w:tc>
+        <w:tc>
+          <w:tcPr>
+            <w:tcW w:type="dxa" w:w="3261"/>
+            <w:tcBorders>
+              <w:top w:val="single" w:color="808080" w:sz="4"/>
+              <w:left w:val="single" w:color="808080" w:sz="4"/>
+              <w:bottom w:val="single" w:color="808080" w:sz="4"/>
+              <w:right w:val="single" w:color="808080" w:sz="4"/>
+            </w:tcBorders>
+            <w:tcMar>
+              <w:top w:type="dxa" w:w="50"/>
+              <w:left w:type="dxa" w:w="90"/>
+              <w:bottom w:type="dxa" w:w="50"/>
+              <w:right w:type="dxa" w:w="90"/>
+            </w:tcMar>
+          </w:tcPr>
+          <w:p>
+            <w:pPr>
+              <w:spacing w:after="0" w:line="240"/>
+              <w:jc w:val="left"/>
+            </w:pPr>
+            <w:r>
+              <w:rPr>
+                <w:sz w:val="18"/>
+                <w:szCs w:val="18"/>
+              </w:rPr>
+              <w:t xml:space="preserve">Atualizada (linearizável)</w:t>
+            </w:r>
+          </w:p>
+        </w:tc>
+        <w:tc>
+          <w:tcPr>
+            <w:tcW w:type="dxa" w:w="3261"/>
+            <w:tcBorders>
+              <w:top w:val="single" w:color="808080" w:sz="4"/>
+              <w:left w:val="single" w:color="808080" w:sz="4"/>
+              <w:bottom w:val="single" w:color="808080" w:sz="4"/>
+              <w:right w:val="single" w:color="808080" w:sz="4"/>
+            </w:tcBorders>
+            <w:tcMar>
+              <w:top w:type="dxa" w:w="50"/>
+              <w:left w:type="dxa" w:w="90"/>
+              <w:bottom w:type="dxa" w:w="50"/>
+              <w:right w:type="dxa" w:w="90"/>
+            </w:tcMar>
+          </w:tcPr>
+          <w:p>
+            <w:pPr>
+              <w:spacing w:after="0" w:line="240"/>
+              <w:jc w:val="left"/>
+            </w:pPr>
+            <w:r>
+              <w:rPr>
+                <w:sz w:val="18"/>
+                <w:szCs w:val="18"/>
+              </w:rPr>
+              <w:t xml:space="preserve">Local, pode estar atrasada (sync para atualizar)</w:t>
+            </w:r>
+          </w:p>
+        </w:tc>
+      </w:tr>
+      <w:tr>
+        <w:trPr>
+          <w:cantSplit/>
+        </w:trPr>
+        <w:tc>
+          <w:tcPr>
+            <w:tcW w:type="dxa" w:w="2550"/>
+            <w:tcBorders>
+              <w:top w:val="single" w:color="808080" w:sz="4"/>
+              <w:left w:val="single" w:color="808080" w:sz="4"/>
+              <w:bottom w:val="single" w:color="808080" w:sz="4"/>
+              <w:right w:val="single" w:color="808080" w:sz="4"/>
+            </w:tcBorders>
+            <w:shd w:fill="F3F7FB" w:color="auto" w:val="clear"/>
+            <w:tcMar>
+              <w:top w:type="dxa" w:w="50"/>
+              <w:left w:type="dxa" w:w="90"/>
+              <w:bottom w:type="dxa" w:w="50"/>
+              <w:right w:type="dxa" w:w="90"/>
+            </w:tcMar>
+          </w:tcPr>
+          <w:p>
+            <w:pPr>
+              <w:spacing w:after="0" w:line="240"/>
+              <w:jc w:val="left"/>
+            </w:pPr>
+            <w:r>
+              <w:rPr>
+                <w:b/>
+                <w:bCs/>
+                <w:sz w:val="18"/>
+                <w:szCs w:val="18"/>
+              </w:rPr>
+              <w:t xml:space="preserve">Aviso de mudanças</w:t>
+            </w:r>
+          </w:p>
+        </w:tc>
+        <w:tc>
+          <w:tcPr>
+            <w:tcW w:type="dxa" w:w="3261"/>
+            <w:tcBorders>
+              <w:top w:val="single" w:color="808080" w:sz="4"/>
+              <w:left w:val="single" w:color="808080" w:sz="4"/>
+              <w:bottom w:val="single" w:color="808080" w:sz="4"/>
+              <w:right w:val="single" w:color="808080" w:sz="4"/>
+            </w:tcBorders>
+            <w:shd w:fill="F3F7FB" w:color="auto" w:val="clear"/>
+            <w:tcMar>
+              <w:top w:type="dxa" w:w="50"/>
+              <w:left w:type="dxa" w:w="90"/>
+              <w:bottom w:type="dxa" w:w="50"/>
+              <w:right w:type="dxa" w:w="90"/>
+            </w:tcMar>
+          </w:tcPr>
+          <w:p>
+            <w:pPr>
+              <w:spacing w:after="0" w:line="240"/>
+              <w:jc w:val="left"/>
+            </w:pPr>
+            <w:r>
+              <w:rPr>
+                <w:sz w:val="18"/>
+                <w:szCs w:val="18"/>
+              </w:rPr>
+              <w:t xml:space="preserve">Watch contínuo a partir de uma revisão</w:t>
+            </w:r>
+          </w:p>
+        </w:tc>
+        <w:tc>
+          <w:tcPr>
+            <w:tcW w:type="dxa" w:w="3261"/>
+            <w:tcBorders>
+              <w:top w:val="single" w:color="808080" w:sz="4"/>
+              <w:left w:val="single" w:color="808080" w:sz="4"/>
+              <w:bottom w:val="single" w:color="808080" w:sz="4"/>
+              <w:right w:val="single" w:color="808080" w:sz="4"/>
+            </w:tcBorders>
+            <w:shd w:fill="F3F7FB" w:color="auto" w:val="clear"/>
+            <w:tcMar>
+              <w:top w:type="dxa" w:w="50"/>
+              <w:left w:type="dxa" w:w="90"/>
+              <w:bottom w:type="dxa" w:w="50"/>
+              <w:right w:type="dxa" w:w="90"/>
+            </w:tcMar>
+          </w:tcPr>
+          <w:p>
+            <w:pPr>
+              <w:spacing w:after="0" w:line="240"/>
+              <w:jc w:val="left"/>
+            </w:pPr>
+            <w:r>
+              <w:rPr>
+                <w:sz w:val="18"/>
+                <w:szCs w:val="18"/>
+              </w:rPr>
+              <w:t xml:space="preserve">Watch de disparo único (persistente a partir da versão 3.6)</w:t>
+            </w:r>
+          </w:p>
+        </w:tc>
+      </w:tr>
+      <w:tr>
+        <w:trPr>
+          <w:cantSplit/>
+        </w:trPr>
+        <w:tc>
+          <w:tcPr>
+            <w:tcW w:type="dxa" w:w="2550"/>
+            <w:tcBorders>
+              <w:top w:val="single" w:color="808080" w:sz="4"/>
+              <w:left w:val="single" w:color="808080" w:sz="4"/>
+              <w:bottom w:val="single" w:color="808080" w:sz="4"/>
+              <w:right w:val="single" w:color="808080" w:sz="4"/>
+            </w:tcBorders>
+            <w:tcMar>
+              <w:top w:type="dxa" w:w="50"/>
+              <w:left w:type="dxa" w:w="90"/>
+              <w:bottom w:type="dxa" w:w="50"/>
+              <w:right w:type="dxa" w:w="90"/>
+            </w:tcMar>
+          </w:tcPr>
+          <w:p>
+            <w:pPr>
+              <w:spacing w:after="0" w:line="240"/>
+              <w:jc w:val="left"/>
+            </w:pPr>
+            <w:r>
+              <w:rPr>
+                <w:b/>
+                <w:bCs/>
+                <w:sz w:val="18"/>
+                <w:szCs w:val="18"/>
+              </w:rPr>
+              <w:t xml:space="preserve">Cliente de linha de comando</w:t>
+            </w:r>
+          </w:p>
+        </w:tc>
+        <w:tc>
+          <w:tcPr>
+            <w:tcW w:type="dxa" w:w="3261"/>
+            <w:tcBorders>
+              <w:top w:val="single" w:color="808080" w:sz="4"/>
+              <w:left w:val="single" w:color="808080" w:sz="4"/>
+              <w:bottom w:val="single" w:color="808080" w:sz="4"/>
+              <w:right w:val="single" w:color="808080" w:sz="4"/>
+            </w:tcBorders>
+            <w:tcMar>
+              <w:top w:type="dxa" w:w="50"/>
+              <w:left w:type="dxa" w:w="90"/>
+              <w:bottom w:type="dxa" w:w="50"/>
+              <w:right w:type="dxa" w:w="90"/>
+            </w:tcMar>
+          </w:tcPr>
+          <w:p>
+            <w:pPr>
+              <w:spacing w:after="0" w:line="240"/>
+              <w:jc w:val="left"/>
+            </w:pPr>
+            <w:r>
+              <w:rPr>
+                <w:sz w:val="18"/>
+                <w:szCs w:val="18"/>
+              </w:rPr>
+              <w:t xml:space="preserve">etcdctl</w:t>
+            </w:r>
+          </w:p>
+        </w:tc>
+        <w:tc>
+          <w:tcPr>
+            <w:tcW w:type="dxa" w:w="3261"/>
+            <w:tcBorders>
+              <w:top w:val="single" w:color="808080" w:sz="4"/>
+              <w:left w:val="single" w:color="808080" w:sz="4"/>
+              <w:bottom w:val="single" w:color="808080" w:sz="4"/>
+              <w:right w:val="single" w:color="808080" w:sz="4"/>
+            </w:tcBorders>
+            <w:tcMar>
+              <w:top w:type="dxa" w:w="50"/>
+              <w:left w:type="dxa" w:w="90"/>
+              <w:bottom w:type="dxa" w:w="50"/>
+              <w:right w:type="dxa" w:w="90"/>
+            </w:tcMar>
+          </w:tcPr>
+          <w:p>
+            <w:pPr>
+              <w:spacing w:after="0" w:line="240"/>
+              <w:jc w:val="left"/>
+            </w:pPr>
+            <w:r>
+              <w:rPr>
+                <w:sz w:val="18"/>
+                <w:szCs w:val="18"/>
+              </w:rPr>
+              <w:t xml:space="preserve">zkCli.sh</w:t>
+            </w:r>
+          </w:p>
+        </w:tc>
+      </w:tr>
+      <w:tr>
+        <w:trPr>
+          <w:cantSplit/>
+        </w:trPr>
+        <w:tc>
+          <w:tcPr>
+            <w:tcW w:type="dxa" w:w="2550"/>
+            <w:tcBorders>
+              <w:top w:val="single" w:color="808080" w:sz="4"/>
+              <w:left w:val="single" w:color="808080" w:sz="4"/>
+              <w:bottom w:val="single" w:color="808080" w:sz="4"/>
+              <w:right w:val="single" w:color="808080" w:sz="4"/>
+            </w:tcBorders>
+            <w:shd w:fill="F3F7FB" w:color="auto" w:val="clear"/>
+            <w:tcMar>
+              <w:top w:type="dxa" w:w="50"/>
+              <w:left w:type="dxa" w:w="90"/>
+              <w:bottom w:type="dxa" w:w="50"/>
+              <w:right w:type="dxa" w:w="90"/>
+            </w:tcMar>
+          </w:tcPr>
+          <w:p>
+            <w:pPr>
+              <w:spacing w:after="0" w:line="240"/>
+              <w:jc w:val="left"/>
+            </w:pPr>
+            <w:r>
+              <w:rPr>
+                <w:b/>
+                <w:bCs/>
+                <w:sz w:val="18"/>
+                <w:szCs w:val="18"/>
+              </w:rPr>
+              <w:t xml:space="preserve">Plataforma</w:t>
+            </w:r>
+          </w:p>
+        </w:tc>
+        <w:tc>
+          <w:tcPr>
+            <w:tcW w:type="dxa" w:w="3261"/>
+            <w:tcBorders>
+              <w:top w:val="single" w:color="808080" w:sz="4"/>
+              <w:left w:val="single" w:color="808080" w:sz="4"/>
+              <w:bottom w:val="single" w:color="808080" w:sz="4"/>
+              <w:right w:val="single" w:color="808080" w:sz="4"/>
+            </w:tcBorders>
+            <w:shd w:fill="F3F7FB" w:color="auto" w:val="clear"/>
+            <w:tcMar>
+              <w:top w:type="dxa" w:w="50"/>
+              <w:left w:type="dxa" w:w="90"/>
+              <w:bottom w:type="dxa" w:w="50"/>
+              <w:right w:type="dxa" w:w="90"/>
+            </w:tcMar>
+          </w:tcPr>
+          <w:p>
+            <w:pPr>
+              <w:spacing w:after="0" w:line="240"/>
+              <w:jc w:val="left"/>
+            </w:pPr>
+            <w:r>
+              <w:rPr>
+                <w:sz w:val="18"/>
+                <w:szCs w:val="18"/>
+              </w:rPr>
+              <w:t xml:space="preserve">Executável Go, poucas dezenas de MB de memória por membro</w:t>
+            </w:r>
+          </w:p>
+        </w:tc>
+        <w:tc>
+          <w:tcPr>
+            <w:tcW w:type="dxa" w:w="3261"/>
+            <w:tcBorders>
+              <w:top w:val="single" w:color="808080" w:sz="4"/>
+              <w:left w:val="single" w:color="808080" w:sz="4"/>
+              <w:bottom w:val="single" w:color="808080" w:sz="4"/>
+              <w:right w:val="single" w:color="808080" w:sz="4"/>
+            </w:tcBorders>
+            <w:shd w:fill="F3F7FB" w:color="auto" w:val="clear"/>
+            <w:tcMar>
+              <w:top w:type="dxa" w:w="50"/>
+              <w:left w:type="dxa" w:w="90"/>
+              <w:bottom w:type="dxa" w:w="50"/>
+              <w:right w:type="dxa" w:w="90"/>
+            </w:tcMar>
+          </w:tcPr>
+          <w:p>
+            <w:pPr>
+              <w:spacing w:after="0" w:line="240"/>
+              <w:jc w:val="left"/>
+            </w:pPr>
+            <w:r>
+              <w:rPr>
+                <w:sz w:val="18"/>
+                <w:szCs w:val="18"/>
+              </w:rPr>
+              <w:t xml:space="preserve">JVM, com heap a ser dimensionado</w:t>
+            </w:r>
+          </w:p>
+        </w:tc>
+      </w:tr>
+      <w:tr>
+        <w:trPr>
+          <w:cantSplit/>
+        </w:trPr>
+        <w:tc>
+          <w:tcPr>
+            <w:tcW w:type="dxa" w:w="2550"/>
+            <w:tcBorders>
+              <w:top w:val="single" w:color="808080" w:sz="4"/>
+              <w:left w:val="single" w:color="808080" w:sz="4"/>
+              <w:bottom w:val="single" w:color="808080" w:sz="4"/>
+              <w:right w:val="single" w:color="808080" w:sz="4"/>
+            </w:tcBorders>
+            <w:tcMar>
+              <w:top w:type="dxa" w:w="50"/>
+              <w:left w:type="dxa" w:w="90"/>
+              <w:bottom w:type="dxa" w:w="50"/>
+              <w:right w:type="dxa" w:w="90"/>
+            </w:tcMar>
+          </w:tcPr>
+          <w:p>
+            <w:pPr>
+              <w:spacing w:after="0" w:line="240"/>
+              <w:jc w:val="left"/>
+            </w:pPr>
+            <w:r>
+              <w:rPr>
+                <w:b/>
+                <w:bCs/>
+                <w:sz w:val="18"/>
+                <w:szCs w:val="18"/>
+              </w:rPr>
+              <w:t xml:space="preserve">Onde é usado</w:t>
+            </w:r>
+          </w:p>
+        </w:tc>
+        <w:tc>
+          <w:tcPr>
+            <w:tcW w:type="dxa" w:w="3261"/>
+            <w:tcBorders>
+              <w:top w:val="single" w:color="808080" w:sz="4"/>
+              <w:left w:val="single" w:color="808080" w:sz="4"/>
+              <w:bottom w:val="single" w:color="808080" w:sz="4"/>
+              <w:right w:val="single" w:color="808080" w:sz="4"/>
+            </w:tcBorders>
+            <w:tcMar>
+              <w:top w:type="dxa" w:w="50"/>
+              <w:left w:type="dxa" w:w="90"/>
+              <w:bottom w:type="dxa" w:w="50"/>
+              <w:right w:type="dxa" w:w="90"/>
+            </w:tcMar>
+          </w:tcPr>
+          <w:p>
+            <w:pPr>
+              <w:spacing w:after="0" w:line="240"/>
+              <w:jc w:val="left"/>
+            </w:pPr>
+            <w:r>
+              <w:rPr>
+                <w:sz w:val="18"/>
+                <w:szCs w:val="18"/>
+              </w:rPr>
+              <w:t xml:space="preserve">Kubernetes, CoreDNS, Patroni</w:t>
+            </w:r>
+          </w:p>
+        </w:tc>
+        <w:tc>
+          <w:tcPr>
+            <w:tcW w:type="dxa" w:w="3261"/>
+            <w:tcBorders>
+              <w:top w:val="single" w:color="808080" w:sz="4"/>
+              <w:left w:val="single" w:color="808080" w:sz="4"/>
+              <w:bottom w:val="single" w:color="808080" w:sz="4"/>
+              <w:right w:val="single" w:color="808080" w:sz="4"/>
+            </w:tcBorders>
+            <w:tcMar>
+              <w:top w:type="dxa" w:w="50"/>
+              <w:left w:type="dxa" w:w="90"/>
+              <w:bottom w:type="dxa" w:w="50"/>
+              <w:right w:type="dxa" w:w="90"/>
+            </w:tcMar>
+          </w:tcPr>
+          <w:p>
+            <w:pPr>
+              <w:spacing w:after="0" w:line="240"/>
+              <w:jc w:val="left"/>
+            </w:pPr>
+            <w:r>
+              <w:rPr>
+                <w:sz w:val="18"/>
+                <w:szCs w:val="18"/>
+              </w:rPr>
+              <w:t xml:space="preserve">Hadoop, HBase, Solr, Kafka (antes do KRaft)</w:t>
+            </w:r>
+          </w:p>
+        </w:tc>
+      </w:tr>
+    </w:tbl>
+    <w:p>
+      <w:pPr>
+        <w:spacing w:after="200"/>
+        <w:jc w:val="center"/>
+      </w:pPr>
+      <w:r>
+        <w:rPr>
+          <w:sz w:val="18"/>
+          <w:szCs w:val="18"/>
+        </w:rPr>
+        <w:t xml:space="preserve">Fonte: elaborado pela equipe (2026).</w:t>
+      </w:r>
+    </w:p>
+    <w:p>
+      <w:pPr>
+        <w:pStyle w:val="Heading3"/>
+      </w:pPr>
+      <w:bookmarkStart w:id="1006" w:name="_Toc1006"/>
+      <w:r>
+        <w:t xml:space="preserve">2.2.4 Sistema escolhido neste trabalho</w:t>
+      </w:r>
+      <w:bookmarkEnd w:id="1006"/>
+    </w:p>
+    <w:p>
+      <w:pPr>
+        <w:spacing w:after="120" w:line="360"/>
+        <w:ind w:firstLine="709"/>
+        <w:jc w:val="both"/>
+      </w:pPr>
+      <w:r>
+        <w:t xml:space="preserve">A equipe escolheu o </w:t>
+      </w:r>
+      <w:r>
+        <w:rPr>
+          <w:b/>
+          <w:bCs/>
+        </w:rPr>
+        <w:t xml:space="preserve">etcd, versão 3.5.17</w:t>
+      </w:r>
+      <w:r>
+        <w:t xml:space="preserve">, e todos os experimentos deste relatório foram executados nele. Três motivos pesaram na escolha:</w:t>
+      </w:r>
+    </w:p>
+    <w:p>
+      <w:pPr>
+        <w:pStyle w:val="ListParagraph"/>
+        <w:numPr>
+          <w:ilvl w:val="0"/>
+          <w:numId w:val="2"/>
+        </w:numPr>
+        <w:spacing w:after="60" w:line="360"/>
+        <w:jc w:val="both"/>
+      </w:pPr>
+      <w:r>
+        <w:rPr>
+          <w:b/>
+          <w:bCs/>
+        </w:rPr>
+        <w:t xml:space="preserve">Referência do tema:</w:t>
+      </w:r>
+      <w:r>
+        <w:t xml:space="preserve"> o etcd usa o Raft, cujo artigo é a principal referência sobre consenso compreensível, e é o sistema que mais aparece em ambientes reais hoje, por causa do Kubernetes.</w:t>
+      </w:r>
+    </w:p>
+    <w:p>
+      <w:pPr>
+        <w:pStyle w:val="ListParagraph"/>
+        <w:numPr>
+          <w:ilvl w:val="0"/>
+          <w:numId w:val="2"/>
+        </w:numPr>
+        <w:spacing w:after="60" w:line="360"/>
+        <w:jc w:val="both"/>
+      </w:pPr>
+      <w:r>
+        <w:rPr>
+          <w:b/>
+          <w:bCs/>
+        </w:rPr>
+        <w:t xml:space="preserve">Leveza:</w:t>
+      </w:r>
+      <w:r>
+        <w:t xml:space="preserve"> os três membros juntos usaram menos de 100 MB de memória (E1), sem depender de uma JVM.</w:t>
+      </w:r>
+    </w:p>
+    <w:p>
+      <w:pPr>
+        <w:pStyle w:val="ListParagraph"/>
+        <w:numPr>
+          <w:ilvl w:val="0"/>
+          <w:numId w:val="2"/>
+        </w:numPr>
+        <w:spacing w:after="60" w:line="360"/>
+        <w:jc w:val="both"/>
+      </w:pPr>
+      <w:r>
+        <w:rPr>
+          <w:b/>
+          <w:bCs/>
+        </w:rPr>
+        <w:t xml:space="preserve">Afinidade com a ênfase escolhida</w:t>
+      </w:r>
+      <w:r>
+        <w:t xml:space="preserve"> (B – travas, leases e fencing): a trava do etcd já entrega, a cada concessão, um número único e crescente — a revisão da chave da trava — que pode ser usado diretamente como fencing token (Seção 2.4).</w:t>
+      </w:r>
+    </w:p>
+    <w:p>
+      <w:pPr>
+        <w:spacing w:after="120" w:line="360"/>
+        <w:ind w:firstLine="709"/>
+        <w:jc w:val="both"/>
+      </w:pPr>
+      <w:r>
+        <w:t xml:space="preserve">O ZooKeeper </w:t>
+      </w:r>
+      <w:r>
+        <w:rPr>
+          <w:b/>
+          <w:bCs/>
+        </w:rPr>
+        <w:t xml:space="preserve">não foi executado</w:t>
+      </w:r>
+      <w:r>
+        <w:t xml:space="preserve">. Ele aparece no relatório apenas como termo de comparação (Tabela 2, Seção 2.4 e algumas respostas às questões), porque suas receitas de trava e eleição usam as mesmas ideias com outros nomes.</w:t>
+      </w:r>
+    </w:p>
+    <w:p>
+      <w:pPr>
+        <w:pStyle w:val="Heading2"/>
+      </w:pPr>
+      <w:bookmarkStart w:id="1007" w:name="_Toc1007"/>
+      <w:r>
+        <w:t xml:space="preserve">2.3 Como o etcd funciona, passo a passo</w:t>
+      </w:r>
+      <w:bookmarkEnd w:id="1007"/>
+    </w:p>
+    <w:p>
+      <w:pPr>
+        <w:spacing w:after="120" w:line="360"/>
+        <w:ind w:firstLine="709"/>
+        <w:jc w:val="both"/>
+      </w:pPr>
+      <w:r>
+        <w:t xml:space="preserve">Esta seção descreve o funcionamento do etcd com base no artigo do Raft e na documentação oficial (ETCD AUTHORS, 2024), na mesma ordem em que os experimentos o exploram: o que ele guarda, como é organizado, como escolhe um líder, como uma escrita e uma leitura percorrem o cluster, o que acontece diante de falhas e como um membro que volta se atualiza.</w:t>
+      </w:r>
+    </w:p>
+    <w:p>
+      <w:pPr>
+        <w:pStyle w:val="Heading3"/>
+      </w:pPr>
+      <w:bookmarkStart w:id="1008" w:name="_Toc1008"/>
+      <w:r>
+        <w:t xml:space="preserve">2.3.1 O que o etcd guarda: chaves, revisões, watch, leases e transações</w:t>
+      </w:r>
+      <w:bookmarkEnd w:id="1008"/>
+    </w:p>
+    <w:p>
+      <w:pPr>
+        <w:spacing w:after="120" w:line="360"/>
+        <w:ind w:firstLine="709"/>
+        <w:jc w:val="both"/>
+      </w:pPr>
+      <w:r>
+        <w:t xml:space="preserve">O etcd guarda pares chave-valor em um espaço de chaves ordenado. Não existem pastas de verdade: a “hierarquia” é só uma convenção de nomes por prefixo, como </w:t>
+      </w:r>
+      <w:r>
+        <w:rPr>
+          <w:rFonts w:ascii="Consolas" w:hAnsi="Consolas" w:cs="Consolas" w:eastAsia="Consolas"/>
+          <w:sz w:val="21"/>
+          <w:szCs w:val="21"/>
+        </w:rPr>
+        <w:t xml:space="preserve">/config/modo</w:t>
+      </w:r>
+      <w:r>
+        <w:t xml:space="preserve">, e o cliente pode consultar de uma vez todas as chaves que começam com um prefixo.</w:t>
+      </w:r>
+    </w:p>
+    <w:p>
+      <w:pPr>
+        <w:spacing w:after="120" w:line="360"/>
+        <w:ind w:firstLine="709"/>
+        <w:jc w:val="both"/>
+      </w:pPr>
+      <w:r>
+        <w:t xml:space="preserve">Toda escrita incrementa um contador global chamado </w:t>
+      </w:r>
+      <w:r>
+        <w:rPr>
+          <w:b/>
+          <w:bCs/>
+        </w:rPr>
+        <w:t xml:space="preserve">revisão</w:t>
+      </w:r>
+      <w:r>
+        <w:t xml:space="preserve">. Como existe um só contador para o cluster inteiro, a revisão coloca todas as escritas em uma ordem única: a escrita da revisão 5 aconteceu depois da revisão 4, em qualquer membro. Cada chave guarda a revisão em que foi criada (</w:t>
+      </w:r>
+      <w:r>
+        <w:rPr>
+          <w:rFonts w:ascii="Consolas" w:hAnsi="Consolas" w:cs="Consolas" w:eastAsia="Consolas"/>
+          <w:sz w:val="21"/>
+          <w:szCs w:val="21"/>
+        </w:rPr>
+        <w:t xml:space="preserve">create_revision</w:t>
+      </w:r>
+      <w:r>
+        <w:t xml:space="preserve">), a revisão da última alteração (</w:t>
+      </w:r>
+      <w:r>
+        <w:rPr>
+          <w:rFonts w:ascii="Consolas" w:hAnsi="Consolas" w:cs="Consolas" w:eastAsia="Consolas"/>
+          <w:sz w:val="21"/>
+          <w:szCs w:val="21"/>
+        </w:rPr>
+        <w:t xml:space="preserve">mod_revision</w:t>
+      </w:r>
+      <w:r>
+        <w:t xml:space="preserve">) e quantas vezes foi alterada (</w:t>
+      </w:r>
+      <w:r>
+        <w:rPr>
+          <w:rFonts w:ascii="Consolas" w:hAnsi="Consolas" w:cs="Consolas" w:eastAsia="Consolas"/>
+          <w:sz w:val="21"/>
+          <w:szCs w:val="21"/>
+        </w:rPr>
+        <w:t xml:space="preserve">version</w:t>
+      </w:r>
+      <w:r>
+        <w:t xml:space="preserve">). O etcd mantém as versões antigas por algum tempo — o chamado </w:t>
+      </w:r>
+      <w:r>
+        <w:rPr>
+          <w:b/>
+          <w:bCs/>
+        </w:rPr>
+        <w:t xml:space="preserve">MVCC</w:t>
+      </w:r>
+      <w:r>
+        <w:t xml:space="preserve">, controle de concorrência por múltiplas versões —, o que permite ler o estado como ele era em uma revisão passada.</w:t>
+      </w:r>
+    </w:p>
+    <w:p>
+      <w:pPr>
+        <w:spacing w:after="120" w:line="360"/>
+        <w:ind w:firstLine="709"/>
+        <w:jc w:val="both"/>
+      </w:pPr>
+      <w:r>
+        <w:t xml:space="preserve">Sobre esse modelo, o etcd oferece quatro recursos usados nos experimentos:</w:t>
+      </w:r>
+    </w:p>
+    <w:p>
+      <w:pPr>
+        <w:pStyle w:val="ListParagraph"/>
+        <w:numPr>
+          <w:ilvl w:val="0"/>
+          <w:numId w:val="2"/>
+        </w:numPr>
+        <w:spacing w:after="60" w:line="360"/>
+        <w:jc w:val="both"/>
+      </w:pPr>
+      <w:r>
+        <w:rPr>
+          <w:b/>
+          <w:bCs/>
+        </w:rPr>
+        <w:t xml:space="preserve">Watch:</w:t>
+      </w:r>
+      <w:r>
+        <w:t xml:space="preserve"> o cliente se inscreve em uma chave ou prefixo e recebe cada alteração, em ordem de revisão, sem precisar consultar repetidamente.</w:t>
+      </w:r>
+    </w:p>
+    <w:p>
+      <w:pPr>
+        <w:pStyle w:val="ListParagraph"/>
+        <w:numPr>
+          <w:ilvl w:val="0"/>
+          <w:numId w:val="2"/>
+        </w:numPr>
+        <w:spacing w:after="60" w:line="360"/>
+        <w:jc w:val="both"/>
+      </w:pPr>
+      <w:r>
+        <w:rPr>
+          <w:b/>
+          <w:bCs/>
+        </w:rPr>
+        <w:t xml:space="preserve">Lease:</w:t>
+      </w:r>
+      <w:r>
+        <w:t xml:space="preserve"> uma concessão com prazo (TTL, </w:t>
+      </w:r>
+      <w:r>
+        <w:rPr>
+          <w:i/>
+          <w:iCs/>
+        </w:rPr>
+        <w:t xml:space="preserve">time to live</w:t>
+      </w:r>
+      <w:r>
+        <w:t xml:space="preserve">). O cliente cria um lease de, por exemplo, 10 s e precisa renová-lo periodicamente (</w:t>
+      </w:r>
+      <w:r>
+        <w:rPr>
+          <w:i/>
+          <w:iCs/>
+        </w:rPr>
+        <w:t xml:space="preserve">keepalive</w:t>
+      </w:r>
+      <w:r>
+        <w:t xml:space="preserve">); se parar de renovar, o lease expira e todas as chaves associadas a ele são apagadas. É assim que o etcd percebe que um cliente morreu.</w:t>
+      </w:r>
+    </w:p>
+    <w:p>
+      <w:pPr>
+        <w:pStyle w:val="ListParagraph"/>
+        <w:numPr>
+          <w:ilvl w:val="0"/>
+          <w:numId w:val="2"/>
+        </w:numPr>
+        <w:spacing w:after="60" w:line="360"/>
+        <w:jc w:val="both"/>
+      </w:pPr>
+      <w:r>
+        <w:rPr>
+          <w:b/>
+          <w:bCs/>
+        </w:rPr>
+        <w:t xml:space="preserve">Transação:</w:t>
+      </w:r>
+      <w:r>
+        <w:t xml:space="preserve"> um bloco “se condição, então estas operações, senão aquelas” executado de forma atômica — por exemplo, “se a chave ainda está na revisão 7, grave o novo valor”. É o mecanismo de </w:t>
+      </w:r>
+      <w:r>
+        <w:rPr>
+          <w:i/>
+          <w:iCs/>
+        </w:rPr>
+        <w:t xml:space="preserve">compare-and-swap</w:t>
+      </w:r>
+      <w:r>
+        <w:t xml:space="preserve">.</w:t>
+      </w:r>
+    </w:p>
+    <w:p>
+      <w:pPr>
+        <w:pStyle w:val="ListParagraph"/>
+        <w:numPr>
+          <w:ilvl w:val="0"/>
+          <w:numId w:val="2"/>
+        </w:numPr>
+        <w:spacing w:after="60" w:line="360"/>
+        <w:jc w:val="both"/>
+      </w:pPr>
+      <w:r>
+        <w:rPr>
+          <w:b/>
+          <w:bCs/>
+        </w:rPr>
+        <w:t xml:space="preserve">Trava e eleição:</w:t>
+      </w:r>
+      <w:r>
+        <w:t xml:space="preserve"> receitas prontas, montadas com leases e transações, para exclusão mútua (</w:t>
+      </w:r>
+      <w:r>
+        <w:rPr>
+          <w:rFonts w:ascii="Consolas" w:hAnsi="Consolas" w:cs="Consolas" w:eastAsia="Consolas"/>
+          <w:sz w:val="21"/>
+          <w:szCs w:val="21"/>
+        </w:rPr>
+        <w:t xml:space="preserve">etcdctl lock</w:t>
+      </w:r>
+      <w:r>
+        <w:t xml:space="preserve">) e para eleição de líder de aplicações (</w:t>
+      </w:r>
+      <w:r>
+        <w:rPr>
+          <w:rFonts w:ascii="Consolas" w:hAnsi="Consolas" w:cs="Consolas" w:eastAsia="Consolas"/>
+          <w:sz w:val="21"/>
+          <w:szCs w:val="21"/>
+        </w:rPr>
+        <w:t xml:space="preserve">etcdctl elect</w:t>
+      </w:r>
+      <w:r>
+        <w:t xml:space="preserve">), detalhadas na Seção 2.4.</w:t>
+      </w:r>
+    </w:p>
+    <w:p>
+      <w:pPr>
+        <w:pStyle w:val="Heading3"/>
+      </w:pPr>
+      <w:bookmarkStart w:id="1009" w:name="_Toc1009"/>
+      <w:r>
+        <w:t xml:space="preserve">2.3.2 Componentes de um membro</w:t>
+      </w:r>
+      <w:bookmarkEnd w:id="1009"/>
+    </w:p>
+    <w:p>
+      <w:pPr>
+        <w:spacing w:after="120" w:line="360"/>
+        <w:ind w:firstLine="709"/>
+        <w:jc w:val="both"/>
+      </w:pPr>
+      <w:r>
+        <w:t xml:space="preserve">Cada membro do etcd é um único processo organizado em camadas: (1) a </w:t>
+      </w:r>
+      <w:r>
+        <w:rPr>
+          <w:b/>
+          <w:bCs/>
+        </w:rPr>
+        <w:t xml:space="preserve">API</w:t>
+      </w:r>
+      <w:r>
+        <w:t xml:space="preserve">, que atende os clientes na porta 2379 por gRPC ou HTTP/JSON; (2) o </w:t>
+      </w:r>
+      <w:r>
+        <w:rPr>
+          <w:b/>
+          <w:bCs/>
+        </w:rPr>
+        <w:t xml:space="preserve">servidor</w:t>
+      </w:r>
+      <w:r>
+        <w:t xml:space="preserve">, que valida as requisições e as entrega ao Raft; (3) o módulo </w:t>
+      </w:r>
+      <w:r>
+        <w:rPr>
+          <w:b/>
+          <w:bCs/>
+        </w:rPr>
+        <w:t xml:space="preserve">Raft</w:t>
+      </w:r>
+      <w:r>
+        <w:t xml:space="preserve">, que conversa com os outros membros pela porta 2380; (4) o </w:t>
+      </w:r>
+      <w:r>
+        <w:rPr>
+          <w:b/>
+          <w:bCs/>
+        </w:rPr>
+        <w:t xml:space="preserve">WAL</w:t>
+      </w:r>
+      <w:r>
+        <w:t xml:space="preserve"> (</w:t>
+      </w:r>
+      <w:r>
+        <w:rPr>
+          <w:i/>
+          <w:iCs/>
+        </w:rPr>
+        <w:t xml:space="preserve">write-ahead log</w:t>
+      </w:r>
+      <w:r>
+        <w:t xml:space="preserve">), arquivo em disco em que cada entrada do log é gravada antes de ser confirmada; e (5) o </w:t>
+      </w:r>
+      <w:r>
+        <w:rPr>
+          <w:b/>
+          <w:bCs/>
+        </w:rPr>
+        <w:t xml:space="preserve">banco de dados local</w:t>
+      </w:r>
+      <w:r>
+        <w:t xml:space="preserve"> (bbolt), onde fica o estado atual das chaves. A topologia do laboratório, com os três membros, as duas portas e as duas redes, está na Figura 2 (Seção 3.2).</w:t>
+      </w:r>
+    </w:p>
+    <w:p>
+      <w:pPr>
+        <w:pStyle w:val="Heading3"/>
+      </w:pPr>
+      <w:bookmarkStart w:id="1010" w:name="_Toc1010"/>
+      <w:r>
+        <w:t xml:space="preserve">2.3.3 Passo 1 – Eleição do líder</w:t>
+      </w:r>
+      <w:bookmarkEnd w:id="1010"/>
+    </w:p>
+    <w:p>
+      <w:pPr>
+        <w:spacing w:after="120" w:line="360"/>
+        <w:ind w:firstLine="709"/>
+        <w:jc w:val="both"/>
+      </w:pPr>
+      <w:r>
+        <w:t xml:space="preserve">No Raft, cada membro está sempre em um de três papéis: </w:t>
+      </w:r>
+      <w:r>
+        <w:rPr>
+          <w:b/>
+          <w:bCs/>
+        </w:rPr>
+        <w:t xml:space="preserve">seguidor</w:t>
+      </w:r>
+      <w:r>
+        <w:t xml:space="preserve">, </w:t>
+      </w:r>
+      <w:r>
+        <w:rPr>
+          <w:b/>
+          <w:bCs/>
+        </w:rPr>
+        <w:t xml:space="preserve">candidato</w:t>
+      </w:r>
+      <w:r>
+        <w:t xml:space="preserve"> ou </w:t>
+      </w:r>
+      <w:r>
+        <w:rPr>
+          <w:b/>
+          <w:bCs/>
+        </w:rPr>
+        <w:t xml:space="preserve">líder</w:t>
+      </w:r>
+      <w:r>
+        <w:t xml:space="preserve"> (Figura 1). Em funcionamento normal, há exatamente um líder, que recebe todas as escritas, e os demais são seguidores. O tempo é dividido em </w:t>
+      </w:r>
+      <w:r>
+        <w:rPr>
+          <w:b/>
+          <w:bCs/>
+        </w:rPr>
+        <w:t xml:space="preserve">termos</w:t>
+      </w:r>
+      <w:r>
+        <w:t xml:space="preserve"> (mandatos) numerados — 1, 2, 3... —, e cada termo começa com uma eleição e tem no máximo um líder. A eleição acontece assim:</w:t>
+      </w:r>
+    </w:p>
+    <w:p>
+      <w:pPr>
+        <w:pStyle w:val="ListParagraph"/>
+        <w:numPr>
+          <w:ilvl w:val="0"/>
+          <w:numId w:val="3"/>
+        </w:numPr>
+        <w:spacing w:after="60" w:line="360"/>
+        <w:jc w:val="both"/>
+      </w:pPr>
+      <w:r>
+        <w:t xml:space="preserve">O líder envia mensagens periódicas (</w:t>
+      </w:r>
+      <w:r>
+        <w:rPr>
+          <w:i/>
+          <w:iCs/>
+        </w:rPr>
         <w:t xml:space="preserve">heartbeats</w:t>
       </w:r>
       <w:r>
-        <w:t xml:space="preserve"> do líder durante o </w:t>
-      </w:r>
-      <w:r>
-        <w:rPr>
-          <w:b/>
-          <w:bCs/>
+        <w:t xml:space="preserve">, a cada 100 ms no etcd) para avisar que está vivo.</w:t>
+      </w:r>
+    </w:p>
+    <w:p>
+      <w:pPr>
+        <w:pStyle w:val="ListParagraph"/>
+        <w:numPr>
+          <w:ilvl w:val="0"/>
+          <w:numId w:val="3"/>
+        </w:numPr>
+        <w:spacing w:after="60" w:line="360"/>
+        <w:jc w:val="both"/>
+      </w:pPr>
+      <w:r>
+        <w:t xml:space="preserve">Se um seguidor fica um tempo sem ouvir o líder — o </w:t>
+      </w:r>
+      <w:r>
+        <w:rPr>
+          <w:i/>
+          <w:iCs/>
         </w:rPr>
         <w:t xml:space="preserve">election timeout</w:t>
       </w:r>
       <w:r>
-        <w:t xml:space="preserve"> torna-se candidato: incrementa o termo, vota em si mesmo e pede votos aos demais (RequestVote). Cada servidor vota em no máximo um candidato por termo (o voto é persistido em disco) e só vota em quem tem um log </w:t>
-      </w:r>
-      <w:r>
-        <w:rPr>
-          <w:b/>
-          <w:bCs/>
-        </w:rPr>
-        <w:t xml:space="preserve">pelo menos tão atualizado</w:t>
-      </w:r>
-      <w:r>
-        <w:t xml:space="preserve"> quanto o seu (compara-se o termo e, em caso de empate, o índice da última entrada). Quem obtém votos da maioria vira líder. Como duas maiorias de um mesmo conjunto sempre se intersectam, é impossível haver dois líderes no mesmo termo. O timeout é </w:t>
-      </w:r>
-      <w:r>
-        <w:rPr>
-          <w:b/>
-          <w:bCs/>
-        </w:rPr>
-        <w:t xml:space="preserve">sorteado</w:t>
-      </w:r>
-      <w:r>
-        <w:t xml:space="preserve"> em um intervalo (no etcd, entre 1 e 2 vezes o valor configurado, de 1000 ms por padrão) para quebrar a simetria e tornar improváveis votos divididos sucessivos.</w:t>
+        <w:t xml:space="preserve">, sorteado entre 1 e 2 s no etcd —, ele supõe que o líder caiu, vira candidato, incrementa o termo e pede votos aos outros.</w:t>
+      </w:r>
+    </w:p>
+    <w:p>
+      <w:pPr>
+        <w:pStyle w:val="ListParagraph"/>
+        <w:numPr>
+          <w:ilvl w:val="0"/>
+          <w:numId w:val="3"/>
+        </w:numPr>
+        <w:spacing w:after="60" w:line="360"/>
+        <w:jc w:val="both"/>
+      </w:pPr>
+      <w:r>
+        <w:t xml:space="preserve">Cada membro vota em no máximo um candidato por termo, e só em um candidato cujo log esteja pelo menos tão atualizado quanto o seu. Isso garante que o eleito já tem todas as escritas confirmadas.</w:t>
+      </w:r>
+    </w:p>
+    <w:p>
+      <w:pPr>
+        <w:pStyle w:val="ListParagraph"/>
+        <w:numPr>
+          <w:ilvl w:val="0"/>
+          <w:numId w:val="3"/>
+        </w:numPr>
+        <w:spacing w:after="60" w:line="360"/>
+        <w:jc w:val="both"/>
+      </w:pPr>
+      <w:r>
+        <w:t xml:space="preserve">Quem recebe votos da </w:t>
+      </w:r>
+      <w:r>
+        <w:rPr>
+          <w:b/>
+          <w:bCs/>
+        </w:rPr>
+        <w:t xml:space="preserve">maioria</w:t>
+      </w:r>
+      <w:r>
+        <w:t xml:space="preserve"> (2 de 3) vira líder e começa a enviar heartbeats. Ao assumir, ele grava uma entrada vazia no log para confirmar o que tenha ficado pendente do mandato anterior.</w:t>
+      </w:r>
+    </w:p>
+    <w:p>
+      <w:pPr>
+        <w:spacing w:after="120" w:line="360"/>
+        <w:ind w:firstLine="709"/>
+        <w:jc w:val="both"/>
+      </w:pPr>
+      <w:r>
+        <w:t xml:space="preserve">Duas ideias tornam a eleição segura. A primeira é a </w:t>
+      </w:r>
+      <w:r>
+        <w:rPr>
+          <w:b/>
+          <w:bCs/>
+        </w:rPr>
+        <w:t xml:space="preserve">maioria</w:t>
+      </w:r>
+      <w:r>
+        <w:t xml:space="preserve">: como duas maiorias de um mesmo grupo sempre têm pelo menos um membro em comum, é impossível dois candidatos vencerem no mesmo termo. A segunda é o </w:t>
+      </w:r>
+      <w:r>
+        <w:rPr>
+          <w:b/>
+          <w:bCs/>
+        </w:rPr>
+        <w:t xml:space="preserve">termo</w:t>
+      </w:r>
+      <w:r>
+        <w:t xml:space="preserve">: todo membro guarda o maior termo que já viu e recusa mensagens de termos menores, então um líder antigo que “acorde” depois de outro ter sido eleito é simplesmente ignorado. O sorteio do timeout serve para que, quase sempre, um único seguidor se candidate antes dos outros, evitando empates sucessivos.</w:t>
+      </w:r>
+    </w:p>
+    <w:p>
+      <w:pPr>
+        <w:spacing w:after="120" w:line="360"/>
+        <w:ind w:firstLine="709"/>
+        <w:jc w:val="both"/>
+      </w:pPr>
+      <w:r>
+        <w:t xml:space="preserve">O etcd ativa ainda três complementos. No </w:t>
+      </w:r>
+      <w:r>
+        <w:rPr>
+          <w:b/>
+          <w:bCs/>
+        </w:rPr>
+        <w:t xml:space="preserve">pre-vote</w:t>
+      </w:r>
+      <w:r>
+        <w:t xml:space="preserve">, antes de incrementar o termo, o candidato pergunta se receberia votos; um membro isolado da rede não consegue apoio e, por isso, não fica aumentando o termo à toa. No </w:t>
+      </w:r>
+      <w:r>
+        <w:rPr>
+          <w:b/>
+          <w:bCs/>
+        </w:rPr>
+        <w:t xml:space="preserve">check quorum</w:t>
+      </w:r>
+      <w:r>
+        <w:t xml:space="preserve">, o líder que deixa de ouvir a maioria renuncia sozinho. E, quando o líder é desligado de forma planejada, ele </w:t>
+      </w:r>
+      <w:r>
+        <w:rPr>
+          <w:b/>
+          <w:bCs/>
+        </w:rPr>
+        <w:t xml:space="preserve">transfere a liderança</w:t>
+      </w:r>
+      <w:r>
+        <w:t xml:space="preserve"> a um seguidor atualizado antes de sair, evitando o intervalo sem líder.</w:t>
       </w:r>
     </w:p>
     <w:p>
@@ -2793,11 +4477,11 @@
       <w:pPr>
         <w:pStyle w:val="Heading3"/>
       </w:pPr>
-      <w:bookmarkStart w:name="_Toc7" w:id="7"/>
-      <w:r>
-        <w:t xml:space="preserve">2.2.2 Replicação do log e regra de commit</w:t>
-      </w:r>
-      <w:bookmarkEnd w:id="7"/>
+      <w:bookmarkStart w:id="1011" w:name="_Toc1011"/>
+      <w:r>
+        <w:t xml:space="preserve">2.3.4 Passo 2 – O caminho de uma escrita</w:t>
+      </w:r>
+      <w:bookmarkEnd w:id="1011"/>
     </w:p>
     <w:p>
       <w:pPr>
@@ -2806,34 +4490,90 @@
         <w:jc w:val="both"/>
       </w:pPr>
       <w:r>
-        <w:t xml:space="preserve">O líder recebe os comandos dos clientes, acrescenta-os ao seu log e os replica com mensagens </w:t>
-      </w:r>
-      <w:r>
-        <w:rPr>
-          <w:b/>
-          <w:bCs/>
-        </w:rPr>
-        <w:t xml:space="preserve">AppendEntries</w:t>
-      </w:r>
-      <w:r>
-        <w:t xml:space="preserve">, que carregam o índice e o termo da entrada anterior. O seguidor só aceita as novas entradas se possuir aquela entrada anterior com o mesmo termo; caso contrário, o líder recua até o ponto em que os logs coincidem e sobrescreve a divergência. Disso decorre a propriedade de </w:t>
+        <w:t xml:space="preserve">Só o líder pode acrescentar entradas ao log. Uma escrita percorre o cluster da seguinte forma (o percurso real é mostrado no E2, Figura 3):</w:t>
+      </w:r>
+    </w:p>
+    <w:p>
+      <w:pPr>
+        <w:pStyle w:val="ListParagraph"/>
+        <w:numPr>
+          <w:ilvl w:val="0"/>
+          <w:numId w:val="4"/>
+        </w:numPr>
+        <w:spacing w:after="60" w:line="360"/>
+        <w:jc w:val="both"/>
+      </w:pPr>
+      <w:r>
+        <w:t xml:space="preserve">O cliente envia a escrita a qualquer membro. Se esse membro for um seguidor, ele a encaminha ao líder.</w:t>
+      </w:r>
+    </w:p>
+    <w:p>
+      <w:pPr>
+        <w:pStyle w:val="ListParagraph"/>
+        <w:numPr>
+          <w:ilvl w:val="0"/>
+          <w:numId w:val="4"/>
+        </w:numPr>
+        <w:spacing w:after="60" w:line="360"/>
+        <w:jc w:val="both"/>
+      </w:pPr>
+      <w:r>
+        <w:t xml:space="preserve">O líder acrescenta a entrada ao seu log, grava-a no disco (WAL) e a envia aos seguidores (mensagem </w:t>
       </w:r>
       <w:r>
         <w:rPr>
           <w:i/>
           <w:iCs/>
         </w:rPr>
-        <w:t xml:space="preserve">Log Matching</w:t>
-      </w:r>
-      <w:r>
-        <w:t xml:space="preserve">: se dois logs têm uma entrada com o mesmo índice e termo, são idênticos até ali. Uma entrada é considerada </w:t>
-      </w:r>
-      <w:r>
-        <w:rPr>
-          <w:b/>
-          <w:bCs/>
-        </w:rPr>
-        <w:t xml:space="preserve">comprometida</w:t>
+        <w:t xml:space="preserve">AppendEntries</w:t>
+      </w:r>
+      <w:r>
+        <w:t xml:space="preserve">).</w:t>
+      </w:r>
+    </w:p>
+    <w:p>
+      <w:pPr>
+        <w:pStyle w:val="ListParagraph"/>
+        <w:numPr>
+          <w:ilvl w:val="0"/>
+          <w:numId w:val="4"/>
+        </w:numPr>
+        <w:spacing w:after="60" w:line="360"/>
+        <w:jc w:val="both"/>
+      </w:pPr>
+      <w:r>
+        <w:t xml:space="preserve">Cada seguidor grava a entrada no seu disco e confirma ao líder.</w:t>
+      </w:r>
+    </w:p>
+    <w:p>
+      <w:pPr>
+        <w:pStyle w:val="ListParagraph"/>
+        <w:numPr>
+          <w:ilvl w:val="0"/>
+          <w:numId w:val="4"/>
+        </w:numPr>
+        <w:spacing w:after="60" w:line="360"/>
+        <w:jc w:val="both"/>
+      </w:pPr>
+      <w:r>
+        <w:t xml:space="preserve">Quando a entrada está gravada na </w:t>
+      </w:r>
+      <w:r>
+        <w:rPr>
+          <w:b/>
+          <w:bCs/>
+        </w:rPr>
+        <w:t xml:space="preserve">maioria</w:t>
+      </w:r>
+      <w:r>
+        <w:t xml:space="preserve"> dos membros (o líder e mais um seguidor, em um cluster de 3), ela é considerada </w:t>
+      </w:r>
+      <w:r>
+        <w:rPr>
+          <w:b/>
+          <w:bCs/>
+        </w:rPr>
+        <w:t xml:space="preserve">confirmada</w:t>
       </w:r>
       <w:r>
         <w:t xml:space="preserve"> (</w:t>
@@ -2846,17 +4586,21 @@
         <w:t xml:space="preserve">committed</w:t>
       </w:r>
       <w:r>
-        <w:t xml:space="preserve">) quando está gravada na maioria dos servidores; só então é aplicada à máquina de estados e o cliente recebe a resposta. Um líder só contabiliza réplicas para comprometer entradas do </w:t>
-      </w:r>
-      <w:r>
-        <w:rPr>
-          <w:b/>
-          <w:bCs/>
-        </w:rPr>
-        <w:t xml:space="preserve">seu próprio termo</w:t>
-      </w:r>
-      <w:r>
-        <w:t xml:space="preserve"> — entradas de termos anteriores são comprometidas indiretamente —, regra que evita o cenário clássico da Figura 8 do artigo do Raft, em que uma entrada replicada na maioria ainda poderia ser sobrescrita.</w:t>
+        <w:t xml:space="preserve">): o líder a aplica ao banco, a revisão é incrementada e o cliente recebe a resposta.</w:t>
+      </w:r>
+    </w:p>
+    <w:p>
+      <w:pPr>
+        <w:pStyle w:val="ListParagraph"/>
+        <w:numPr>
+          <w:ilvl w:val="0"/>
+          <w:numId w:val="4"/>
+        </w:numPr>
+        <w:spacing w:after="60" w:line="360"/>
+        <w:jc w:val="both"/>
+      </w:pPr>
+      <w:r>
+        <w:t xml:space="preserve">Na mensagem seguinte, o líder avisa os seguidores de que a entrada foi confirmada, e eles também a aplicam.</w:t>
       </w:r>
     </w:p>
     <w:p>
@@ -2866,38 +4610,18 @@
         <w:jc w:val="both"/>
       </w:pPr>
       <w:r>
-        <w:t xml:space="preserve">A restrição de voto e a regra de commit garantem juntas a propriedade de </w:t>
-      </w:r>
-      <w:r>
-        <w:rPr>
-          <w:b/>
-          <w:bCs/>
-        </w:rPr>
-        <w:t xml:space="preserve">completude do líder</w:t>
-      </w:r>
-      <w:r>
-        <w:t xml:space="preserve">: todo líder eleito já contém todas as entradas comprometidas em termos anteriores. Por consequência, nenhuma réplica aplica, em um mesmo índice, um comando diferente do aplicado por outra (</w:t>
-      </w:r>
-      <w:r>
-        <w:rPr>
-          <w:i/>
-          <w:iCs/>
-        </w:rPr>
-        <w:t xml:space="preserve">State Machine Safety</w:t>
-      </w:r>
-      <w:r>
-        <w:t xml:space="preserve">).</w:t>
+        <w:t xml:space="preserve">A regra da maioria é o que garante que uma escrita confirmada nunca se perde: qualquer maioria futura terá pelo menos um membro que a possui, e a regra de voto do passo 1 impede que um membro sem ela vire líder.</w:t>
       </w:r>
     </w:p>
     <w:p>
       <w:pPr>
         <w:pStyle w:val="Heading3"/>
       </w:pPr>
-      <w:bookmarkStart w:name="_Toc8" w:id="8"/>
-      <w:r>
-        <w:t xml:space="preserve">2.2.3 Extensões usadas pelo etcd: pre-vote, check quorum e transferência de liderança</w:t>
-      </w:r>
-      <w:bookmarkEnd w:id="8"/>
+      <w:bookmarkStart w:id="1012" w:name="_Toc1012"/>
+      <w:r>
+        <w:t xml:space="preserve">2.3.5 Passo 3 – O caminho de uma leitura</w:t>
+      </w:r>
+      <w:bookmarkEnd w:id="1012"/>
     </w:p>
     <w:p>
       <w:pPr>
@@ -2906,68 +4630,71 @@
         <w:jc w:val="both"/>
       </w:pPr>
       <w:r>
-        <w:t xml:space="preserve">A tese de Ongaro (2014) descreve extensões que o etcd ativa por padrão na versão 3.5. No </w:t>
-      </w:r>
-      <w:r>
-        <w:rPr>
-          <w:b/>
-          <w:bCs/>
-        </w:rPr>
-        <w:t xml:space="preserve">pre-vote</w:t>
-      </w:r>
-      <w:r>
-        <w:t xml:space="preserve">, antes de incrementar o termo, o candidato pergunta se receberia votos; se não houver maioria disposta, o termo não sobe. Isso impede que um membro isolado infle seu termo indefinidamente e, ao voltar, derrube um líder legítimo. No </w:t>
-      </w:r>
-      <w:r>
-        <w:rPr>
-          <w:b/>
-          <w:bCs/>
-        </w:rPr>
-        <w:t xml:space="preserve">check quorum</w:t>
-      </w:r>
-      <w:r>
-        <w:t xml:space="preserve">, o líder que deixa de ouvir a maioria durante um election timeout renuncia (</w:t>
-      </w:r>
-      <w:r>
-        <w:rPr>
-          <w:i/>
-          <w:iCs/>
-        </w:rPr>
-        <w:t xml:space="preserve">step down</w:t>
-      </w:r>
-      <w:r>
-        <w:t xml:space="preserve">), evitando que um líder isolado continue aceitando requisições que nunca poderão ser comprometidas. Na </w:t>
-      </w:r>
-      <w:r>
-        <w:rPr>
-          <w:b/>
-          <w:bCs/>
-        </w:rPr>
-        <w:t xml:space="preserve">transferência de liderança</w:t>
-      </w:r>
-      <w:r>
-        <w:t xml:space="preserve">, um líder que vai ser desligado de forma graciosa escolhe um seguidor atualizado e envia-lhe uma mensagem </w:t>
-      </w:r>
-      <w:r>
-        <w:rPr>
-          <w:i/>
-          <w:iCs/>
-        </w:rPr>
-        <w:t xml:space="preserve">TimeoutNow</w:t>
-      </w:r>
-      <w:r>
-        <w:t xml:space="preserve">, fazendo-o iniciar a eleição imediatamente. As três extensões foram observadas nos experimentos E5 e E6.</w:t>
-      </w:r>
-    </w:p>
-    <w:p>
-      <w:pPr>
-        <w:pStyle w:val="Heading2"/>
-      </w:pPr>
-      <w:bookmarkStart w:name="_Toc9" w:id="9"/>
-      <w:r>
-        <w:t xml:space="preserve">2.3 Arquitetura e modelo de dados do etcd</w:t>
-      </w:r>
-      <w:bookmarkEnd w:id="9"/>
+        <w:t xml:space="preserve">O etcd oferece dois tipos de leitura, e o cliente escolhe um deles a cada requisição:</w:t>
+      </w:r>
+    </w:p>
+    <w:p>
+      <w:pPr>
+        <w:pStyle w:val="ListParagraph"/>
+        <w:numPr>
+          <w:ilvl w:val="0"/>
+          <w:numId w:val="2"/>
+        </w:numPr>
+        <w:spacing w:after="60" w:line="360"/>
+        <w:jc w:val="both"/>
+      </w:pPr>
+      <w:r>
+        <w:rPr>
+          <w:b/>
+          <w:bCs/>
+        </w:rPr>
+        <w:t xml:space="preserve">Linearizável</w:t>
+      </w:r>
+      <w:r>
+        <w:t xml:space="preserve"> (padrão): a leitura sempre reflete todas as escritas confirmadas antes dela, como se houvesse uma única cópia do dado. Para garantir isso sem gravar nada no disco, o etcd usa o mecanismo </w:t>
+      </w:r>
+      <w:r>
+        <w:rPr>
+          <w:b/>
+          <w:bCs/>
+        </w:rPr>
+        <w:t xml:space="preserve">ReadIndex</w:t>
+      </w:r>
+      <w:r>
+        <w:t xml:space="preserve">: o membro pergunta ao líder qual é a última entrada confirmada; o líder confirma, com uma troca de heartbeats com a maioria, que ainda é o líder; o membro espera ter aplicado até aquela entrada e só então responde.</w:t>
+      </w:r>
+    </w:p>
+    <w:p>
+      <w:pPr>
+        <w:pStyle w:val="ListParagraph"/>
+        <w:numPr>
+          <w:ilvl w:val="0"/>
+          <w:numId w:val="2"/>
+        </w:numPr>
+        <w:spacing w:after="60" w:line="360"/>
+        <w:jc w:val="both"/>
+      </w:pPr>
+      <w:r>
+        <w:rPr>
+          <w:b/>
+          <w:bCs/>
+        </w:rPr>
+        <w:t xml:space="preserve">Serializável</w:t>
+      </w:r>
+      <w:r>
+        <w:t xml:space="preserve"> (</w:t>
+      </w:r>
+      <w:r>
+        <w:rPr>
+          <w:rFonts w:ascii="Consolas" w:hAnsi="Consolas" w:cs="Consolas" w:eastAsia="Consolas"/>
+          <w:sz w:val="21"/>
+          <w:szCs w:val="21"/>
+        </w:rPr>
+        <w:t xml:space="preserve">--consistency=s</w:t>
+      </w:r>
+      <w:r>
+        <w:t xml:space="preserve">): o membro responde imediatamente com o que tem no seu banco local, sem consultar ninguém. É mais rápida e funciona mesmo sem líder, mas pode devolver um valor desatualizado se o membro estiver atrasado ou isolado.</w:t>
+      </w:r>
     </w:p>
     <w:p>
       <w:pPr>
@@ -2976,98 +4703,18 @@
         <w:jc w:val="both"/>
       </w:pPr>
       <w:r>
-        <w:t xml:space="preserve">Internamente, um membro do etcd é organizado em camadas: (i) a </w:t>
-      </w:r>
-      <w:r>
-        <w:rPr>
-          <w:b/>
-          <w:bCs/>
-        </w:rPr>
-        <w:t xml:space="preserve">API gRPC</w:t>
-      </w:r>
-      <w:r>
-        <w:t xml:space="preserve"> (porta 2379), também exposta como HTTP/JSON por um </w:t>
-      </w:r>
-      <w:r>
-        <w:rPr>
-          <w:i/>
-          <w:iCs/>
-        </w:rPr>
-        <w:t xml:space="preserve">gateway</w:t>
-      </w:r>
-      <w:r>
-        <w:t xml:space="preserve">; (ii) o </w:t>
-      </w:r>
-      <w:r>
-        <w:rPr>
-          <w:b/>
-          <w:bCs/>
-        </w:rPr>
-        <w:t xml:space="preserve">etcdserver</w:t>
-      </w:r>
-      <w:r>
-        <w:t xml:space="preserve">, que valida requisições, propõe-nas ao Raft e aplica as entradas comprometidas; (iii) o </w:t>
-      </w:r>
-      <w:r>
-        <w:rPr>
-          <w:b/>
-          <w:bCs/>
-        </w:rPr>
-        <w:t xml:space="preserve">módulo Raft</w:t>
-      </w:r>
-      <w:r>
-        <w:t xml:space="preserve">, que troca mensagens com os pares pela porta 2380 usando conexões HTTP persistentes (</w:t>
-      </w:r>
-      <w:r>
-        <w:rPr>
-          <w:i/>
-          <w:iCs/>
-        </w:rPr>
-        <w:t xml:space="preserve">rafthttp</w:t>
-      </w:r>
-      <w:r>
-        <w:t xml:space="preserve">); (iv) o </w:t>
-      </w:r>
-      <w:r>
-        <w:rPr>
-          <w:b/>
-          <w:bCs/>
-        </w:rPr>
-        <w:t xml:space="preserve">WAL</w:t>
-      </w:r>
-      <w:r>
-        <w:t xml:space="preserve"> (</w:t>
-      </w:r>
-      <w:r>
-        <w:rPr>
-          <w:i/>
-          <w:iCs/>
-        </w:rPr>
-        <w:t xml:space="preserve">write-ahead log</w:t>
-      </w:r>
-      <w:r>
-        <w:t xml:space="preserve">), em que cada entrada é gravada com </w:t>
-      </w:r>
-      <w:r>
-        <w:rPr>
-          <w:i/>
-          <w:iCs/>
-        </w:rPr>
-        <w:t xml:space="preserve">fsync</w:t>
-      </w:r>
-      <w:r>
-        <w:t xml:space="preserve"> antes de ser confirmada; e (v) o armazenamento </w:t>
-      </w:r>
-      <w:r>
-        <w:rPr>
-          <w:b/>
-          <w:bCs/>
-        </w:rPr>
-        <w:t xml:space="preserve">MVCC</w:t>
-      </w:r>
-      <w:r>
-        <w:t xml:space="preserve">, que guarda os pares chave-valor em uma árvore B+ persistente (bbolt) e mantém em memória um índice das versões de cada chave.</w:t>
-      </w:r>
+        <w:t xml:space="preserve">Na prática, o cliente decide se paga uma rodada de rede a mais em troca da garantia de ler o valor mais recente. Os experimentos E4 e E5 comparam os dois tipos.</w:t>
+      </w:r>
+    </w:p>
+    <w:p>
+      <w:pPr>
+        <w:pStyle w:val="Heading3"/>
+      </w:pPr>
+      <w:bookmarkStart w:id="1013" w:name="_Toc1013"/>
+      <w:r>
+        <w:t xml:space="preserve">2.3.6 Passo 4 – Falhas, quórum e partições</w:t>
+      </w:r>
+      <w:bookmarkEnd w:id="1013"/>
     </w:p>
     <w:p>
       <w:pPr>
@@ -3076,111 +4723,17 @@
         <w:jc w:val="both"/>
       </w:pPr>
       <w:r>
-        <w:t xml:space="preserve">O modelo de dados é um espaço de chaves plano e ordenado (hierarquias são convenções de prefixo, como </w:t>
-      </w:r>
-      <w:r>
-        <w:rPr>
-          <w:rFonts w:ascii="Consolas" w:cs="Consolas" w:eastAsia="Consolas" w:hAnsi="Consolas"/>
-          <w:sz w:val="21"/>
-          <w:szCs w:val="21"/>
-        </w:rPr>
-        <w:t xml:space="preserve">/config/modo</w:t>
-      </w:r>
-      <w:r>
-        <w:t xml:space="preserve">). Toda transação que altera o espaço de chaves incrementa a </w:t>
-      </w:r>
-      <w:r>
-        <w:rPr>
-          <w:b/>
-          <w:bCs/>
-        </w:rPr>
-        <w:t xml:space="preserve">revisão global</w:t>
-      </w:r>
-      <w:r>
-        <w:t xml:space="preserve">, um contador de 64 bits que impõe uma ordem total a todas as escritas. Cada chave guarda a </w:t>
-      </w:r>
-      <w:r>
-        <w:rPr>
-          <w:rFonts w:ascii="Consolas" w:cs="Consolas" w:eastAsia="Consolas" w:hAnsi="Consolas"/>
-          <w:sz w:val="21"/>
-          <w:szCs w:val="21"/>
-        </w:rPr>
-        <w:t xml:space="preserve">create_revision</w:t>
-      </w:r>
-      <w:r>
-        <w:t xml:space="preserve"> (revisão em que foi criada), a </w:t>
-      </w:r>
-      <w:r>
-        <w:rPr>
-          <w:rFonts w:ascii="Consolas" w:cs="Consolas" w:eastAsia="Consolas" w:hAnsi="Consolas"/>
-          <w:sz w:val="21"/>
-          <w:szCs w:val="21"/>
-        </w:rPr>
-        <w:t xml:space="preserve">mod_revision</w:t>
-      </w:r>
-      <w:r>
-        <w:t xml:space="preserve"> (última modificação) e a </w:t>
-      </w:r>
-      <w:r>
-        <w:rPr>
-          <w:rFonts w:ascii="Consolas" w:cs="Consolas" w:eastAsia="Consolas" w:hAnsi="Consolas"/>
-          <w:sz w:val="21"/>
-          <w:szCs w:val="21"/>
-        </w:rPr>
-        <w:t xml:space="preserve">version</w:t>
-      </w:r>
-      <w:r>
-        <w:t xml:space="preserve"> (número de alterações desde a criação). Sobre esse modelo o etcd oferece: </w:t>
-      </w:r>
-      <w:r>
-        <w:rPr>
-          <w:b/>
-          <w:bCs/>
-        </w:rPr>
-        <w:t xml:space="preserve">watch</w:t>
-      </w:r>
-      <w:r>
-        <w:t xml:space="preserve"> (fluxo ordenado de eventos a partir de uma revisão, sem perda enquanto ela não for compactada); </w:t>
-      </w:r>
-      <w:r>
-        <w:rPr>
-          <w:b/>
-          <w:bCs/>
-        </w:rPr>
-        <w:t xml:space="preserve">leases</w:t>
-      </w:r>
-      <w:r>
-        <w:t xml:space="preserve"> (concessões com TTL renovadas por </w:t>
-      </w:r>
-      <w:r>
-        <w:rPr>
-          <w:i/>
-          <w:iCs/>
-        </w:rPr>
-        <w:t xml:space="preserve">keepalive</w:t>
-      </w:r>
-      <w:r>
-        <w:t xml:space="preserve">; quando expiram, todas as chaves associadas são apagadas); e </w:t>
-      </w:r>
-      <w:r>
-        <w:rPr>
-          <w:b/>
-          <w:bCs/>
-        </w:rPr>
-        <w:t xml:space="preserve">transações</w:t>
-      </w:r>
-      <w:r>
-        <w:t xml:space="preserve"> do tipo </w:t>
-      </w:r>
-      <w:r>
-        <w:rPr>
-          <w:i/>
-          <w:iCs/>
-        </w:rPr>
-        <w:t xml:space="preserve">compare-and-swap</w:t>
-      </w:r>
-      <w:r>
-        <w:t xml:space="preserve"> (If/Then/Else sobre revisões e valores), executadas atomicamente.</w:t>
+        <w:t xml:space="preserve">Como toda escrita e toda leitura linearizável dependem da maioria, o cluster funciona enquanto a maioria dos membros estiver ativa e conseguindo se comunicar. Esse número mínimo é o </w:t>
+      </w:r>
+      <w:r>
+        <w:rPr>
+          <w:b/>
+          <w:bCs/>
+        </w:rPr>
+        <w:t xml:space="preserve">quórum</w:t>
+      </w:r>
+      <w:r>
+        <w:t xml:space="preserve">: com N membros, o quórum é ⌊N/2⌋ + 1, e o cluster tolera N − quórum falhas. Com 3 membros, o quórum é 2 e o cluster tolera 1 falha; com 5, tolera 2. Um quarto membro não ajuda: com 4, o quórum é 3 e o cluster continua tolerando apenas 1 falha.</w:t>
       </w:r>
     </w:p>
     <w:p>
@@ -3190,90 +4743,18 @@
         <w:jc w:val="both"/>
       </w:pPr>
       <w:r>
-        <w:t xml:space="preserve">As APIs de </w:t>
-      </w:r>
-      <w:r>
-        <w:rPr>
-          <w:b/>
-          <w:bCs/>
-        </w:rPr>
-        <w:t xml:space="preserve">trava</w:t>
-      </w:r>
-      <w:r>
-        <w:t xml:space="preserve"> e de </w:t>
-      </w:r>
-      <w:r>
-        <w:rPr>
-          <w:b/>
-          <w:bCs/>
-        </w:rPr>
-        <w:t xml:space="preserve">eleição</w:t>
-      </w:r>
-      <w:r>
-        <w:t xml:space="preserve"> são construídas sobre esses blocos (pacote </w:t>
-      </w:r>
-      <w:r>
-        <w:rPr>
-          <w:i/>
-          <w:iCs/>
-        </w:rPr>
-        <w:t xml:space="preserve">concurrency</w:t>
-      </w:r>
-      <w:r>
-        <w:t xml:space="preserve">). Para obter a trava </w:t>
-      </w:r>
-      <w:r>
-        <w:rPr>
-          <w:rFonts w:ascii="Consolas" w:cs="Consolas" w:eastAsia="Consolas" w:hAnsi="Consolas"/>
-          <w:sz w:val="21"/>
-          <w:szCs w:val="21"/>
-        </w:rPr>
-        <w:t xml:space="preserve">trava</w:t>
-      </w:r>
-      <w:r>
-        <w:t xml:space="preserve">, o cliente cria uma sessão (um lease com keepalive) e grava, em uma transação, a chave </w:t>
-      </w:r>
-      <w:r>
-        <w:rPr>
-          <w:rFonts w:ascii="Consolas" w:cs="Consolas" w:eastAsia="Consolas" w:hAnsi="Consolas"/>
-          <w:sz w:val="21"/>
-          <w:szCs w:val="21"/>
-        </w:rPr>
-        <w:t xml:space="preserve">trava/&lt;id do lease&gt;</w:t>
-      </w:r>
-      <w:r>
-        <w:t xml:space="preserve">. O detentor é o dono da chave de </w:t>
-      </w:r>
-      <w:r>
-        <w:rPr>
-          <w:b/>
-          <w:bCs/>
-        </w:rPr>
-        <w:t xml:space="preserve">menor create_revision</w:t>
-      </w:r>
-      <w:r>
-        <w:t xml:space="preserve"> sob o prefixo; os demais observam (watch) apenas a chave imediatamente anterior à sua, evitando o efeito manada. Se o detentor morre, seu lease expira, a chave é apagada e o próximo da fila assume. A eleição funciona da mesma forma, com a proposta do candidato como valor da chave. A create_revision da chave da trava é, portanto, um número único e crescente por detentor — exatamente o que se exige de um </w:t>
-      </w:r>
-      <w:r>
-        <w:rPr>
-          <w:i/>
-          <w:iCs/>
-        </w:rPr>
-        <w:t xml:space="preserve">fencing token</w:t>
-      </w:r>
-      <w:r>
-        <w:t xml:space="preserve"> (Seção 2.6).</w:t>
-      </w:r>
-    </w:p>
-    <w:p>
-      <w:pPr>
-        <w:pStyle w:val="Heading3"/>
-      </w:pPr>
-      <w:bookmarkStart w:name="_Toc10" w:id="10"/>
-      <w:r>
-        <w:t xml:space="preserve">2.3.1 Leituras linearizáveis e serializáveis</w:t>
-      </w:r>
-      <w:bookmarkEnd w:id="10"/>
+        <w:t xml:space="preserve">O mesmo raciocínio vale para uma </w:t>
+      </w:r>
+      <w:r>
+        <w:rPr>
+          <w:b/>
+          <w:bCs/>
+        </w:rPr>
+        <w:t xml:space="preserve">partição de rede</w:t>
+      </w:r>
+      <w:r>
+        <w:t xml:space="preserve">, quando os membros ficam divididos em grupos que não se comunicam. Só o lado com a maioria consegue eleger líder e confirmar escritas; o lado minoritário recusa escritas e leituras linearizáveis, mesmo estando vivo e acessível aos clientes. Quando a rede volta, os membros do lado minoritário veem o termo maior do novo líder, tornam-se seguidores e se atualizam. O pre-vote e o check quorum (passo 1) evitam que o membro isolado atrapalhe o cluster nesse retorno.</w:t>
+      </w:r>
     </w:p>
     <w:p>
       <w:pPr>
@@ -3282,69 +4763,38 @@
         <w:jc w:val="both"/>
       </w:pPr>
       <w:r>
-        <w:t xml:space="preserve">Por padrão, as leituras do etcd são </w:t>
-      </w:r>
-      <w:r>
-        <w:rPr>
-          <w:b/>
-          <w:bCs/>
-        </w:rPr>
-        <w:t xml:space="preserve">linearizáveis</w:t>
-      </w:r>
-      <w:r>
-        <w:t xml:space="preserve">: refletem todas as escritas comprometidas antes do início da leitura. Para isso sem gravar nada no log, o etcd usa o mecanismo </w:t>
-      </w:r>
-      <w:r>
-        <w:rPr>
-          <w:b/>
-          <w:bCs/>
-        </w:rPr>
-        <w:t xml:space="preserve">ReadIndex</w:t>
-      </w:r>
-      <w:r>
-        <w:t xml:space="preserve">: o membro que recebe a leitura pede ao líder o seu índice de commit atual; o líder confirma que ainda é líder trocando um </w:t>
+        <w:t xml:space="preserve">O etcd assume o modelo de falhas por </w:t>
+      </w:r>
+      <w:r>
+        <w:rPr>
+          <w:b/>
+          <w:bCs/>
+        </w:rPr>
+        <w:t xml:space="preserve">parada</w:t>
+      </w:r>
+      <w:r>
+        <w:t xml:space="preserve"> (</w:t>
       </w:r>
       <w:r>
         <w:rPr>
           <w:i/>
           <w:iCs/>
         </w:rPr>
-        <w:t xml:space="preserve">heartbeat</w:t>
-      </w:r>
-      <w:r>
-        <w:t xml:space="preserve"> com a maioria e devolve o índice; o membro espera ter aplicado até esse índice e só então responde com o estado local. Leituras </w:t>
-      </w:r>
-      <w:r>
-        <w:rPr>
-          <w:b/>
-          <w:bCs/>
-        </w:rPr>
-        <w:t xml:space="preserve">serializáveis</w:t>
-      </w:r>
-      <w:r>
-        <w:t xml:space="preserve"> (</w:t>
-      </w:r>
-      <w:r>
-        <w:rPr>
-          <w:rFonts w:ascii="Consolas" w:cs="Consolas" w:eastAsia="Consolas" w:hAnsi="Consolas"/>
-          <w:sz w:val="21"/>
-          <w:szCs w:val="21"/>
-        </w:rPr>
-        <w:t xml:space="preserve">--consistency=s</w:t>
-      </w:r>
-      <w:r>
-        <w:t xml:space="preserve">) pulam essa etapa e respondem imediatamente com o estado local do membro, que pode estar atrasado, mas é sempre um prefixo consistente do histórico.</w:t>
+        <w:t xml:space="preserve">crash</w:t>
+      </w:r>
+      <w:r>
+        <w:t xml:space="preserve">): um membro pode parar e voltar, e mensagens podem se perder, atrasar ou chegar fora de ordem, mas nenhum membro mente. Falhas bizantinas, em que um membro se comporta de forma maliciosa, não são toleradas.</w:t>
       </w:r>
     </w:p>
     <w:p>
       <w:pPr>
         <w:pStyle w:val="Heading3"/>
       </w:pPr>
-      <w:bookmarkStart w:name="_Toc11" w:id="11"/>
-      <w:r>
-        <w:t xml:space="preserve">2.3.2 Snapshots, compactação e learners</w:t>
-      </w:r>
-      <w:bookmarkEnd w:id="11"/>
+      <w:bookmarkStart w:id="1014" w:name="_Toc1014"/>
+      <w:r>
+        <w:t xml:space="preserve">2.3.7 Passo 5 – Recuperação de um membro</w:t>
+      </w:r>
+      <w:bookmarkEnd w:id="1014"/>
     </w:p>
     <w:p>
       <w:pPr>
@@ -3353,49 +4803,60 @@
         <w:jc w:val="both"/>
       </w:pPr>
       <w:r>
-        <w:t xml:space="preserve">Para que o log não cresça sem limite, cada membro grava periodicamente um </w:t>
-      </w:r>
-      <w:r>
-        <w:rPr>
-          <w:b/>
-          <w:bCs/>
+        <w:t xml:space="preserve">Um membro que volta depois de uma queda ou de uma partição recupera o estado em duas etapas. Primeiro, localmente: relê do próprio disco o último snapshot e o WAL. Depois, com a ajuda do líder, de uma de duas formas:</w:t>
+      </w:r>
+    </w:p>
+    <w:p>
+      <w:pPr>
+        <w:pStyle w:val="ListParagraph"/>
+        <w:numPr>
+          <w:ilvl w:val="0"/>
+          <w:numId w:val="2"/>
+        </w:numPr>
+        <w:spacing w:after="60" w:line="360"/>
+        <w:jc w:val="both"/>
+      </w:pPr>
+      <w:r>
+        <w:rPr>
+          <w:b/>
+          <w:bCs/>
+        </w:rPr>
+        <w:t xml:space="preserve">Pelo log:</w:t>
+      </w:r>
+      <w:r>
+        <w:t xml:space="preserve"> se o líder ainda tem as entradas que faltam, envia-as normalmente por AppendEntries (recuperação incremental).</w:t>
+      </w:r>
+    </w:p>
+    <w:p>
+      <w:pPr>
+        <w:pStyle w:val="ListParagraph"/>
+        <w:numPr>
+          <w:ilvl w:val="0"/>
+          <w:numId w:val="2"/>
+        </w:numPr>
+        <w:spacing w:after="60" w:line="360"/>
+        <w:jc w:val="both"/>
+      </w:pPr>
+      <w:r>
+        <w:rPr>
+          <w:b/>
+          <w:bCs/>
+        </w:rPr>
+        <w:t xml:space="preserve">Por snapshot:</w:t>
+      </w:r>
+      <w:r>
+        <w:t xml:space="preserve"> para que o log não cresça para sempre, cada membro tira periodicamente uma “fotografia” do banco (</w:t>
+      </w:r>
+      <w:r>
+        <w:rPr>
+          <w:i/>
+          <w:iCs/>
         </w:rPr>
         <w:t xml:space="preserve">snapshot</w:t>
       </w:r>
       <w:r>
-        <w:t xml:space="preserve"> do estado (a cada </w:t>
-      </w:r>
-      <w:r>
-        <w:rPr>
-          <w:rFonts w:ascii="Consolas" w:cs="Consolas" w:eastAsia="Consolas" w:hAnsi="Consolas"/>
-          <w:sz w:val="21"/>
-          <w:szCs w:val="21"/>
-        </w:rPr>
-        <w:t xml:space="preserve">--snapshot-count</w:t>
-      </w:r>
-      <w:r>
-        <w:t xml:space="preserve"> entradas aplicadas, 100 000 por padrão) e descarta as entradas antigas, mantendo em memória apenas as últimas 5 000 para alimentar seguidores ligeiramente atrasados. Um seguidor que precise de entradas já descartadas recebe do líder o snapshot completo do banco (mensagem MsgSnap) e depois segue pelo log. Membros novos podem entrar como </w:t>
-      </w:r>
-      <w:r>
-        <w:rPr>
-          <w:b/>
-          <w:bCs/>
-        </w:rPr>
-        <w:t xml:space="preserve">learners</w:t>
-      </w:r>
-      <w:r>
-        <w:t xml:space="preserve">: recebem o log, mas não votam nem contam para o quórum até serem promovidos, o que evita que a entrada de um membro vazio reduza a disponibilidade do cluster.</w:t>
-      </w:r>
-    </w:p>
-    <w:p>
-      <w:pPr>
-        <w:pStyle w:val="Heading2"/>
-      </w:pPr>
-      <w:bookmarkStart w:name="_Toc12" w:id="12"/>
-      <w:r>
-        <w:t xml:space="preserve">2.4 Apache ZooKeeper e o protocolo ZAB</w:t>
-      </w:r>
-      <w:bookmarkEnd w:id="12"/>
+        <w:t xml:space="preserve">, a cada 100 000 entradas por padrão) e descarta as entradas antigas. Se o membro que volta precisa de entradas já descartadas, o líder envia o snapshot inteiro e, depois, as entradas seguintes.</w:t>
+      </w:r>
     </w:p>
     <w:p>
       <w:pPr>
@@ -3404,99 +4865,28 @@
         <w:jc w:val="both"/>
       </w:pPr>
       <w:r>
-        <w:t xml:space="preserve">O ZooKeeper organiza os dados em </w:t>
-      </w:r>
-      <w:r>
-        <w:rPr>
-          <w:b/>
-          <w:bCs/>
-        </w:rPr>
-        <w:t xml:space="preserve">znodes</w:t>
-      </w:r>
-      <w:r>
-        <w:t xml:space="preserve"> dispostos em árvore. Um znode pode ser </w:t>
-      </w:r>
-      <w:r>
-        <w:rPr>
-          <w:b/>
-          <w:bCs/>
-        </w:rPr>
-        <w:t xml:space="preserve">efêmero</w:t>
-      </w:r>
-      <w:r>
-        <w:t xml:space="preserve"> (apagado quando a sessão do cliente termina, papel análogo ao lease do etcd) e/ou </w:t>
-      </w:r>
-      <w:r>
-        <w:rPr>
-          <w:b/>
-          <w:bCs/>
-        </w:rPr>
-        <w:t xml:space="preserve">sequencial</w:t>
-      </w:r>
-      <w:r>
-        <w:t xml:space="preserve"> (recebe um sufixo numérico crescente atribuído pelo servidor, análogo à create_revision). As escritas são encaminhadas ao líder e ordenadas pelo protocolo </w:t>
-      </w:r>
-      <w:r>
-        <w:rPr>
-          <w:b/>
-          <w:bCs/>
-        </w:rPr>
-        <w:t xml:space="preserve">ZAB</w:t>
-      </w:r>
-      <w:r>
-        <w:t xml:space="preserve"> (JUNQUEIRA; REED; SERAFINI, 2011), que, como o Raft, usa um líder por </w:t>
-      </w:r>
-      <w:r>
-        <w:rPr>
-          <w:b/>
-          <w:bCs/>
-        </w:rPr>
-        <w:t xml:space="preserve">época</w:t>
-      </w:r>
-      <w:r>
-        <w:t xml:space="preserve"> e confirmação por maioria; cada transação recebe um </w:t>
-      </w:r>
-      <w:r>
-        <w:rPr>
-          <w:i/>
-          <w:iCs/>
-        </w:rPr>
-        <w:t xml:space="preserve">zxid</w:t>
-      </w:r>
-      <w:r>
-        <w:t xml:space="preserve"> cujos 32 bits mais altos são a época e os mais baixos, um contador — o mesmo papel do par termo/índice do Raft. A diferença mais visível para o cliente está nas leituras: no ZooKeeper elas são atendidas localmente por qualquer servidor (consistência sequencial por cliente, possivelmente desatualizada), e o cliente que precisa de um valor atual deve chamar </w:t>
-      </w:r>
-      <w:r>
-        <w:rPr>
-          <w:rFonts w:ascii="Consolas" w:cs="Consolas" w:eastAsia="Consolas" w:hAnsi="Consolas"/>
-          <w:sz w:val="21"/>
-          <w:szCs w:val="21"/>
-        </w:rPr>
-        <w:t xml:space="preserve">sync</w:t>
-      </w:r>
-      <w:r>
-        <w:t xml:space="preserve"> antes; no etcd o padrão é linearizável, e a leitura local é a opção explícita. As receitas clássicas de trava e eleição no ZooKeeper usam znodes efêmeros e sequenciais com observação do predecessor, exatamente como o pacote </w:t>
-      </w:r>
-      <w:r>
-        <w:rPr>
-          <w:i/>
-          <w:iCs/>
-        </w:rPr>
-        <w:t xml:space="preserve">concurrency</w:t>
-      </w:r>
-      <w:r>
-        <w:t xml:space="preserve"> do etcd.</w:t>
-      </w:r>
-    </w:p>
-    <w:p>
-      <w:pPr>
-        <w:pStyle w:val="Heading2"/>
-      </w:pPr>
-      <w:bookmarkStart w:name="_Toc13" w:id="13"/>
-      <w:r>
-        <w:t xml:space="preserve">2.5 Exclusão mútua distribuída e eleição de líder</w:t>
-      </w:r>
-      <w:bookmarkEnd w:id="13"/>
+        <w:t xml:space="preserve">Membros novos podem entrar como </w:t>
+      </w:r>
+      <w:r>
+        <w:rPr>
+          <w:b/>
+          <w:bCs/>
+        </w:rPr>
+        <w:t xml:space="preserve">learners</w:t>
+      </w:r>
+      <w:r>
+        <w:t xml:space="preserve">: recebem o log, mas não votam nem contam para o quórum até serem promovidos. Assim, um membro ainda vazio não aumenta o quórum antes de ter os dados, o que poderia deixar o cluster sem maioria durante a sincronização.</w:t>
+      </w:r>
+    </w:p>
+    <w:p>
+      <w:pPr>
+        <w:pStyle w:val="Heading3"/>
+      </w:pPr>
+      <w:bookmarkStart w:id="1015" w:name="_Toc1015"/>
+      <w:r>
+        <w:t xml:space="preserve">2.3.8 Ordem dos eventos: termos e revisões</w:t>
+      </w:r>
+      <w:bookmarkEnd w:id="1015"/>
     </w:p>
     <w:p>
       <w:pPr>
@@ -3505,27 +4895,7 @@
         <w:jc w:val="both"/>
       </w:pPr>
       <w:r>
-        <w:t xml:space="preserve">Os algoritmos de exclusão mútua vistos na disciplina (servidor central, anel com </w:t>
-      </w:r>
-      <w:r>
-        <w:rPr>
-          <w:i/>
-          <w:iCs/>
-        </w:rPr>
-        <w:t xml:space="preserve">token</w:t>
-      </w:r>
-      <w:r>
-        <w:t xml:space="preserve">, Ricart-Agrawala) e de eleição (Bully, de Garcia-Molina (1982), e Anel, de Chang e Roberts (1979)) supõem, em geral, detecção de falhas confiável e canais sem partição. O Bully elege o processo de maior identificador que responder dentro de um tempo limite; se a rede se particiona, cada lado elege o seu líder, e nada no algoritmo impede que os dois atuem ao mesmo tempo. O Raft resolve isso com duas ideias: exigir </w:t>
-      </w:r>
-      <w:r>
-        <w:rPr>
-          <w:b/>
-          <w:bCs/>
-        </w:rPr>
-        <w:t xml:space="preserve">maioria</w:t>
-      </w:r>
-      <w:r>
-        <w:t xml:space="preserve"> (só um lado de uma partição pode tê-la) e numerar as lideranças por </w:t>
+        <w:t xml:space="preserve">O etcd ordena os eventos com contadores, e não com relógios físicos. O </w:t>
       </w:r>
       <w:r>
         <w:rPr>
@@ -3535,18 +4905,48 @@
         <w:t xml:space="preserve">termo</w:t>
       </w:r>
       <w:r>
-        <w:t xml:space="preserve">, de modo que qualquer mensagem de uma liderança antiga seja reconhecida e recusada. Um serviço de coordenação expõe essa capacidade às aplicações por meio de travas e eleições baseadas em lease.</w:t>
+        <w:t xml:space="preserve"> numera os mandatos de liderança e funciona como um relógio de Lamport: cada membro adota o maior termo que vê, e mensagens com termo menor são recusadas. O </w:t>
+      </w:r>
+      <w:r>
+        <w:rPr>
+          <w:b/>
+          <w:bCs/>
+        </w:rPr>
+        <w:t xml:space="preserve">índice do log</w:t>
+      </w:r>
+      <w:r>
+        <w:t xml:space="preserve"> numera todas as entradas, e a </w:t>
+      </w:r>
+      <w:r>
+        <w:rPr>
+          <w:b/>
+          <w:bCs/>
+        </w:rPr>
+        <w:t xml:space="preserve">revisão</w:t>
+      </w:r>
+      <w:r>
+        <w:t xml:space="preserve"> numera as escritas no espaço de chaves; os dois impõem uma </w:t>
+      </w:r>
+      <w:r>
+        <w:rPr>
+          <w:b/>
+          <w:bCs/>
+        </w:rPr>
+        <w:t xml:space="preserve">ordem total</w:t>
+      </w:r>
+      <w:r>
+        <w:t xml:space="preserve">, como o sequenciador do multicast com ordem total visto na disciplina — com a diferença de que aqui o sequenciador (o líder) pode ser trocado sem perder a sequência. Relógios físicos só aparecem nos timeouts e nos leases, nunca na garantia de consistência. Os experimentos E8 e E9 exploram esses contadores.</w:t>
       </w:r>
     </w:p>
     <w:p>
       <w:pPr>
         <w:pStyle w:val="Heading2"/>
       </w:pPr>
-      <w:bookmarkStart w:name="_Toc14" w:id="14"/>
-      <w:r>
-        <w:t xml:space="preserve">2.6 Leases, pausas de processo e fencing tokens</w:t>
-      </w:r>
-      <w:bookmarkEnd w:id="14"/>
+      <w:bookmarkStart w:id="1016" w:name="_Toc1016"/>
+      <w:r>
+        <w:t xml:space="preserve">2.4 Travas distribuídas, leases e fencing tokens</w:t>
+      </w:r>
+      <w:bookmarkEnd w:id="1016"/>
     </w:p>
     <w:p>
       <w:pPr>
@@ -3555,48 +4955,94 @@
         <w:jc w:val="both"/>
       </w:pPr>
       <w:r>
-        <w:t xml:space="preserve">Um </w:t>
-      </w:r>
-      <w:r>
-        <w:rPr>
-          <w:b/>
-          <w:bCs/>
-        </w:rPr>
-        <w:t xml:space="preserve">lease</w:t>
-      </w:r>
-      <w:r>
-        <w:t xml:space="preserve"> é uma trava com prazo (GRAY; CHERITON, 1989): o detentor tem o direito exclusivo por um tempo limitado e precisa renová-lo. Leases resolvem o problema do detentor que morre segurando a trava — basta esperar o prazo —, mas introduzem um problema mais sutil: o detentor pode </w:t>
-      </w:r>
-      <w:r>
-        <w:rPr>
-          <w:b/>
-          <w:bCs/>
-        </w:rPr>
-        <w:t xml:space="preserve">não estar morto, apenas parado</w:t>
-      </w:r>
-      <w:r>
-        <w:t xml:space="preserve"> (pausa de coleta de lixo, máquina virtual migrada, processo em </w:t>
-      </w:r>
-      <w:r>
-        <w:rPr>
-          <w:i/>
-          <w:iCs/>
-        </w:rPr>
-        <w:t xml:space="preserve">swap</w:t>
-      </w:r>
-      <w:r>
-        <w:t xml:space="preserve">, </w:t>
-      </w:r>
-      <w:r>
-        <w:rPr>
-          <w:rFonts w:ascii="Consolas" w:cs="Consolas" w:eastAsia="Consolas" w:hAnsi="Consolas"/>
+        <w:t xml:space="preserve">Uma </w:t>
+      </w:r>
+      <w:r>
+        <w:rPr>
+          <w:b/>
+          <w:bCs/>
+        </w:rPr>
+        <w:t xml:space="preserve">trava distribuída</w:t>
+      </w:r>
+      <w:r>
+        <w:t xml:space="preserve"> garante que, entre vários processos em máquinas diferentes, só um de cada vez execute uma seção crítica — por exemplo, alterar um arquivo ou um registro compartilhado. No etcd, a trava funciona assim:</w:t>
+      </w:r>
+    </w:p>
+    <w:p>
+      <w:pPr>
+        <w:pStyle w:val="ListParagraph"/>
+        <w:numPr>
+          <w:ilvl w:val="0"/>
+          <w:numId w:val="5"/>
+        </w:numPr>
+        <w:spacing w:after="60" w:line="360"/>
+        <w:jc w:val="both"/>
+      </w:pPr>
+      <w:r>
+        <w:t xml:space="preserve">O cliente cria um lease (por exemplo, com TTL de 10 s) e o mantém vivo com renovações periódicas.</w:t>
+      </w:r>
+    </w:p>
+    <w:p>
+      <w:pPr>
+        <w:pStyle w:val="ListParagraph"/>
+        <w:numPr>
+          <w:ilvl w:val="0"/>
+          <w:numId w:val="5"/>
+        </w:numPr>
+        <w:spacing w:after="60" w:line="360"/>
+        <w:jc w:val="both"/>
+      </w:pPr>
+      <w:r>
+        <w:t xml:space="preserve">Ele grava, sob o prefixo da trava, uma chave própria associada ao lease (</w:t>
+      </w:r>
+      <w:r>
+        <w:rPr>
+          <w:rFonts w:ascii="Consolas" w:hAnsi="Consolas" w:cs="Consolas" w:eastAsia="Consolas"/>
           <w:sz w:val="21"/>
           <w:szCs w:val="21"/>
         </w:rPr>
-        <w:t xml:space="preserve">SIGSTOP</w:t>
-      </w:r>
-      <w:r>
-        <w:t xml:space="preserve">). Durante a pausa, o lease expira, o serviço entrega a trava a outro cliente e, quando o primeiro acorda, ele continua de onde parou, convicto de que ainda é o dono. Verificar o lease imediatamente antes de escrever não resolve, porque a pausa pode ocorrer entre a verificação e a escrita.</w:t>
+        <w:t xml:space="preserve">trava/&lt;id do lease&gt;</w:t>
+      </w:r>
+      <w:r>
+        <w:t xml:space="preserve">). Cada chave recebe a revisão em que foi criada.</w:t>
+      </w:r>
+    </w:p>
+    <w:p>
+      <w:pPr>
+        <w:pStyle w:val="ListParagraph"/>
+        <w:numPr>
+          <w:ilvl w:val="0"/>
+          <w:numId w:val="5"/>
+        </w:numPr>
+        <w:spacing w:after="60" w:line="360"/>
+        <w:jc w:val="both"/>
+      </w:pPr>
+      <w:r>
+        <w:t xml:space="preserve">O dono da trava é quem tem a chave com a </w:t>
+      </w:r>
+      <w:r>
+        <w:rPr>
+          <w:b/>
+          <w:bCs/>
+        </w:rPr>
+        <w:t xml:space="preserve">menor</w:t>
+      </w:r>
+      <w:r>
+        <w:t xml:space="preserve"> revisão de criação. Os demais formam uma fila, em ordem de revisão, e cada um observa (watch) apenas a chave imediatamente anterior à sua.</w:t>
+      </w:r>
+    </w:p>
+    <w:p>
+      <w:pPr>
+        <w:pStyle w:val="ListParagraph"/>
+        <w:numPr>
+          <w:ilvl w:val="0"/>
+          <w:numId w:val="5"/>
+        </w:numPr>
+        <w:spacing w:after="60" w:line="360"/>
+        <w:jc w:val="both"/>
+      </w:pPr>
+      <w:r>
+        <w:t xml:space="preserve">Ao terminar, o dono apaga a chave e o próximo da fila assume. Se o dono morre, ele para de renovar o lease; quando o lease expira, a chave é apagada e o próximo assume da mesma forma.</w:t>
       </w:r>
     </w:p>
     <w:p>
@@ -3606,70 +5052,19 @@
         <w:jc w:val="both"/>
       </w:pPr>
       <w:r>
-        <w:t xml:space="preserve">A solução descrita por Burrows (2006), com os </w:t>
-      </w:r>
-      <w:r>
-        <w:rPr>
-          <w:i/>
-          <w:iCs/>
-        </w:rPr>
-        <w:t xml:space="preserve">sequencers</w:t>
-      </w:r>
-      <w:r>
-        <w:t xml:space="preserve"> do Chubby, e popularizada por Kleppmann (2016) é o </w:t>
-      </w:r>
-      <w:r>
-        <w:rPr>
-          <w:b/>
-          <w:bCs/>
-        </w:rPr>
-        <w:t xml:space="preserve">fencing token</w:t>
-      </w:r>
-      <w:r>
-        <w:t xml:space="preserve">: a cada concessão da trava, o serviço entrega um número estritamente crescente; o cliente envia o número junto com cada escrita ao recurso protegido; e o </w:t>
-      </w:r>
-      <w:r>
-        <w:rPr>
-          <w:b/>
-          <w:bCs/>
-        </w:rPr>
-        <w:t xml:space="preserve">recurso</w:t>
-      </w:r>
-      <w:r>
-        <w:t xml:space="preserve"> rejeita qualquer escrita com número menor que o maior já visto. A responsabilidade final passa do cliente (que pode estar enganado) para o recurso (que vê a ordem real das escritas). No etcd, a revisão da chave da trava cumpre esse papel, e o próprio </w:t>
-      </w:r>
-      <w:r>
-        <w:rPr>
-          <w:rFonts w:ascii="Consolas" w:cs="Consolas" w:eastAsia="Consolas" w:hAnsi="Consolas"/>
+        <w:t xml:space="preserve">A eleição de líder de aplicações (</w:t>
+      </w:r>
+      <w:r>
+        <w:rPr>
+          <w:rFonts w:ascii="Consolas" w:hAnsi="Consolas" w:cs="Consolas" w:eastAsia="Consolas"/>
           <w:sz w:val="21"/>
           <w:szCs w:val="21"/>
         </w:rPr>
-        <w:t xml:space="preserve">etcdctl lock</w:t>
-      </w:r>
-      <w:r>
-        <w:t xml:space="preserve"> a exporta na variável de ambiente </w:t>
-      </w:r>
-      <w:r>
-        <w:rPr>
-          <w:rFonts w:ascii="Consolas" w:cs="Consolas" w:eastAsia="Consolas" w:hAnsi="Consolas"/>
-          <w:sz w:val="21"/>
-          <w:szCs w:val="21"/>
-        </w:rPr>
-        <w:t xml:space="preserve">ETCD_LOCK_REV</w:t>
-      </w:r>
-      <w:r>
-        <w:t xml:space="preserve">. Essa é a base da ênfase B (experimento E9).</w:t>
-      </w:r>
-    </w:p>
-    <w:p>
-      <w:pPr>
-        <w:pStyle w:val="Heading2"/>
-      </w:pPr>
-      <w:bookmarkStart w:name="_Toc15" w:id="15"/>
-      <w:r>
-        <w:t xml:space="preserve">2.7 Teorema CAP e PACELC</w:t>
-      </w:r>
-      <w:bookmarkEnd w:id="15"/>
+        <w:t xml:space="preserve">etcdctl elect</w:t>
+      </w:r>
+      <w:r>
+        <w:t xml:space="preserve">) usa a mesma receita, com a proposta do candidato como valor da chave. No ZooKeeper, as receitas equivalentes usam znodes efêmeros no lugar do lease e znodes sequenciais no lugar da revisão.</w:t>
+      </w:r>
     </w:p>
     <w:p>
       <w:pPr>
@@ -3678,7 +5073,205 @@
         <w:jc w:val="both"/>
       </w:pPr>
       <w:r>
-        <w:t xml:space="preserve">O teorema CAP, conjecturado por Brewer (2000) e demonstrado por Gilbert e Lynch (2002), afirma que, diante de uma partição de rede (P), um sistema não pode ser ao mesmo tempo consistente no sentido linearizável (C) e disponível para todas as requisições a qualquer nó não falho (A). Abadi (2012) observa que a escolha relevante não ocorre só durante partições e propõe o PACELC: se há partição (P), escolhe-se entre disponibilidade e consistência (A/C); senão (E, </w:t>
+        <w:t xml:space="preserve">O lease resolve o caso do dono que morre segurando a trava, mas cria um problema mais sutil: o serviço não consegue distinguir um processo </w:t>
+      </w:r>
+      <w:r>
+        <w:rPr>
+          <w:b/>
+          <w:bCs/>
+        </w:rPr>
+        <w:t xml:space="preserve">morto</w:t>
+      </w:r>
+      <w:r>
+        <w:t xml:space="preserve"> de um processo </w:t>
+      </w:r>
+      <w:r>
+        <w:rPr>
+          <w:b/>
+          <w:bCs/>
+        </w:rPr>
+        <w:t xml:space="preserve">parado</w:t>
+      </w:r>
+      <w:r>
+        <w:t xml:space="preserve">. Considere o exemplo:</w:t>
+      </w:r>
+    </w:p>
+    <w:p>
+      <w:pPr>
+        <w:pStyle w:val="ListParagraph"/>
+        <w:numPr>
+          <w:ilvl w:val="0"/>
+          <w:numId w:val="6"/>
+        </w:numPr>
+        <w:spacing w:after="60" w:line="360"/>
+        <w:jc w:val="both"/>
+      </w:pPr>
+      <w:r>
+        <w:t xml:space="preserve">O processo A obtém a trava, lê um contador (valor 0) e começa a processar.</w:t>
+      </w:r>
+    </w:p>
+    <w:p>
+      <w:pPr>
+        <w:pStyle w:val="ListParagraph"/>
+        <w:numPr>
+          <w:ilvl w:val="0"/>
+          <w:numId w:val="6"/>
+        </w:numPr>
+        <w:spacing w:after="60" w:line="360"/>
+        <w:jc w:val="both"/>
+      </w:pPr>
+      <w:r>
+        <w:t xml:space="preserve">A sofre uma pausa longa — uma coleta de lixo, uma máquina virtual congelada, falta de memória — maior que o TTL do lease.</w:t>
+      </w:r>
+    </w:p>
+    <w:p>
+      <w:pPr>
+        <w:pStyle w:val="ListParagraph"/>
+        <w:numPr>
+          <w:ilvl w:val="0"/>
+          <w:numId w:val="6"/>
+        </w:numPr>
+        <w:spacing w:after="60" w:line="360"/>
+        <w:jc w:val="both"/>
+      </w:pPr>
+      <w:r>
+        <w:t xml:space="preserve">Sem renovação, o lease de A expira e o etcd entrega a trava ao processo B, que incrementa o contador três vezes (valor 3).</w:t>
+      </w:r>
+    </w:p>
+    <w:p>
+      <w:pPr>
+        <w:pStyle w:val="ListParagraph"/>
+        <w:numPr>
+          <w:ilvl w:val="0"/>
+          <w:numId w:val="6"/>
+        </w:numPr>
+        <w:spacing w:after="60" w:line="360"/>
+        <w:jc w:val="both"/>
+      </w:pPr>
+      <w:r>
+        <w:t xml:space="preserve">A acorda e continua de onde parou, convencido de que ainda tem a trava: grava 0 + 1 = 1, apagando as três atualizações de B.</w:t>
+      </w:r>
+    </w:p>
+    <w:p>
+      <w:pPr>
+        <w:spacing w:after="120" w:line="360"/>
+        <w:ind w:firstLine="709"/>
+        <w:jc w:val="both"/>
+      </w:pPr>
+      <w:r>
+        <w:t xml:space="preserve">Verificar o lease logo antes de gravar não resolve, porque a pausa pode acontecer justamente entre a verificação e a gravação. A solução é o </w:t>
+      </w:r>
+      <w:r>
+        <w:rPr>
+          <w:b/>
+          <w:bCs/>
+        </w:rPr>
+        <w:t xml:space="preserve">fencing token</w:t>
+      </w:r>
+      <w:r>
+        <w:t xml:space="preserve"> (KLEPPMANN, 2016), ideia que já aparecia no Chubby (BURROWS, 2006): cada concessão da trava vem com um número estritamente crescente; o cliente envia esse número junto com cada gravação; e o próprio recurso protegido guarda o maior número já visto e </w:t>
+      </w:r>
+      <w:r>
+        <w:rPr>
+          <w:b/>
+          <w:bCs/>
+        </w:rPr>
+        <w:t xml:space="preserve">recusa</w:t>
+      </w:r>
+      <w:r>
+        <w:t xml:space="preserve"> gravações com número menor. No exemplo, A teria o token 7 e B o token 8; a gravação atrasada de A, com token 7, chegaria depois das de B e seria rejeitada. No etcd, a revisão de criação da chave da trava é exatamente esse número — única, global e crescente —, e o </w:t>
+      </w:r>
+      <w:r>
+        <w:rPr>
+          <w:rFonts w:ascii="Consolas" w:hAnsi="Consolas" w:cs="Consolas" w:eastAsia="Consolas"/>
+          <w:sz w:val="21"/>
+          <w:szCs w:val="21"/>
+        </w:rPr>
+        <w:t xml:space="preserve">etcdctl lock</w:t>
+      </w:r>
+      <w:r>
+        <w:t xml:space="preserve"> a disponibiliza na variável </w:t>
+      </w:r>
+      <w:r>
+        <w:rPr>
+          <w:rFonts w:ascii="Consolas" w:hAnsi="Consolas" w:cs="Consolas" w:eastAsia="Consolas"/>
+          <w:sz w:val="21"/>
+          <w:szCs w:val="21"/>
+        </w:rPr>
+        <w:t xml:space="preserve">ETCD_LOCK_REV</w:t>
+      </w:r>
+      <w:r>
+        <w:t xml:space="preserve">. Esse é o objeto do experimento E9.</w:t>
+      </w:r>
+    </w:p>
+    <w:p>
+      <w:pPr>
+        <w:pStyle w:val="Heading2"/>
+      </w:pPr>
+      <w:bookmarkStart w:id="1017" w:name="_Toc1017"/>
+      <w:r>
+        <w:t xml:space="preserve">2.5 Consistência ou disponibilidade: CAP e PACELC</w:t>
+      </w:r>
+      <w:bookmarkEnd w:id="1017"/>
+    </w:p>
+    <w:p>
+      <w:pPr>
+        <w:spacing w:after="120" w:line="360"/>
+        <w:ind w:firstLine="709"/>
+        <w:jc w:val="both"/>
+      </w:pPr>
+      <w:r>
+        <w:t xml:space="preserve">O teorema </w:t>
+      </w:r>
+      <w:r>
+        <w:rPr>
+          <w:b/>
+          <w:bCs/>
+        </w:rPr>
+        <w:t xml:space="preserve">CAP</w:t>
+      </w:r>
+      <w:r>
+        <w:t xml:space="preserve"> (BREWER, 2000) diz que, durante uma partição de rede (P), um sistema distribuído precisa escolher entre </w:t>
+      </w:r>
+      <w:r>
+        <w:rPr>
+          <w:b/>
+          <w:bCs/>
+        </w:rPr>
+        <w:t xml:space="preserve">consistência</w:t>
+      </w:r>
+      <w:r>
+        <w:t xml:space="preserve"> (C: todos leem o valor mais recente) e </w:t>
+      </w:r>
+      <w:r>
+        <w:rPr>
+          <w:b/>
+          <w:bCs/>
+        </w:rPr>
+        <w:t xml:space="preserve">disponibilidade</w:t>
+      </w:r>
+      <w:r>
+        <w:t xml:space="preserve"> (A: todo membro ativo responde). Não dá para garantir as duas ao mesmo tempo, porque o lado isolado ou responde com o que tem, podendo estar desatualizado, ou se recusa a responder.</w:t>
+      </w:r>
+    </w:p>
+    <w:p>
+      <w:pPr>
+        <w:spacing w:after="120" w:line="360"/>
+        <w:ind w:firstLine="709"/>
+        <w:jc w:val="both"/>
+      </w:pPr>
+      <w:r>
+        <w:t xml:space="preserve">O </w:t>
+      </w:r>
+      <w:r>
+        <w:rPr>
+          <w:b/>
+          <w:bCs/>
+        </w:rPr>
+        <w:t xml:space="preserve">PACELC</w:t>
+      </w:r>
+      <w:r>
+        <w:t xml:space="preserve"> (ABADI, 2012) completa o CAP lembrando que existe uma escolha também sem partição: se há partição (P), escolhe-se entre A e C; senão (E, </w:t>
       </w:r>
       <w:r>
         <w:rPr>
@@ -3688,7 +5281,27 @@
         <w:t xml:space="preserve">else</w:t>
       </w:r>
       <w:r>
-        <w:t xml:space="preserve">), entre latência e consistência (L/C). Sistemas baseados em consenso por maioria, como o etcd, são classificados como PC/EC: preferem recusar a responder no lado minoritário a responder errado, e pagam latência extra (uma rodada de quórum) mesmo sem falhas. A leitura serializável é a opção explícita de trocar consistência por latência e disponibilidade.</w:t>
+        <w:t xml:space="preserve">), entre </w:t>
+      </w:r>
+      <w:r>
+        <w:rPr>
+          <w:b/>
+          <w:bCs/>
+        </w:rPr>
+        <w:t xml:space="preserve">latência</w:t>
+      </w:r>
+      <w:r>
+        <w:t xml:space="preserve"> (L) e consistência (C), porque garantir consistência custa rodadas de comunicação mesmo com a rede funcionando. Pelo que foi descrito no passo 4, espera-se que o etcd seja </w:t>
+      </w:r>
+      <w:r>
+        <w:rPr>
+          <w:b/>
+          <w:bCs/>
+        </w:rPr>
+        <w:t xml:space="preserve">PC/EC</w:t>
+      </w:r>
+      <w:r>
+        <w:t xml:space="preserve">: na partição, o lado minoritário prefere não responder a responder errado; sem partição, paga a latência da maioria em toda escrita e leitura linearizável. A leitura serializável é a forma de o cliente escolher A e L em uma requisição específica. Os experimentos E4 e E6 verificam essa classificação.</w:t>
       </w:r>
     </w:p>
     <w:p>
@@ -3725,7 +5338,7 @@
           <w:sz w:val="20"/>
           <w:szCs w:val="20"/>
         </w:rPr>
-        <w:t xml:space="preserve">Tabela 2</w:t>
+        <w:t xml:space="preserve">Tabela 3</w:t>
       </w:r>
       <w:r>
         <w:rPr>
@@ -4404,7 +6017,7 @@
         <w:t xml:space="preserve">clientes</w:t>
       </w:r>
       <w:r>
-        <w:t xml:space="preserve"> (172.31.0.0/24) carrega a API (porta 2379), o recurso protegido da ênfase B (porta 8000) e os workers. A separação é o que permite provocar partições realistas: um membro pode perder contato com os pares e continuar acessível aos clientes, que é justamente o cenário em que se observa a escolha entre consistência e disponibilidade. A Figura 2 e a Tabela 3 resumem a topologia.</w:t>
+        <w:t xml:space="preserve"> (172.31.0.0/24) carrega a API (porta 2379), o recurso protegido da ênfase B (porta 8000) e os workers. A separação é o que permite provocar partições realistas: um membro pode perder contato com os pares e continuar acessível aos clientes, que é justamente o cenário em que se observa a escolha entre consistência e disponibilidade. A Figura 2 e a Tabela 4 resumem a topologia.</w:t>
       </w:r>
     </w:p>
     <w:p>
@@ -4502,7 +6115,7 @@
           <w:sz w:val="20"/>
           <w:szCs w:val="20"/>
         </w:rPr>
-        <w:t xml:space="preserve">Tabela 3</w:t>
+        <w:t xml:space="preserve">Tabela 4</w:t>
       </w:r>
       <w:r>
         <w:rPr>
@@ -5940,7 +7553,7 @@
         <w:jc w:val="both"/>
       </w:pPr>
       <w:r>
-        <w:t xml:space="preserve">Montar um ambiente cujas medições sejam confiáveis exigiu resolver problemas que não aparecem no roteiro. Eles são relatados aqui porque afetam a interpretação dos resultados e porque, em mais de um caso, ilustram conceitos da disciplina.</w:t>
+        <w:t xml:space="preserve">Alguns detalhes do ambiente teriam distorcido as medições se não fossem tratados. Eles são descritos aqui porque explicam escolhas feitas nos experimentos.</w:t>
       </w:r>
     </w:p>
     <w:p>
@@ -5958,52 +7571,85 @@
           <w:b/>
           <w:bCs/>
         </w:rPr>
-        <w:t xml:space="preserve">Custo do `docker exec`.</w:t>
-      </w:r>
-      <w:r>
-        <w:t xml:space="preserve"> Cada </w:t>
-      </w:r>
-      <w:r>
-        <w:rPr>
-          <w:rFonts w:ascii="Consolas" w:cs="Consolas" w:eastAsia="Consolas" w:hAnsi="Consolas"/>
+        <w:t xml:space="preserve">Tempo do docker exec.</w:t>
+      </w:r>
+      <w:r>
+        <w:t xml:space="preserve"> A forma mais simples de usar o etcd no laboratório seria rodar o cliente </w:t>
+      </w:r>
+      <w:r>
+        <w:rPr>
+          <w:rFonts w:ascii="Consolas" w:hAnsi="Consolas" w:cs="Consolas" w:eastAsia="Consolas"/>
           <w:sz w:val="21"/>
           <w:szCs w:val="21"/>
         </w:rPr>
-        <w:t xml:space="preserve">docker exec</w:t>
-      </w:r>
-      <w:r>
-        <w:t xml:space="preserve"> custa cerca de 170 ms no Windows, duas ordens de grandeza acima da latência do etcd (1 a 3 ms). Por isso as medições de latência, propagação, eleição e recuperação são feitas por uma ferramenta Python (</w:t>
-      </w:r>
-      <w:r>
-        <w:rPr>
-          <w:rFonts w:ascii="Consolas" w:cs="Consolas" w:eastAsia="Consolas" w:hAnsi="Consolas"/>
+        <w:t xml:space="preserve">etcdctl</w:t>
+      </w:r>
+      <w:r>
+        <w:t xml:space="preserve"> dentro de um contêiner com </w:t>
+      </w:r>
+      <w:r>
+        <w:rPr>
+          <w:rFonts w:ascii="Consolas" w:hAnsi="Consolas" w:cs="Consolas" w:eastAsia="Consolas"/>
           <w:sz w:val="21"/>
           <w:szCs w:val="21"/>
         </w:rPr>
+        <w:t xml:space="preserve">docker exec</w:t>
+      </w:r>
+      <w:r>
+        <w:t xml:space="preserve">. O problema é que, no Windows, só iniciar um </w:t>
+      </w:r>
+      <w:r>
+        <w:rPr>
+          <w:rFonts w:ascii="Consolas" w:hAnsi="Consolas" w:cs="Consolas" w:eastAsia="Consolas"/>
+          <w:sz w:val="21"/>
+          <w:szCs w:val="21"/>
+        </w:rPr>
+        <w:t xml:space="preserve">docker exec</w:t>
+      </w:r>
+      <w:r>
+        <w:t xml:space="preserve"> leva cerca de </w:t>
+      </w:r>
+      <w:r>
+        <w:rPr>
+          <w:b/>
+          <w:bCs/>
+        </w:rPr>
+        <w:t xml:space="preserve">170 ms</w:t>
+      </w:r>
+      <w:r>
+        <w:t xml:space="preserve">, enquanto a operação que queremos medir — uma escrita ou leitura no etcd — leva de </w:t>
+      </w:r>
+      <w:r>
+        <w:rPr>
+          <w:b/>
+          <w:bCs/>
+        </w:rPr>
+        <w:t xml:space="preserve">1 a 3 ms</w:t>
+      </w:r>
+      <w:r>
+        <w:t xml:space="preserve">. Medido assim, mais de 98% do tempo seria do Docker, e não do etcd. Por isso, as medições de tempo (latência, propagação, eleição e recuperação) são feitas por uma pequena ferramenta Python, </w:t>
+      </w:r>
+      <w:r>
+        <w:rPr>
+          <w:rFonts w:ascii="Consolas" w:hAnsi="Consolas" w:cs="Consolas" w:eastAsia="Consolas"/>
+          <w:sz w:val="21"/>
+          <w:szCs w:val="21"/>
+        </w:rPr>
         <w:t xml:space="preserve">etcd_http.py</w:t>
       </w:r>
       <w:r>
-        <w:t xml:space="preserve">) que roda </w:t>
-      </w:r>
-      <w:r>
-        <w:rPr>
-          <w:b/>
-          <w:bCs/>
-        </w:rPr>
-        <w:t xml:space="preserve">dentro</w:t>
-      </w:r>
-      <w:r>
-        <w:t xml:space="preserve"> da rede de clientes e fala com o etcd pela API HTTP/JSON. Os valores absolutos incluem a conversão JSON do </w:t>
-      </w:r>
-      <w:r>
-        <w:rPr>
-          <w:i/>
-          <w:iCs/>
-        </w:rPr>
-        <w:t xml:space="preserve">gateway</w:t>
-      </w:r>
-      <w:r>
-        <w:t xml:space="preserve">, mas são comparáveis entre si.</w:t>
+        <w:t xml:space="preserve">, que fica rodando em um contêiner na mesma rede dos clientes e envia as requisições diretamente à API HTTP do etcd, cronometrando apenas a operação. O </w:t>
+      </w:r>
+      <w:r>
+        <w:rPr>
+          <w:rFonts w:ascii="Consolas" w:hAnsi="Consolas" w:cs="Consolas" w:eastAsia="Consolas"/>
+          <w:sz w:val="21"/>
+          <w:szCs w:val="21"/>
+        </w:rPr>
+        <w:t xml:space="preserve">etcdctl</w:t>
+      </w:r>
+      <w:r>
+        <w:t xml:space="preserve"> continua sendo usado nos comandos em que o tempo não importa (status do cluster, lista de membros, trava). Como a API HTTP converte as mensagens para JSON, os tempos ficam um pouco acima dos que um cliente gRPC nativo teria, mas são comparáveis entre si.</w:t>
       </w:r>
     </w:p>
     <w:p>
@@ -6021,21 +7667,10 @@
           <w:b/>
           <w:bCs/>
         </w:rPr>
-        <w:t xml:space="preserve">Relógios.</w:t>
-      </w:r>
-      <w:r>
-        <w:t xml:space="preserve"> O relógio da VM do Docker Desktop estava cerca de 58 ms adiantado em relação ao do Windows. Toda medição que começa com uma ação no host e termina com um evento em um contêiner usa, nas duas pontas, o relógio dos contêineres (por exemplo, o instante registrado por um contêiner auxiliar logo após religar a interface de rede, ou o </w:t>
-      </w:r>
-      <w:r>
-        <w:rPr>
-          <w:rFonts w:ascii="Consolas" w:cs="Consolas" w:eastAsia="Consolas" w:hAnsi="Consolas"/>
-          <w:sz w:val="21"/>
-          <w:szCs w:val="21"/>
-        </w:rPr>
-        <w:t xml:space="preserve">FinishedAt</w:t>
-      </w:r>
-      <w:r>
-        <w:t xml:space="preserve"> informado pelo Docker). A diferença é, em si, um exemplo de defasagem (</w:t>
+        <w:t xml:space="preserve">Relógios diferentes.</w:t>
+      </w:r>
+      <w:r>
+        <w:t xml:space="preserve"> O relógio da máquina virtual em que o Docker roda estava cerca de 58 ms adiantado em relação ao relógio do Windows. Se uma medição começasse no relógio do Windows e terminasse no de um contêiner, esses 58 ms entrariam como erro. Por isso, o início e o fim de cada medição são registrados sempre por contêineres, que compartilham o mesmo relógio — por exemplo, o instante em que um contêiner auxiliar religa a rede e o instante em que a ferramenta de medição vê o membro atualizado. A diferença entre os dois relógios é, em si, um exemplo de defasagem (</w:t>
       </w:r>
       <w:r>
         <w:rPr>
@@ -6063,10 +7698,21 @@
           <w:b/>
           <w:bCs/>
         </w:rPr>
-        <w:t xml:space="preserve">Endereços MAC sorteados.</w:t>
-      </w:r>
-      <w:r>
-        <w:t xml:space="preserve"> O Docker 29 atribui um MAC novo a cada início do contêiner. Depois de reiniciar um membro, os vizinhos continuavam com o MAC antigo no cache ARP e o membro ficava inacessível por vários segundos, o que distorcia as medições do E5. Os MACs foram fixados no compose.</w:t>
+        <w:t xml:space="preserve">Endereço de rede trocado a cada reinício.</w:t>
+      </w:r>
+      <w:r>
+        <w:t xml:space="preserve"> A partir da versão 29, o Docker sorteia um endereço físico de rede (MAC) novo sempre que um contêiner inicia. Depois de reiniciar um membro, os vizinhos continuavam tentando falar com o endereço antigo por alguns segundos, o que fazia a eleição do E5 parecer mais lenta do que realmente era. Os endereços MAC foram fixados no </w:t>
+      </w:r>
+      <w:r>
+        <w:rPr>
+          <w:rFonts w:ascii="Consolas" w:hAnsi="Consolas" w:cs="Consolas" w:eastAsia="Consolas"/>
+          <w:sz w:val="21"/>
+          <w:szCs w:val="21"/>
+        </w:rPr>
+        <w:t xml:space="preserve">docker-compose.yml</w:t>
+      </w:r>
+      <w:r>
+        <w:t xml:space="preserve">.</w:t>
       </w:r>
     </w:p>
     <w:p>
@@ -6084,42 +7730,32 @@
           <w:b/>
           <w:bCs/>
         </w:rPr>
-        <w:t xml:space="preserve">Como particionar.</w:t>
-      </w:r>
-      <w:r>
-        <w:t xml:space="preserve"> O comando </w:t>
-      </w:r>
-      <w:r>
-        <w:rPr>
-          <w:rFonts w:ascii="Consolas" w:cs="Consolas" w:eastAsia="Consolas" w:hAnsi="Consolas"/>
+        <w:t xml:space="preserve">Como simular a partição.</w:t>
+      </w:r>
+      <w:r>
+        <w:t xml:space="preserve"> O comando natural para isso, </w:t>
+      </w:r>
+      <w:r>
+        <w:rPr>
+          <w:rFonts w:ascii="Consolas" w:hAnsi="Consolas" w:cs="Consolas" w:eastAsia="Consolas"/>
           <w:sz w:val="21"/>
           <w:szCs w:val="21"/>
         </w:rPr>
-        <w:t xml:space="preserve">docker network disconnect/connect</w:t>
-      </w:r>
-      <w:r>
-        <w:t xml:space="preserve"> também sorteia um MAC novo ao reconectar. As partições foram então feitas derrubando a interface da rede interna dentro do </w:t>
-      </w:r>
-      <w:r>
-        <w:rPr>
-          <w:i/>
-          <w:iCs/>
-        </w:rPr>
-        <w:t xml:space="preserve">namespace</w:t>
-      </w:r>
-      <w:r>
-        <w:t xml:space="preserve"> de rede do membro (</w:t>
-      </w:r>
-      <w:r>
-        <w:rPr>
-          <w:rFonts w:ascii="Consolas" w:cs="Consolas" w:eastAsia="Consolas" w:hAnsi="Consolas"/>
+        <w:t xml:space="preserve">docker network disconnect</w:t>
+      </w:r>
+      <w:r>
+        <w:t xml:space="preserve">, tem o mesmo problema: ao reconectar, o contêiner ganha um MAC novo. Em vez dele, a partição é feita desligando a placa de rede interna do membro por dentro (</w:t>
+      </w:r>
+      <w:r>
+        <w:rPr>
+          <w:rFonts w:ascii="Consolas" w:hAnsi="Consolas" w:cs="Consolas" w:eastAsia="Consolas"/>
           <w:sz w:val="21"/>
           <w:szCs w:val="21"/>
         </w:rPr>
         <w:t xml:space="preserve">ip link set ... down</w:t>
       </w:r>
       <w:r>
-        <w:t xml:space="preserve">), a partir de um contêiner auxiliar temporário; o membro continua acessível ao cliente e o efeito equivale a um cabo cortado.</w:t>
+        <w:t xml:space="preserve">), a partir de um contêiner auxiliar. O membro continua acessível aos clientes pela outra rede, como se apenas o cabo da rede entre os servidores tivesse sido cortado.</w:t>
       </w:r>
     </w:p>
     <w:p>
@@ -6140,22 +7776,22 @@
         <w:t xml:space="preserve">Detalhes de ferramentas.</w:t>
       </w:r>
       <w:r>
-        <w:t xml:space="preserve"> No Git Bash, argumentos como </w:t>
-      </w:r>
-      <w:r>
-        <w:rPr>
-          <w:rFonts w:ascii="Consolas" w:cs="Consolas" w:eastAsia="Consolas" w:hAnsi="Consolas"/>
+        <w:t xml:space="preserve"> No Git Bash do Windows, um argumento como </w:t>
+      </w:r>
+      <w:r>
+        <w:rPr>
+          <w:rFonts w:ascii="Consolas" w:hAnsi="Consolas" w:cs="Consolas" w:eastAsia="Consolas"/>
           <w:sz w:val="21"/>
           <w:szCs w:val="21"/>
         </w:rPr>
         <w:t xml:space="preserve">/config/modo</w:t>
       </w:r>
       <w:r>
-        <w:t xml:space="preserve"> eram convertidos em caminhos do Windows (resolvido com </w:t>
-      </w:r>
-      <w:r>
-        <w:rPr>
-          <w:rFonts w:ascii="Consolas" w:cs="Consolas" w:eastAsia="Consolas" w:hAnsi="Consolas"/>
+        <w:t xml:space="preserve"> é convertido automaticamente em um caminho do Windows, o que corrompia os nomes das chaves (resolvido com </w:t>
+      </w:r>
+      <w:r>
+        <w:rPr>
+          <w:rFonts w:ascii="Consolas" w:hAnsi="Consolas" w:cs="Consolas" w:eastAsia="Consolas"/>
           <w:sz w:val="21"/>
           <w:szCs w:val="21"/>
         </w:rPr>
@@ -6166,18 +7802,18 @@
       </w:r>
       <w:r>
         <w:rPr>
-          <w:rFonts w:ascii="Consolas" w:cs="Consolas" w:eastAsia="Consolas" w:hAnsi="Consolas"/>
+          <w:rFonts w:ascii="Consolas" w:hAnsi="Consolas" w:cs="Consolas" w:eastAsia="Consolas"/>
           <w:sz w:val="21"/>
           <w:szCs w:val="21"/>
         </w:rPr>
         <w:t xml:space="preserve">ETCDCTL_ENDPOINTS</w:t>
       </w:r>
       <w:r>
-        <w:t xml:space="preserve"> conflita com a opção </w:t>
-      </w:r>
-      <w:r>
-        <w:rPr>
-          <w:rFonts w:ascii="Consolas" w:cs="Consolas" w:eastAsia="Consolas" w:hAnsi="Consolas"/>
+        <w:t xml:space="preserve"> entra em conflito com a opção </w:t>
+      </w:r>
+      <w:r>
+        <w:rPr>
+          <w:rFonts w:ascii="Consolas" w:hAnsi="Consolas" w:cs="Consolas" w:eastAsia="Consolas"/>
           <w:sz w:val="21"/>
           <w:szCs w:val="21"/>
         </w:rPr>
@@ -6188,7 +7824,7 @@
       </w:r>
       <w:r>
         <w:rPr>
-          <w:rFonts w:ascii="Consolas" w:cs="Consolas" w:eastAsia="Consolas" w:hAnsi="Consolas"/>
+          <w:rFonts w:ascii="Consolas" w:hAnsi="Consolas" w:cs="Consolas" w:eastAsia="Consolas"/>
           <w:sz w:val="21"/>
           <w:szCs w:val="21"/>
         </w:rPr>
@@ -6199,7 +7835,7 @@
       </w:r>
       <w:r>
         <w:rPr>
-          <w:rFonts w:ascii="Consolas" w:cs="Consolas" w:eastAsia="Consolas" w:hAnsi="Consolas"/>
+          <w:rFonts w:ascii="Consolas" w:hAnsi="Consolas" w:cs="Consolas" w:eastAsia="Consolas"/>
           <w:sz w:val="21"/>
           <w:szCs w:val="21"/>
         </w:rPr>
@@ -6226,17 +7862,7 @@
         <w:jc w:val="both"/>
       </w:pPr>
       <w:r>
-        <w:t>Todos os tempos exigidos pelo requisito R7 foram medidos pelo menos cinco vezes, e as tabelas trazem os valores individuais, a média e o desvio padrão amostral. As medições de latência agregam 50 operações por rodada; nesses casos, cada um dos cinco valores das tabelas é a média de uma rodada, e o desvio padrão é calculado entre essas médias, por isso é menor que a variação entre operações individuais. A detecção de eventos é feita por sondagem (</w:t>
-      </w:r>
-      <w:r>
-        <w:rPr>
-          <w:i/>
-          <w:iCs/>
-        </w:rPr>
-        <w:t xml:space="preserve">polling</w:t>
-      </w:r>
-      <w:r>
-        <w:t xml:space="preserve">) a cada 5 a 10 ms, que é a resolução das medições de eleição e recuperação. Antes de cada experimento, a equipe registrou a previsão do que esperava observar com base na teoria; a análise compara previsão, resultado e teoria.</w:t>
+        <w:t xml:space="preserve">Todos os tempos (latência, propagação, eleição, recuperação e tomada da trava) foram medidos pelo menos cinco vezes, e as tabelas trazem os valores individuais, a média e o desvio padrão amostral. Nas medições de latência, cada um dos cinco valores é a média de uma rodada de 50 operações, e o desvio padrão é calculado entre essas médias — por isso ele é menor que a variação entre operações individuais. Eventos como “novo líder eleito” ou “membro atualizado” são detectados consultando o cluster a cada 5 a 10 ms, que é a resolução dessas medições. Antes de cada experimento, a equipe registrou o que esperava observar com base na teoria (a previsão), para depois comparar previsão, resultado e teoria.</w:t>
       </w:r>
     </w:p>
     <w:p>
@@ -6257,51 +7883,29 @@
         <w:jc w:val="both"/>
       </w:pPr>
       <w:r>
-        <w:t xml:space="preserve">Esta seção apresenta os nove experimentos. Os números de E1 a E6, do E7b e do E8 vêm de uma execução completa do zero (ambiente recriado com </w:t>
-      </w:r>
-      <w:r>
-        <w:rPr>
-          <w:rFonts w:ascii="Consolas" w:cs="Consolas" w:eastAsia="Consolas" w:hAnsi="Consolas"/>
+        <w:t xml:space="preserve">Cada experimento é apresentado com objetivo, previsão da equipe, procedimento, evidências e análise. Os números vêm de uma execução completa com o ambiente recriado do zero (</w:t>
+      </w:r>
+      <w:r>
+        <w:rPr>
+          <w:rFonts w:ascii="Consolas" w:hAnsi="Consolas" w:cs="Consolas" w:eastAsia="Consolas"/>
           <w:sz w:val="21"/>
           <w:szCs w:val="21"/>
         </w:rPr>
-        <w:t xml:space="preserve">docker compose down</w:t>
-      </w:r>
-      <w:r>
-        <w:t xml:space="preserve"> e </w:t>
-      </w:r>
-      <w:r>
-        <w:rPr>
-          <w:rFonts w:ascii="Consolas" w:cs="Consolas" w:eastAsia="Consolas" w:hAnsi="Consolas"/>
+        <w:t xml:space="preserve">scripts/executar_todos.sh</w:t>
+      </w:r>
+      <w:r>
+        <w:t xml:space="preserve">); os arquivos completos estão no diretório </w:t>
+      </w:r>
+      <w:r>
+        <w:rPr>
+          <w:rFonts w:ascii="Consolas" w:hAnsi="Consolas" w:cs="Consolas" w:eastAsia="Consolas"/>
           <w:sz w:val="21"/>
           <w:szCs w:val="21"/>
         </w:rPr>
-        <w:t xml:space="preserve">up --build</w:t>
-      </w:r>
-      <w:r>
-        <w:t xml:space="preserve">, seguido de </w:t>
-      </w:r>
-      <w:r>
-        <w:rPr>
-          <w:rFonts w:ascii="Consolas" w:cs="Consolas" w:eastAsia="Consolas" w:hAnsi="Consolas"/>
-          <w:sz w:val="21"/>
-          <w:szCs w:val="21"/>
-        </w:rPr>
-        <w:t xml:space="preserve">scripts/executar_todos.sh</w:t>
-      </w:r>
-      <w:r>
-        <w:t xml:space="preserve">), feita depois de várias execuções preliminares que serviram para depurar o ambiente. O E7 e o E9 foram executados novamente logo em seguida, no mesmo ambiente, depois de dois ajustes motivados por essa execução: a inclusão da varredura de durações de partição no E7 e uma correção no registro de log do worker do E9 (duas threads podiam escrever linhas misturadas, o que impedia a leitura automática de uma medição; o comportamento do experimento não mudou). Todas as execuções produziram os mesmos resultados qualitativos e valores dentro da mesma faixa. Os arquivos completos estão no diretório </w:t>
-      </w:r>
-      <w:r>
-        <w:rPr>
-          <w:rFonts w:ascii="Consolas" w:cs="Consolas" w:eastAsia="Consolas" w:hAnsi="Consolas"/>
-          <w:sz w:val="21"/>
-          <w:szCs w:val="21"/>
-        </w:rPr>
         <w:t xml:space="preserve">evidencias/</w:t>
       </w:r>
       <w:r>
-        <w:t xml:space="preserve"> do repositório; aqui são reproduzidos trechos.</w:t>
+        <w:t xml:space="preserve"> do repositório, e aqui são reproduzidos trechos.</w:t>
       </w:r>
     </w:p>
     <w:p>
@@ -6639,7 +8243,7 @@
         <w:t xml:space="preserve">ConfChange</w:t>
       </w:r>
       <w:r>
-        <w:t xml:space="preserve">), a entrada vazia que todo líder recém-eleito grava para comprometer as entradas de termos anteriores (Seção 2.2.2) e a publicação dos atributos de cada membro. Os identificadores dos membros são determinísticos — derivados do nome, das URLs de pares e do </w:t>
+        <w:t xml:space="preserve">), a entrada vazia que todo líder recém-eleito grava para comprometer as entradas de termos anteriores (Seção 2.3.3) e a publicação dos atributos de cada membro. Os identificadores dos membros são determinísticos — derivados do nome, das URLs de pares e do </w:t>
       </w:r>
       <w:r>
         <w:rPr>
@@ -7186,7 +8790,7 @@
           <w:sz w:val="20"/>
           <w:szCs w:val="20"/>
         </w:rPr>
-        <w:t xml:space="preserve">Tabela 4</w:t>
+        <w:t xml:space="preserve">Tabela 5</w:t>
       </w:r>
       <w:r>
         <w:rPr>
@@ -7888,7 +9492,7 @@
           <w:sz w:val="20"/>
           <w:szCs w:val="20"/>
         </w:rPr>
-        <w:t xml:space="preserve">Tabela 5</w:t>
+        <w:t xml:space="preserve">Tabela 6</w:t>
       </w:r>
       <w:r>
         <w:rPr>
@@ -8667,7 +10271,7 @@
           <w:sz w:val="20"/>
           <w:szCs w:val="20"/>
         </w:rPr>
-        <w:t xml:space="preserve">Tabela 6</w:t>
+        <w:t xml:space="preserve">Tabela 7</w:t>
       </w:r>
       <w:r>
         <w:rPr>
@@ -9022,7 +10626,7 @@
           <w:sz w:val="20"/>
           <w:szCs w:val="20"/>
         </w:rPr>
-        <w:t xml:space="preserve">Tabela 7</w:t>
+        <w:t xml:space="preserve">Tabela 8</w:t>
       </w:r>
       <w:r>
         <w:rPr>
@@ -10113,7 +11717,7 @@
         <w:t xml:space="preserve">janela de leitura desatualizada</w:t>
       </w:r>
       <w:r>
-        <w:t xml:space="preserve"> que o roteiro pede para evidenciar, e ela dura enquanto durar a partição. A leitura serializável não é arbitrária: devolve sempre um prefixo do histórico comprometido (nunca um valor que não exista ou fora de ordem), o que corresponde a consistência eventual com leituras monotônicas por membro. Ao reconectar, o seguidor recebeu as entradas que faltavam e as duas leituras voltaram a coincidir. O experimento mostra que o modelo de consistência no etcd é uma escolha </w:t>
+        <w:t xml:space="preserve"> e ela dura enquanto durar a partição. A leitura serializável não é arbitrária: devolve sempre um prefixo do histórico comprometido (nunca um valor que não exista ou fora de ordem), o que corresponde a consistência eventual com leituras monotônicas por membro. Ao reconectar, o seguidor recebeu as entradas que faltavam e as duas leituras voltaram a coincidir. O experimento mostra que o modelo de consistência no etcd é uma escolha </w:t>
       </w:r>
       <w:r>
         <w:rPr>
@@ -10230,7 +11834,7 @@
           <w:sz w:val="20"/>
           <w:szCs w:val="20"/>
         </w:rPr>
-        <w:t xml:space="preserve">Tabela 8</w:t>
+        <w:t xml:space="preserve">Tabela 9</w:t>
       </w:r>
       <w:r>
         <w:rPr>
@@ -11390,7 +12994,7 @@
           <w:sz w:val="20"/>
           <w:szCs w:val="20"/>
         </w:rPr>
-        <w:t xml:space="preserve">Tabela 9</w:t>
+        <w:t xml:space="preserve">Tabela 10</w:t>
       </w:r>
       <w:r>
         <w:rPr>
@@ -12648,6 +14252,16 @@
     </w:p>
     <w:p>
       <w:pPr>
+        <w:spacing w:after="120" w:line="360"/>
+        <w:ind w:firstLine="709"/>
+        <w:jc w:val="both"/>
+      </w:pPr>
+      <w:r>
+        <w:t xml:space="preserve">As cinco rodadas e a varredura abaixo foram executadas logo após a execução completa, no mesmo ambiente: a varredura foi acrescentada ao script depois que a execução completa mostrou o padrão discutido a seguir.</w:t>
+      </w:r>
+    </w:p>
+    <w:p>
+      <w:pPr>
         <w:keepNext/>
         <w:spacing w:after="60" w:before="120"/>
         <w:jc w:val="center"/>
@@ -12659,7 +14273,7 @@
           <w:sz w:val="20"/>
           <w:szCs w:val="20"/>
         </w:rPr>
-        <w:t xml:space="preserve">Tabela 10</w:t>
+        <w:t xml:space="preserve">Tabela 11</w:t>
       </w:r>
       <w:r>
         <w:rPr>
@@ -13860,7 +15474,7 @@
           <w:sz w:val="20"/>
           <w:szCs w:val="20"/>
         </w:rPr>
-        <w:t xml:space="preserve">Tabela 11</w:t>
+        <w:t xml:space="preserve">Tabela 12</w:t>
       </w:r>
       <w:r>
         <w:rPr>
@@ -15066,7 +16680,7 @@
         <w:jc w:val="both"/>
       </w:pPr>
       <w:r>
-        <w:t xml:space="preserve">A Tabela 11 é compatível com a hipótese no aspecto que importa: o tempo de recuperação </w:t>
+        <w:t xml:space="preserve">A Tabela 12 é compatível com a hipótese no aspecto que importa: o tempo de recuperação </w:t>
       </w:r>
       <w:r>
         <w:rPr>
@@ -15118,7 +16732,7 @@
         <w:t xml:space="preserve">TCP_USER_TIMEOUT</w:t>
       </w:r>
       <w:r>
-        <w:t xml:space="preserve">) ou camadas de transporte que reabram conexões ociosas mais cedo reduziriam esse efeito. Ao final de todas as rodadas, os três membros tinham o mesmo índice Raft (25 398), as mesmas 3000 chaves e o mesmo </w:t>
+        <w:t xml:space="preserve">) ou camadas de transporte que reabram conexões ociosas mais cedo reduziriam esse efeito. Ao final de todas as rodadas, os três membros tinham o mesmo índice Raft (25 398), as mesmas 3000 chaves e o mesmo hashkv (2147851718): estado idêntico nas réplicas.</w:t>
       </w:r>
       <w:r>
         <w:rPr>
@@ -15126,10 +16740,10 @@
           <w:sz w:val="21"/>
           <w:szCs w:val="21"/>
         </w:rPr>
-        <w:t xml:space="preserve">hashkv</w:t>
-      </w:r>
-      <w:r>
-        <w:t xml:space="preserve"> (2147851718): estado idêntico nas réplicas, como exige o roteiro.</w:t>
+        <w:t xml:space="preserve"/>
+      </w:r>
+      <w:r>
+        <w:t xml:space="preserve"/>
       </w:r>
     </w:p>
     <w:p>
@@ -15370,7 +16984,7 @@
         <w:t xml:space="preserve">i</w:t>
       </w:r>
       <w:r>
-        <w:t xml:space="preserve">. Diferentemente do algoritmo de Chandy e Lamport (1985), que precisa de marcadores para delimitar um corte em um sistema sem ordem global, aqui a ordem total imposta pelo consenso já entrega o corte de graça.</w:t>
+        <w:t xml:space="preserve">. Diferentemente do algoritmo de Chandy-Lamport, que precisa de marcadores para delimitar um corte em um sistema sem ordem global, aqui a ordem total imposta pelo consenso já entrega o corte de graça.</w:t>
       </w:r>
     </w:p>
     <w:p>
@@ -15510,7 +17124,7 @@
           <w:sz w:val="20"/>
           <w:szCs w:val="20"/>
         </w:rPr>
-        <w:t xml:space="preserve">Tabela 12</w:t>
+        <w:t xml:space="preserve">Tabela 13</w:t>
       </w:r>
       <w:r>
         <w:rPr>
@@ -16731,7 +18345,7 @@
           <w:sz w:val="20"/>
           <w:szCs w:val="20"/>
         </w:rPr>
-        <w:t xml:space="preserve">Tabela 13</w:t>
+        <w:t xml:space="preserve">Tabela 14</w:t>
       </w:r>
       <w:r>
         <w:rPr>
@@ -17999,7 +19613,7 @@
         <w:t xml:space="preserve">create_revision</w:t>
       </w:r>
       <w:r>
-        <w:t xml:space="preserve"> da chave da trava. Dentro da seção crítica, o worker lê o contador, processa por um tempo e escreve o valor + 1, enviando o token. A trava é a mesma do etcdctl lock — a receita do pacote concurrency descrita na Seção 2.3, com a chave trava/&lt;lease&gt; e a fila pela create_revision —, acessada pelo serviço Lock da API v3, e não pelo comando, para que o worker controle o próprio lease (TTL de 5 s) e leia a revisão da chave; o E8 usa o etcdctl lock diretamente e mostra a mesma revisão crescente em ETCD_LOCK_REV. O trecho essencial de cada lado:</w:t>
+        <w:t xml:space="preserve"> da chave da trava. Dentro da seção crítica, o worker lê o contador, processa por um tempo e escreve o valor + 1, enviando o token. A trava é a mesma do etcdctl lock — a receita descrita na Seção 2.4, com a chave trava/&lt;lease&gt; e a fila pela create_revision —, acessada pelo serviço Lock da API v3, e não pelo comando, para que o worker controle o próprio lease (TTL de 5 s) e leia a revisão da chave; o E8 usa o etcdctl lock diretamente e mostra a mesma revisão crescente em ETCD_LOCK_REV. O trecho essencial de cada lado:</w:t>
       </w:r>
     </w:p>
     <w:p>
@@ -18331,6 +19945,16 @@
         <w:t xml:space="preserve">4.9.2 Resultados</w:t>
       </w:r>
       <w:bookmarkEnd w:id="35"/>
+    </w:p>
+    <w:p>
+      <w:pPr>
+        <w:spacing w:after="120" w:line="360"/>
+        <w:ind w:firstLine="709"/>
+        <w:jc w:val="both"/>
+      </w:pPr>
+      <w:r>
+        <w:t xml:space="preserve">Os resultados a seguir vêm de uma nova execução do E9, feita logo após a execução completa, depois de uma correção no registro de log do worker: duas threads podiam escrever linhas misturadas no arquivo, o que impedia a leitura automática de uma das medições. O comportamento do experimento não mudou.</w:t>
+      </w:r>
     </w:p>
     <w:p>
       <w:pPr>
@@ -18823,7 +20447,7 @@
           <w:sz w:val="20"/>
           <w:szCs w:val="20"/>
         </w:rPr>
-        <w:t xml:space="preserve">Tabela 14</w:t>
+        <w:t xml:space="preserve">Tabela 15</w:t>
       </w:r>
       <w:r>
         <w:rPr>
@@ -19546,7 +21170,7 @@
           <w:sz w:val="20"/>
           <w:szCs w:val="20"/>
         </w:rPr>
-        <w:t xml:space="preserve">Tabela 15</w:t>
+        <w:t xml:space="preserve">Tabela 16</w:t>
       </w:r>
       <w:r>
         <w:rPr>
@@ -20226,7 +21850,7 @@
         <w:t xml:space="preserve">If create_revision(trava/...) == token Then put</w:t>
       </w:r>
       <w:r>
-        <w:t xml:space="preserve">), o que torna a verificação e a escrita atômicas. Por fim, o experimento ilustra a diferença registrada no roteiro entre segurança e relógios: a segurança do Raft não depende de relógios, mas o lease depende da passagem do tempo — e, para o processo congelado, o tempo não passou.</w:t>
+        <w:t xml:space="preserve">), o que torna a verificação e a escrita atômicas. Por fim, o experimento ilustra a diferença entre segurança e relógios: a segurança do Raft não depende de relógios, mas o lease depende da passagem do tempo — e, para o processo congelado, o tempo não passou.</w:t>
       </w:r>
     </w:p>
     <w:p>
@@ -20391,7 +22015,7 @@
         <w:t xml:space="preserve">em camadas</w:t>
       </w:r>
       <w:r>
-        <w:t xml:space="preserve"> (API gRPC, etcdserver, Raft, WAL/snapshot, MVCC/bbolt; Seção 2.3). Os papéis são: cliente; líder (ordena e replica); seguidor (replica, vota, atende leituras); candidato e pré-candidato (durante eleições); e learner (réplica sem voto). O diagrama próprio está na Figura 2 e o caminho de uma operação, na Figura 3.</w:t>
+        <w:t xml:space="preserve"> (API gRPC, etcdserver, Raft, WAL/snapshot, MVCC/bbolt; Seção 2.3.2). Os papéis são: cliente; líder (ordena e replica); seguidor (replica, vota, atende leituras); candidato e pré-candidato (durante eleições); e learner (réplica sem voto). O diagrama próprio está na Figura 2 e o caminho de uma operação, na Figura 3.</w:t>
       </w:r>
     </w:p>
     <w:p>
@@ -21052,7 +22676,7 @@
         <w:t xml:space="preserve">Consenso</w:t>
       </w:r>
       <w:r>
-        <w:t xml:space="preserve"> — resolvido pelo Raft, que garante segurança sempre e vivacidade sob sincronia parcial, contornando o resultado FLP. </w:t>
+        <w:t xml:space="preserve"> — resolvido pelo Raft, que nunca decide valores diferentes e progride sempre que a rede se comporta de forma estável por tempo suficiente; é assim que ele contorna o resultado FLP, segundo o qual nenhum algoritmo garante as duas coisas em qualquer cenário assíncrono. </w:t>
       </w:r>
       <w:r>
         <w:rPr>
@@ -21643,14 +23267,14 @@
           <w:sz w:val="20"/>
           <w:szCs w:val="20"/>
         </w:rPr>
-        <w:t xml:space="preserve">Tabela 16</w:t>
+        <w:t xml:space="preserve">Tabela 17</w:t>
       </w:r>
       <w:r>
         <w:rPr>
           <w:sz w:val="20"/>
           <w:szCs w:val="20"/>
         </w:rPr>
-        <w:t xml:space="preserve"> – Quadro-síntese do etcd (modelo obrigatório do roteiro)</w:t>
+        <w:t xml:space="preserve"> – Quadro-síntese do etcd</w:t>
       </w:r>
     </w:p>
     <w:tbl>
@@ -22593,7 +24217,7 @@
         <w:t xml:space="preserve">Medições.</w:t>
       </w:r>
       <w:r>
-        <w:t xml:space="preserve"> Cinco repetições dão uma estimativa grosseira da variabilidade, insuficiente para distribuições bimodais como a do E7, que foi analisada com uma varredura dedicada. A sondagem tem resolução de 5 a 10 ms, e as latências incluem o custo do gateway HTTP/JSON, não do gRPC nativo. A troca de líder de aplicação com etcdctl elect foi medida uma única vez (≈ 57 s), porque cada repetição dura cerca de um minuto por causa do TTL de 60 s; as cinco repetições do R7 foram feitas para a eleição do Raft (E5) e para a tomada da trava (E8 e E9). Nas latências (E3 e E4), o desvio padrão é calculado entre as médias das rodadas, e não entre operações individuais.</w:t>
+        <w:t xml:space="preserve"> Cinco repetições dão uma estimativa grosseira da variabilidade, insuficiente para distribuições bimodais como a do E7, que foi analisada com uma varredura dedicada. A sondagem tem resolução de 5 a 10 ms, e as latências incluem o custo do gateway HTTP/JSON, não do gRPC nativo. A troca de líder de aplicação com etcdctl elect foi medida uma única vez (≈ 57 s), porque cada repetição dura cerca de um minuto por causa do TTL de 60 s; as cinco repetições foram feitas para a eleição do Raft (E5) e para a tomada da trava (E8 e E9). Nas latências (E3 e E4), o desvio padrão é calculado entre as médias das rodadas, e não entre operações individuais.</w:t>
       </w:r>
     </w:p>
     <w:p>
@@ -22743,7 +24367,7 @@
           <w:sz w:val="20"/>
           <w:szCs w:val="20"/>
         </w:rPr>
-        <w:t xml:space="preserve">Tabela 17</w:t>
+        <w:t xml:space="preserve">Tabela 18</w:t>
       </w:r>
       <w:r>
         <w:rPr>
@@ -23521,7 +25145,7 @@
         <w:t xml:space="preserve">docker-compose.yml</w:t>
       </w:r>
       <w:r>
-        <w:t xml:space="preserve"> e dos scripts de experimento, escrita da ferramenta de medição e do código da ênfase B, depuração de problemas do ambiente (Seção 3.4), elaboração dos diagramas e redação de uma primeira versão deste relatório. A revisão de conformidade com o roteiro, a correção de divergências entre o texto e as evidências e a nova versão das Figuras 2, 3 e 4 (script relatorio/figuras/gerar_figuras.py) também foram feitas com o Claude Code. </w:t>
+        <w:t xml:space="preserve"> e dos scripts de experimento, escrita da ferramenta de medição e do código da ênfase B, depuração de problemas do ambiente (Seção 3.4), elaboração dos diagramas e redação de uma primeira versão deste relatório. A revisão de conformidade com os requisitos do trabalho, a correção de divergências entre o texto e as evidências e a nova versão das Figuras 2, 3 e 4 (script relatorio/figuras/gerar_figuras.py) também foram feitas com o Claude Code. </w:t>
       </w:r>
       <w:r>
         <w:rPr>
@@ -23626,17 +25250,17 @@
         <w:jc w:val="left"/>
       </w:pPr>
       <w:r>
-        <w:t xml:space="preserve">CHANDY, K. M.; LAMPORT, L. Distributed snapshots: determining global states of distributed systems. </w:t>
-      </w:r>
-      <w:r>
-        <w:rPr>
-          <w:b/>
-          <w:bCs/>
-        </w:rPr>
-        <w:t xml:space="preserve">ACM Transactions on Computer Systems</w:t>
-      </w:r>
-      <w:r>
-        <w:t xml:space="preserve">, v. 3, n. 1, p. 63-75, 1985.</w:t>
+        <w:t xml:space="preserve">ETCD AUTHORS. </w:t>
+      </w:r>
+      <w:r>
+        <w:rPr>
+          <w:b/>
+          <w:bCs/>
+        </w:rPr>
+        <w:t xml:space="preserve">etcd documentation v3.5</w:t>
+      </w:r>
+      <w:r>
+        <w:t xml:space="preserve">. [S. l.]: CNCF, 2024. Disponível em: https://etcd.io/docs/v3.5/. Acesso em: 17 out. 2026.</w:t>
       </w:r>
     </w:p>
     <w:p>
@@ -23645,17 +25269,17 @@
         <w:jc w:val="left"/>
       </w:pPr>
       <w:r>
-        <w:t xml:space="preserve">CHANG, E.; ROBERTS, R. An improved algorithm for decentralized extrema-finding in circular configurations of processes. </w:t>
-      </w:r>
-      <w:r>
-        <w:rPr>
-          <w:b/>
-          <w:bCs/>
-        </w:rPr>
-        <w:t xml:space="preserve">Communications of the ACM</w:t>
-      </w:r>
-      <w:r>
-        <w:t xml:space="preserve">, v. 22, n. 5, p. 281-283, 1979.</w:t>
+        <w:t xml:space="preserve">HUNT, P. et al. ZooKeeper: wait-free coordination for internet-scale systems. In: USENIX ANNUAL TECHNICAL CONFERENCE (ATC), 2010, Boston. </w:t>
+      </w:r>
+      <w:r>
+        <w:rPr>
+          <w:b/>
+          <w:bCs/>
+        </w:rPr>
+        <w:t xml:space="preserve">Proceedings</w:t>
+      </w:r>
+      <w:r>
+        <w:t xml:space="preserve"> [...]. Berkeley: USENIX, 2010.</w:t>
       </w:r>
     </w:p>
     <w:p>
@@ -23664,17 +25288,17 @@
         <w:jc w:val="left"/>
       </w:pPr>
       <w:r>
-        <w:t xml:space="preserve">COULOURIS, G. et al. </w:t>
-      </w:r>
-      <w:r>
-        <w:rPr>
-          <w:b/>
-          <w:bCs/>
-        </w:rPr>
-        <w:t xml:space="preserve">Sistemas distribuídos</w:t>
-      </w:r>
-      <w:r>
-        <w:t xml:space="preserve">: conceitos e projeto. 5. ed. Porto Alegre: Bookman, 2013.</w:t>
+        <w:t xml:space="preserve">JUNQUEIRA, F. P.; REED, B. C.; SERAFINI, M. Zab: high-performance broadcast for primary-backup systems. In: IEEE/IFIP INTERNATIONAL CONFERENCE ON DEPENDABLE SYSTEMS AND NETWORKS (DSN), 41., 2011, Hong Kong. </w:t>
+      </w:r>
+      <w:r>
+        <w:rPr>
+          <w:b/>
+          <w:bCs/>
+        </w:rPr>
+        <w:t xml:space="preserve">Proceedings</w:t>
+      </w:r>
+      <w:r>
+        <w:t xml:space="preserve"> [...]. Piscataway: IEEE, 2011. p. 245-256.</w:t>
       </w:r>
     </w:p>
     <w:p>
@@ -23683,17 +25307,17 @@
         <w:jc w:val="left"/>
       </w:pPr>
       <w:r>
-        <w:t xml:space="preserve">ETCD AUTHORS. </w:t>
-      </w:r>
-      <w:r>
-        <w:rPr>
-          <w:b/>
-          <w:bCs/>
-        </w:rPr>
-        <w:t xml:space="preserve">etcd documentation v3.5</w:t>
-      </w:r>
-      <w:r>
-        <w:t xml:space="preserve">. [S. l.]: CNCF, 2024. Disponível em: https://etcd.io/docs/v3.5/. Acesso em: 17 out. 2026.</w:t>
+        <w:t xml:space="preserve">KLEPPMANN, M. How to do distributed locking. </w:t>
+      </w:r>
+      <w:r>
+        <w:rPr>
+          <w:b/>
+          <w:bCs/>
+        </w:rPr>
+        <w:t xml:space="preserve">Martin Kleppmann's blog</w:t>
+      </w:r>
+      <w:r>
+        <w:t xml:space="preserve">, 8 fev. 2016. Disponível em: https://martin.kleppmann.com/2016/02/08/how-to-do-distributed-locking.html. Acesso em: 17 out. 2026.</w:t>
       </w:r>
     </w:p>
     <w:p>
@@ -23702,64 +25326,7 @@
         <w:jc w:val="left"/>
       </w:pPr>
       <w:r>
-        <w:t xml:space="preserve">FISCHER, M. J.; LYNCH, N. A.; PATERSON, M. S. Impossibility of distributed consensus with one faulty process. </w:t>
-      </w:r>
-      <w:r>
-        <w:rPr>
-          <w:b/>
-          <w:bCs/>
-        </w:rPr>
-        <w:t xml:space="preserve">Journal of the ACM</w:t>
-      </w:r>
-      <w:r>
-        <w:t xml:space="preserve">, v. 32, n. 2, p. 374-382, 1985.</w:t>
-      </w:r>
-    </w:p>
-    <w:p>
-      <w:pPr>
-        <w:spacing w:after="240" w:line="240"/>
-        <w:jc w:val="left"/>
-      </w:pPr>
-      <w:r>
-        <w:t xml:space="preserve">GARCIA-MOLINA, H. Elections in a distributed computing system. </w:t>
-      </w:r>
-      <w:r>
-        <w:rPr>
-          <w:b/>
-          <w:bCs/>
-        </w:rPr>
-        <w:t xml:space="preserve">IEEE Transactions on Computers</w:t>
-      </w:r>
-      <w:r>
-        <w:t xml:space="preserve">, v. C-31, n. 1, p. 48-59, 1982.</w:t>
-      </w:r>
-    </w:p>
-    <w:p>
-      <w:pPr>
-        <w:spacing w:after="240" w:line="240"/>
-        <w:jc w:val="left"/>
-      </w:pPr>
-      <w:r>
-        <w:t xml:space="preserve">GILBERT, S.; LYNCH, N. Brewer's conjecture and the feasibility of consistent, available, partition-tolerant web services. </w:t>
-      </w:r>
-      <w:r>
-        <w:rPr>
-          <w:b/>
-          <w:bCs/>
-        </w:rPr>
-        <w:t xml:space="preserve">ACM SIGACT News</w:t>
-      </w:r>
-      <w:r>
-        <w:t xml:space="preserve">, v. 33, n. 2, p. 51-59, 2002.</w:t>
-      </w:r>
-    </w:p>
-    <w:p>
-      <w:pPr>
-        <w:spacing w:after="240" w:line="240"/>
-        <w:jc w:val="left"/>
-      </w:pPr>
-      <w:r>
-        <w:t xml:space="preserve">GRAY, C.; CHERITON, D. Leases: an efficient fault-tolerant mechanism for distributed file cache consistency. In: ACM SYMPOSIUM ON OPERATING SYSTEMS PRINCIPLES (SOSP), 12., 1989, Litchfield Park. </w:t>
+        <w:t xml:space="preserve">ONGARO, D.; OUSTERHOUT, J. In search of an understandable consensus algorithm. In: USENIX ANNUAL TECHNICAL CONFERENCE (ATC), 2014, Philadelphia. </w:t>
       </w:r>
       <w:r>
         <w:rPr>
@@ -23769,216 +25336,7 @@
         <w:t xml:space="preserve">Proceedings</w:t>
       </w:r>
       <w:r>
-        <w:t xml:space="preserve"> [...]. New York: ACM, 1989. p. 202-210.</w:t>
-      </w:r>
-    </w:p>
-    <w:p>
-      <w:pPr>
-        <w:spacing w:after="240" w:line="240"/>
-        <w:jc w:val="left"/>
-      </w:pPr>
-      <w:r>
-        <w:t xml:space="preserve">HUNT, P. et al. ZooKeeper: wait-free coordination for internet-scale systems. In: USENIX ANNUAL TECHNICAL CONFERENCE (ATC), 2010, Boston. </w:t>
-      </w:r>
-      <w:r>
-        <w:rPr>
-          <w:b/>
-          <w:bCs/>
-        </w:rPr>
-        <w:t xml:space="preserve">Proceedings</w:t>
-      </w:r>
-      <w:r>
-        <w:t xml:space="preserve"> [...]. Berkeley: USENIX, 2010.</w:t>
-      </w:r>
-    </w:p>
-    <w:p>
-      <w:pPr>
-        <w:spacing w:after="240" w:line="240"/>
-        <w:jc w:val="left"/>
-      </w:pPr>
-      <w:r>
-        <w:t xml:space="preserve">JUNQUEIRA, F. P.; REED, B. C.; SERAFINI, M. Zab: high-performance broadcast for primary-backup systems. In: IEEE/IFIP INTERNATIONAL CONFERENCE ON DEPENDABLE SYSTEMS AND NETWORKS (DSN), 41., 2011, Hong Kong. </w:t>
-      </w:r>
-      <w:r>
-        <w:rPr>
-          <w:b/>
-          <w:bCs/>
-        </w:rPr>
-        <w:t xml:space="preserve">Proceedings</w:t>
-      </w:r>
-      <w:r>
-        <w:t xml:space="preserve"> [...]. Piscataway: IEEE, 2011. p. 245-256.</w:t>
-      </w:r>
-    </w:p>
-    <w:p>
-      <w:pPr>
-        <w:spacing w:after="240" w:line="240"/>
-        <w:jc w:val="left"/>
-      </w:pPr>
-      <w:r>
-        <w:t xml:space="preserve">KLEPPMANN, M. </w:t>
-      </w:r>
-      <w:r>
-        <w:rPr>
-          <w:b/>
-          <w:bCs/>
-        </w:rPr>
-        <w:t xml:space="preserve">Designing data-intensive applications</w:t>
-      </w:r>
-      <w:r>
-        <w:t xml:space="preserve">. Sebastopol: O'Reilly, 2017.</w:t>
-      </w:r>
-    </w:p>
-    <w:p>
-      <w:pPr>
-        <w:spacing w:after="240" w:line="240"/>
-        <w:jc w:val="left"/>
-      </w:pPr>
-      <w:r>
-        <w:t xml:space="preserve">KLEPPMANN, M. How to do distributed locking. </w:t>
-      </w:r>
-      <w:r>
-        <w:rPr>
-          <w:b/>
-          <w:bCs/>
-        </w:rPr>
-        <w:t xml:space="preserve">Martin Kleppmann's blog</w:t>
-      </w:r>
-      <w:r>
-        <w:t xml:space="preserve">, 8 fev. 2016. Disponível em: https://martin.kleppmann.com/2016/02/08/how-to-do-distributed-locking.html. Acesso em: 17 out. 2026.</w:t>
-      </w:r>
-    </w:p>
-    <w:p>
-      <w:pPr>
-        <w:spacing w:after="240" w:line="240"/>
-        <w:jc w:val="left"/>
-      </w:pPr>
-      <w:r>
-        <w:t xml:space="preserve">LAMPORT, L. Time, clocks, and the ordering of events in a distributed system. </w:t>
-      </w:r>
-      <w:r>
-        <w:rPr>
-          <w:b/>
-          <w:bCs/>
-        </w:rPr>
-        <w:t xml:space="preserve">Communications of the ACM</w:t>
-      </w:r>
-      <w:r>
-        <w:t xml:space="preserve">, v. 21, n. 7, p. 558-565, 1978.</w:t>
-      </w:r>
-    </w:p>
-    <w:p>
-      <w:pPr>
-        <w:spacing w:after="240" w:line="240"/>
-        <w:jc w:val="left"/>
-      </w:pPr>
-      <w:r>
-        <w:t xml:space="preserve">LAMPORT, L. The part-time parliament. </w:t>
-      </w:r>
-      <w:r>
-        <w:rPr>
-          <w:b/>
-          <w:bCs/>
-        </w:rPr>
-        <w:t xml:space="preserve">ACM Transactions on Computer Systems</w:t>
-      </w:r>
-      <w:r>
-        <w:t xml:space="preserve">, v. 16, n. 2, p. 133-169, 1998.</w:t>
-      </w:r>
-    </w:p>
-    <w:p>
-      <w:pPr>
-        <w:spacing w:after="240" w:line="240"/>
-        <w:jc w:val="left"/>
-      </w:pPr>
-      <w:r>
-        <w:t xml:space="preserve">LAMPORT, L. Paxos made simple. </w:t>
-      </w:r>
-      <w:r>
-        <w:rPr>
-          <w:b/>
-          <w:bCs/>
-        </w:rPr>
-        <w:t xml:space="preserve">ACM SIGACT News</w:t>
-      </w:r>
-      <w:r>
-        <w:t xml:space="preserve">, v. 32, n. 4, p. 51-58, 2001.</w:t>
-      </w:r>
-    </w:p>
-    <w:p>
-      <w:pPr>
-        <w:spacing w:after="240" w:line="240"/>
-        <w:jc w:val="left"/>
-      </w:pPr>
-      <w:r>
-        <w:t xml:space="preserve">ONGARO, D. </w:t>
-      </w:r>
-      <w:r>
-        <w:rPr>
-          <w:b/>
-          <w:bCs/>
-        </w:rPr>
-        <w:t xml:space="preserve">Consensus</w:t>
-      </w:r>
-      <w:r>
-        <w:t xml:space="preserve">: bridging theory and practice. 2014. Tese (Doutorado em Ciência da Computação) – Stanford University, Stanford, 2014.</w:t>
-      </w:r>
-    </w:p>
-    <w:p>
-      <w:pPr>
-        <w:spacing w:after="240" w:line="240"/>
-        <w:jc w:val="left"/>
-      </w:pPr>
-      <w:r>
-        <w:t xml:space="preserve">ONGARO, D.; OUSTERHOUT, J. In search of an understandable consensus algorithm. In: USENIX ANNUAL TECHNICAL CONFERENCE (ATC), 2014, Philadelphia. </w:t>
-      </w:r>
-      <w:r>
-        <w:rPr>
-          <w:b/>
-          <w:bCs/>
-        </w:rPr>
-        <w:t xml:space="preserve">Proceedings</w:t>
-      </w:r>
-      <w:r>
         <w:t xml:space="preserve"> [...]. Berkeley: USENIX, 2014. p. 305-319.</w:t>
-      </w:r>
-    </w:p>
-    <w:p>
-      <w:pPr>
-        <w:spacing w:after="240" w:line="240"/>
-        <w:jc w:val="left"/>
-      </w:pPr>
-      <w:r>
-        <w:t xml:space="preserve">SCHNEIDER, F. B. Implementing fault-tolerant services using the state machine approach: a tutorial. </w:t>
-      </w:r>
-      <w:r>
-        <w:rPr>
-          <w:b/>
-          <w:bCs/>
-        </w:rPr>
-        <w:t xml:space="preserve">ACM Computing Surveys</w:t>
-      </w:r>
-      <w:r>
-        <w:t xml:space="preserve">, v. 22, n. 4, p. 299-319, 1990.</w:t>
-      </w:r>
-    </w:p>
-    <w:p>
-      <w:pPr>
-        <w:spacing w:after="240" w:line="240"/>
-        <w:jc w:val="left"/>
-      </w:pPr>
-      <w:r>
-        <w:t xml:space="preserve">VAN STEEN, M.; TANENBAUM, A. S. </w:t>
-      </w:r>
-      <w:r>
-        <w:rPr>
-          <w:b/>
-          <w:bCs/>
-        </w:rPr>
-        <w:t xml:space="preserve">Distributed systems</w:t>
-      </w:r>
-      <w:r>
-        <w:t xml:space="preserve">. 4. ed. [S. l.]: distributed-systems.net, 2023.</w:t>
       </w:r>
     </w:p>
     <w:sectPr>
@@ -24222,6 +25580,30 @@
   </w:num>
   <w:num w:numId="2">
     <w:abstractNumId w:val="2"/>
+    <w:lvlOverride w:ilvl="0">
+      <w:startOverride w:val="1"/>
+    </w:lvlOverride>
+  </w:num>
+  <w:num w:numId="3">
+    <w:abstractNumId w:val="3"/>
+    <w:lvlOverride w:ilvl="0">
+      <w:startOverride w:val="1"/>
+    </w:lvlOverride>
+  </w:num>
+  <w:num w:numId="4">
+    <w:abstractNumId w:val="3"/>
+    <w:lvlOverride w:ilvl="0">
+      <w:startOverride w:val="1"/>
+    </w:lvlOverride>
+  </w:num>
+  <w:num w:numId="5">
+    <w:abstractNumId w:val="3"/>
+    <w:lvlOverride w:ilvl="0">
+      <w:startOverride w:val="1"/>
+    </w:lvlOverride>
+  </w:num>
+  <w:num w:numId="6">
+    <w:abstractNumId w:val="3"/>
     <w:lvlOverride w:ilvl="0">
       <w:startOverride w:val="1"/>
     </w:lvlOverride>
